--- a/dist/word/ASAP Marketing Brief.docx
+++ b/dist/word/ASAP Marketing Brief.docx
@@ -2970,9 +2970,10 @@
         </w:tblBorders>
       </w:tblPr>
       <w:tblGrid>
-        <w:gridCol w:w="2891"/>
-        <w:gridCol w:w="3373"/>
-        <w:gridCol w:w="3374"/>
+        <w:gridCol w:w="1927"/>
+        <w:gridCol w:w="2120"/>
+        <w:gridCol w:w="2505"/>
+        <w:gridCol w:w="3086"/>
       </w:tblGrid>
       <w:tr>
         <w:trPr>
@@ -2980,7 +2981,7 @@
         </w:trPr>
         <w:tc>
           <w:tcPr>
-            <w:tcW w:type="dxa" w:w="2891"/>
+            <w:tcW w:type="dxa" w:w="1927"/>
             <w:tcBorders>
               <w:top w:val="single" w:color="BFBFBF" w:sz="4"/>
               <w:left w:val="single" w:color="BFBFBF" w:sz="4"/>
@@ -3013,7 +3014,7 @@
         </w:tc>
         <w:tc>
           <w:tcPr>
-            <w:tcW w:type="dxa" w:w="3373"/>
+            <w:tcW w:type="dxa" w:w="2120"/>
             <w:tcBorders>
               <w:top w:val="single" w:color="BFBFBF" w:sz="4"/>
               <w:left w:val="single" w:color="BFBFBF" w:sz="4"/>
@@ -3046,7 +3047,7 @@
         </w:tc>
         <w:tc>
           <w:tcPr>
-            <w:tcW w:type="dxa" w:w="3374"/>
+            <w:tcW w:type="dxa" w:w="2505"/>
             <w:tcBorders>
               <w:top w:val="single" w:color="BFBFBF" w:sz="4"/>
               <w:left w:val="single" w:color="BFBFBF" w:sz="4"/>
@@ -3074,6 +3075,39 @@
                 <w:szCs w:val="18"/>
               </w:rPr>
               <w:t xml:space="preserve">Marketing job</w:t>
+            </w:r>
+          </w:p>
+        </w:tc>
+        <w:tc>
+          <w:tcPr>
+            <w:tcW w:type="dxa" w:w="3086"/>
+            <w:tcBorders>
+              <w:top w:val="single" w:color="BFBFBF" w:sz="4"/>
+              <w:left w:val="single" w:color="BFBFBF" w:sz="4"/>
+              <w:bottom w:val="single" w:color="BFBFBF" w:sz="4"/>
+              <w:right w:val="single" w:color="BFBFBF" w:sz="4"/>
+            </w:tcBorders>
+            <w:shd w:fill="F2F2F2" w:color="auto" w:val="clear"/>
+            <w:tcMar>
+              <w:top w:type="dxa" w:w="80"/>
+              <w:left w:type="dxa" w:w="120"/>
+              <w:bottom w:type="dxa" w:w="80"/>
+              <w:right w:type="dxa" w:w="120"/>
+            </w:tcMar>
+          </w:tcPr>
+          <w:p>
+            <w:pPr>
+              <w:spacing w:after="0" w:before="0"/>
+            </w:pPr>
+            <w:r>
+              <w:rPr>
+                <w:rFonts w:ascii="Arial" w:cs="Arial" w:eastAsia="Arial" w:hAnsi="Arial"/>
+                <w:b/>
+                <w:bCs/>
+                <w:sz w:val="18"/>
+                <w:szCs w:val="18"/>
+              </w:rPr>
+              <w:t xml:space="preserve">On camera?</w:t>
             </w:r>
           </w:p>
         </w:tc>
@@ -3085,67 +3119,97 @@
         </w:trPr>
         <w:tc>
           <w:tcPr>
-            <w:tcW w:type="dxa" w:w="2891"/>
-            <w:tcBorders>
-              <w:top w:val="single" w:color="BFBFBF" w:sz="4"/>
-              <w:left w:val="single" w:color="BFBFBF" w:sz="4"/>
-              <w:bottom w:val="single" w:color="BFBFBF" w:sz="4"/>
-              <w:right w:val="single" w:color="BFBFBF" w:sz="4"/>
-            </w:tcBorders>
-            <w:tcMar>
-              <w:top w:type="dxa" w:w="80"/>
-              <w:left w:type="dxa" w:w="120"/>
-              <w:bottom w:type="dxa" w:w="80"/>
-              <w:right w:type="dxa" w:w="120"/>
-            </w:tcMar>
-          </w:tcPr>
-          <w:p>
-            <w:pPr>
-              <w:spacing w:after="0" w:before="0"/>
-            </w:pPr>
-            <w:r>
-              <w:rPr>
-                <w:rFonts w:ascii="Arial" w:cs="Arial" w:eastAsia="Arial" w:hAnsi="Arial"/>
-                <w:sz w:val="21"/>
-                <w:szCs w:val="21"/>
-              </w:rPr>
-              <w:t xml:space="preserve"/>
-            </w:r>
-          </w:p>
-        </w:tc>
-        <w:tc>
-          <w:tcPr>
-            <w:tcW w:type="dxa" w:w="3373"/>
-            <w:tcBorders>
-              <w:top w:val="single" w:color="BFBFBF" w:sz="4"/>
-              <w:left w:val="single" w:color="BFBFBF" w:sz="4"/>
-              <w:bottom w:val="single" w:color="BFBFBF" w:sz="4"/>
-              <w:right w:val="single" w:color="BFBFBF" w:sz="4"/>
-            </w:tcBorders>
-            <w:tcMar>
-              <w:top w:type="dxa" w:w="80"/>
-              <w:left w:type="dxa" w:w="120"/>
-              <w:bottom w:type="dxa" w:w="80"/>
-              <w:right w:type="dxa" w:w="120"/>
-            </w:tcMar>
-          </w:tcPr>
-          <w:p>
-            <w:pPr>
-              <w:spacing w:after="0" w:before="0"/>
-            </w:pPr>
-            <w:r>
-              <w:rPr>
-                <w:rFonts w:ascii="Arial" w:cs="Arial" w:eastAsia="Arial" w:hAnsi="Arial"/>
-                <w:sz w:val="21"/>
-                <w:szCs w:val="21"/>
-              </w:rPr>
-              <w:t xml:space="preserve"/>
-            </w:r>
-          </w:p>
-        </w:tc>
-        <w:tc>
-          <w:tcPr>
-            <w:tcW w:type="dxa" w:w="3374"/>
+            <w:tcW w:type="dxa" w:w="1927"/>
+            <w:tcBorders>
+              <w:top w:val="single" w:color="BFBFBF" w:sz="4"/>
+              <w:left w:val="single" w:color="BFBFBF" w:sz="4"/>
+              <w:bottom w:val="single" w:color="BFBFBF" w:sz="4"/>
+              <w:right w:val="single" w:color="BFBFBF" w:sz="4"/>
+            </w:tcBorders>
+            <w:tcMar>
+              <w:top w:type="dxa" w:w="80"/>
+              <w:left w:type="dxa" w:w="120"/>
+              <w:bottom w:type="dxa" w:w="80"/>
+              <w:right w:type="dxa" w:w="120"/>
+            </w:tcMar>
+          </w:tcPr>
+          <w:p>
+            <w:pPr>
+              <w:spacing w:after="0" w:before="0"/>
+            </w:pPr>
+            <w:r>
+              <w:rPr>
+                <w:rFonts w:ascii="Arial" w:cs="Arial" w:eastAsia="Arial" w:hAnsi="Arial"/>
+                <w:sz w:val="21"/>
+                <w:szCs w:val="21"/>
+              </w:rPr>
+              <w:t xml:space="preserve"/>
+            </w:r>
+          </w:p>
+        </w:tc>
+        <w:tc>
+          <w:tcPr>
+            <w:tcW w:type="dxa" w:w="2120"/>
+            <w:tcBorders>
+              <w:top w:val="single" w:color="BFBFBF" w:sz="4"/>
+              <w:left w:val="single" w:color="BFBFBF" w:sz="4"/>
+              <w:bottom w:val="single" w:color="BFBFBF" w:sz="4"/>
+              <w:right w:val="single" w:color="BFBFBF" w:sz="4"/>
+            </w:tcBorders>
+            <w:tcMar>
+              <w:top w:type="dxa" w:w="80"/>
+              <w:left w:type="dxa" w:w="120"/>
+              <w:bottom w:type="dxa" w:w="80"/>
+              <w:right w:type="dxa" w:w="120"/>
+            </w:tcMar>
+          </w:tcPr>
+          <w:p>
+            <w:pPr>
+              <w:spacing w:after="0" w:before="0"/>
+            </w:pPr>
+            <w:r>
+              <w:rPr>
+                <w:rFonts w:ascii="Arial" w:cs="Arial" w:eastAsia="Arial" w:hAnsi="Arial"/>
+                <w:sz w:val="21"/>
+                <w:szCs w:val="21"/>
+              </w:rPr>
+              <w:t xml:space="preserve"/>
+            </w:r>
+          </w:p>
+        </w:tc>
+        <w:tc>
+          <w:tcPr>
+            <w:tcW w:type="dxa" w:w="2505"/>
+            <w:tcBorders>
+              <w:top w:val="single" w:color="BFBFBF" w:sz="4"/>
+              <w:left w:val="single" w:color="BFBFBF" w:sz="4"/>
+              <w:bottom w:val="single" w:color="BFBFBF" w:sz="4"/>
+              <w:right w:val="single" w:color="BFBFBF" w:sz="4"/>
+            </w:tcBorders>
+            <w:tcMar>
+              <w:top w:type="dxa" w:w="80"/>
+              <w:left w:type="dxa" w:w="120"/>
+              <w:bottom w:type="dxa" w:w="80"/>
+              <w:right w:type="dxa" w:w="120"/>
+            </w:tcMar>
+          </w:tcPr>
+          <w:p>
+            <w:pPr>
+              <w:spacing w:after="0" w:before="0"/>
+            </w:pPr>
+            <w:r>
+              <w:rPr>
+                <w:rFonts w:ascii="Arial" w:cs="Arial" w:eastAsia="Arial" w:hAnsi="Arial"/>
+                <w:sz w:val="21"/>
+                <w:szCs w:val="21"/>
+              </w:rPr>
+              <w:t xml:space="preserve"/>
+            </w:r>
+          </w:p>
+        </w:tc>
+        <w:tc>
+          <w:tcPr>
+            <w:tcW w:type="dxa" w:w="3086"/>
             <w:tcBorders>
               <w:top w:val="single" w:color="BFBFBF" w:sz="4"/>
               <w:left w:val="single" w:color="BFBFBF" w:sz="4"/>
@@ -3181,67 +3245,97 @@
         </w:trPr>
         <w:tc>
           <w:tcPr>
-            <w:tcW w:type="dxa" w:w="2891"/>
-            <w:tcBorders>
-              <w:top w:val="single" w:color="BFBFBF" w:sz="4"/>
-              <w:left w:val="single" w:color="BFBFBF" w:sz="4"/>
-              <w:bottom w:val="single" w:color="BFBFBF" w:sz="4"/>
-              <w:right w:val="single" w:color="BFBFBF" w:sz="4"/>
-            </w:tcBorders>
-            <w:tcMar>
-              <w:top w:type="dxa" w:w="80"/>
-              <w:left w:type="dxa" w:w="120"/>
-              <w:bottom w:type="dxa" w:w="80"/>
-              <w:right w:type="dxa" w:w="120"/>
-            </w:tcMar>
-          </w:tcPr>
-          <w:p>
-            <w:pPr>
-              <w:spacing w:after="0" w:before="0"/>
-            </w:pPr>
-            <w:r>
-              <w:rPr>
-                <w:rFonts w:ascii="Arial" w:cs="Arial" w:eastAsia="Arial" w:hAnsi="Arial"/>
-                <w:sz w:val="21"/>
-                <w:szCs w:val="21"/>
-              </w:rPr>
-              <w:t xml:space="preserve"/>
-            </w:r>
-          </w:p>
-        </w:tc>
-        <w:tc>
-          <w:tcPr>
-            <w:tcW w:type="dxa" w:w="3373"/>
-            <w:tcBorders>
-              <w:top w:val="single" w:color="BFBFBF" w:sz="4"/>
-              <w:left w:val="single" w:color="BFBFBF" w:sz="4"/>
-              <w:bottom w:val="single" w:color="BFBFBF" w:sz="4"/>
-              <w:right w:val="single" w:color="BFBFBF" w:sz="4"/>
-            </w:tcBorders>
-            <w:tcMar>
-              <w:top w:type="dxa" w:w="80"/>
-              <w:left w:type="dxa" w:w="120"/>
-              <w:bottom w:type="dxa" w:w="80"/>
-              <w:right w:type="dxa" w:w="120"/>
-            </w:tcMar>
-          </w:tcPr>
-          <w:p>
-            <w:pPr>
-              <w:spacing w:after="0" w:before="0"/>
-            </w:pPr>
-            <w:r>
-              <w:rPr>
-                <w:rFonts w:ascii="Arial" w:cs="Arial" w:eastAsia="Arial" w:hAnsi="Arial"/>
-                <w:sz w:val="21"/>
-                <w:szCs w:val="21"/>
-              </w:rPr>
-              <w:t xml:space="preserve"/>
-            </w:r>
-          </w:p>
-        </w:tc>
-        <w:tc>
-          <w:tcPr>
-            <w:tcW w:type="dxa" w:w="3374"/>
+            <w:tcW w:type="dxa" w:w="1927"/>
+            <w:tcBorders>
+              <w:top w:val="single" w:color="BFBFBF" w:sz="4"/>
+              <w:left w:val="single" w:color="BFBFBF" w:sz="4"/>
+              <w:bottom w:val="single" w:color="BFBFBF" w:sz="4"/>
+              <w:right w:val="single" w:color="BFBFBF" w:sz="4"/>
+            </w:tcBorders>
+            <w:tcMar>
+              <w:top w:type="dxa" w:w="80"/>
+              <w:left w:type="dxa" w:w="120"/>
+              <w:bottom w:type="dxa" w:w="80"/>
+              <w:right w:type="dxa" w:w="120"/>
+            </w:tcMar>
+          </w:tcPr>
+          <w:p>
+            <w:pPr>
+              <w:spacing w:after="0" w:before="0"/>
+            </w:pPr>
+            <w:r>
+              <w:rPr>
+                <w:rFonts w:ascii="Arial" w:cs="Arial" w:eastAsia="Arial" w:hAnsi="Arial"/>
+                <w:sz w:val="21"/>
+                <w:szCs w:val="21"/>
+              </w:rPr>
+              <w:t xml:space="preserve"/>
+            </w:r>
+          </w:p>
+        </w:tc>
+        <w:tc>
+          <w:tcPr>
+            <w:tcW w:type="dxa" w:w="2120"/>
+            <w:tcBorders>
+              <w:top w:val="single" w:color="BFBFBF" w:sz="4"/>
+              <w:left w:val="single" w:color="BFBFBF" w:sz="4"/>
+              <w:bottom w:val="single" w:color="BFBFBF" w:sz="4"/>
+              <w:right w:val="single" w:color="BFBFBF" w:sz="4"/>
+            </w:tcBorders>
+            <w:tcMar>
+              <w:top w:type="dxa" w:w="80"/>
+              <w:left w:type="dxa" w:w="120"/>
+              <w:bottom w:type="dxa" w:w="80"/>
+              <w:right w:type="dxa" w:w="120"/>
+            </w:tcMar>
+          </w:tcPr>
+          <w:p>
+            <w:pPr>
+              <w:spacing w:after="0" w:before="0"/>
+            </w:pPr>
+            <w:r>
+              <w:rPr>
+                <w:rFonts w:ascii="Arial" w:cs="Arial" w:eastAsia="Arial" w:hAnsi="Arial"/>
+                <w:sz w:val="21"/>
+                <w:szCs w:val="21"/>
+              </w:rPr>
+              <w:t xml:space="preserve"/>
+            </w:r>
+          </w:p>
+        </w:tc>
+        <w:tc>
+          <w:tcPr>
+            <w:tcW w:type="dxa" w:w="2505"/>
+            <w:tcBorders>
+              <w:top w:val="single" w:color="BFBFBF" w:sz="4"/>
+              <w:left w:val="single" w:color="BFBFBF" w:sz="4"/>
+              <w:bottom w:val="single" w:color="BFBFBF" w:sz="4"/>
+              <w:right w:val="single" w:color="BFBFBF" w:sz="4"/>
+            </w:tcBorders>
+            <w:tcMar>
+              <w:top w:type="dxa" w:w="80"/>
+              <w:left w:type="dxa" w:w="120"/>
+              <w:bottom w:type="dxa" w:w="80"/>
+              <w:right w:type="dxa" w:w="120"/>
+            </w:tcMar>
+          </w:tcPr>
+          <w:p>
+            <w:pPr>
+              <w:spacing w:after="0" w:before="0"/>
+            </w:pPr>
+            <w:r>
+              <w:rPr>
+                <w:rFonts w:ascii="Arial" w:cs="Arial" w:eastAsia="Arial" w:hAnsi="Arial"/>
+                <w:sz w:val="21"/>
+                <w:szCs w:val="21"/>
+              </w:rPr>
+              <w:t xml:space="preserve"/>
+            </w:r>
+          </w:p>
+        </w:tc>
+        <w:tc>
+          <w:tcPr>
+            <w:tcW w:type="dxa" w:w="3086"/>
             <w:tcBorders>
               <w:top w:val="single" w:color="BFBFBF" w:sz="4"/>
               <w:left w:val="single" w:color="BFBFBF" w:sz="4"/>
@@ -3277,67 +3371,97 @@
         </w:trPr>
         <w:tc>
           <w:tcPr>
-            <w:tcW w:type="dxa" w:w="2891"/>
-            <w:tcBorders>
-              <w:top w:val="single" w:color="BFBFBF" w:sz="4"/>
-              <w:left w:val="single" w:color="BFBFBF" w:sz="4"/>
-              <w:bottom w:val="single" w:color="BFBFBF" w:sz="4"/>
-              <w:right w:val="single" w:color="BFBFBF" w:sz="4"/>
-            </w:tcBorders>
-            <w:tcMar>
-              <w:top w:type="dxa" w:w="80"/>
-              <w:left w:type="dxa" w:w="120"/>
-              <w:bottom w:type="dxa" w:w="80"/>
-              <w:right w:type="dxa" w:w="120"/>
-            </w:tcMar>
-          </w:tcPr>
-          <w:p>
-            <w:pPr>
-              <w:spacing w:after="0" w:before="0"/>
-            </w:pPr>
-            <w:r>
-              <w:rPr>
-                <w:rFonts w:ascii="Arial" w:cs="Arial" w:eastAsia="Arial" w:hAnsi="Arial"/>
-                <w:sz w:val="21"/>
-                <w:szCs w:val="21"/>
-              </w:rPr>
-              <w:t xml:space="preserve"/>
-            </w:r>
-          </w:p>
-        </w:tc>
-        <w:tc>
-          <w:tcPr>
-            <w:tcW w:type="dxa" w:w="3373"/>
-            <w:tcBorders>
-              <w:top w:val="single" w:color="BFBFBF" w:sz="4"/>
-              <w:left w:val="single" w:color="BFBFBF" w:sz="4"/>
-              <w:bottom w:val="single" w:color="BFBFBF" w:sz="4"/>
-              <w:right w:val="single" w:color="BFBFBF" w:sz="4"/>
-            </w:tcBorders>
-            <w:tcMar>
-              <w:top w:type="dxa" w:w="80"/>
-              <w:left w:type="dxa" w:w="120"/>
-              <w:bottom w:type="dxa" w:w="80"/>
-              <w:right w:type="dxa" w:w="120"/>
-            </w:tcMar>
-          </w:tcPr>
-          <w:p>
-            <w:pPr>
-              <w:spacing w:after="0" w:before="0"/>
-            </w:pPr>
-            <w:r>
-              <w:rPr>
-                <w:rFonts w:ascii="Arial" w:cs="Arial" w:eastAsia="Arial" w:hAnsi="Arial"/>
-                <w:sz w:val="21"/>
-                <w:szCs w:val="21"/>
-              </w:rPr>
-              <w:t xml:space="preserve"/>
-            </w:r>
-          </w:p>
-        </w:tc>
-        <w:tc>
-          <w:tcPr>
-            <w:tcW w:type="dxa" w:w="3374"/>
+            <w:tcW w:type="dxa" w:w="1927"/>
+            <w:tcBorders>
+              <w:top w:val="single" w:color="BFBFBF" w:sz="4"/>
+              <w:left w:val="single" w:color="BFBFBF" w:sz="4"/>
+              <w:bottom w:val="single" w:color="BFBFBF" w:sz="4"/>
+              <w:right w:val="single" w:color="BFBFBF" w:sz="4"/>
+            </w:tcBorders>
+            <w:tcMar>
+              <w:top w:type="dxa" w:w="80"/>
+              <w:left w:type="dxa" w:w="120"/>
+              <w:bottom w:type="dxa" w:w="80"/>
+              <w:right w:type="dxa" w:w="120"/>
+            </w:tcMar>
+          </w:tcPr>
+          <w:p>
+            <w:pPr>
+              <w:spacing w:after="0" w:before="0"/>
+            </w:pPr>
+            <w:r>
+              <w:rPr>
+                <w:rFonts w:ascii="Arial" w:cs="Arial" w:eastAsia="Arial" w:hAnsi="Arial"/>
+                <w:sz w:val="21"/>
+                <w:szCs w:val="21"/>
+              </w:rPr>
+              <w:t xml:space="preserve"/>
+            </w:r>
+          </w:p>
+        </w:tc>
+        <w:tc>
+          <w:tcPr>
+            <w:tcW w:type="dxa" w:w="2120"/>
+            <w:tcBorders>
+              <w:top w:val="single" w:color="BFBFBF" w:sz="4"/>
+              <w:left w:val="single" w:color="BFBFBF" w:sz="4"/>
+              <w:bottom w:val="single" w:color="BFBFBF" w:sz="4"/>
+              <w:right w:val="single" w:color="BFBFBF" w:sz="4"/>
+            </w:tcBorders>
+            <w:tcMar>
+              <w:top w:type="dxa" w:w="80"/>
+              <w:left w:type="dxa" w:w="120"/>
+              <w:bottom w:type="dxa" w:w="80"/>
+              <w:right w:type="dxa" w:w="120"/>
+            </w:tcMar>
+          </w:tcPr>
+          <w:p>
+            <w:pPr>
+              <w:spacing w:after="0" w:before="0"/>
+            </w:pPr>
+            <w:r>
+              <w:rPr>
+                <w:rFonts w:ascii="Arial" w:cs="Arial" w:eastAsia="Arial" w:hAnsi="Arial"/>
+                <w:sz w:val="21"/>
+                <w:szCs w:val="21"/>
+              </w:rPr>
+              <w:t xml:space="preserve"/>
+            </w:r>
+          </w:p>
+        </w:tc>
+        <w:tc>
+          <w:tcPr>
+            <w:tcW w:type="dxa" w:w="2505"/>
+            <w:tcBorders>
+              <w:top w:val="single" w:color="BFBFBF" w:sz="4"/>
+              <w:left w:val="single" w:color="BFBFBF" w:sz="4"/>
+              <w:bottom w:val="single" w:color="BFBFBF" w:sz="4"/>
+              <w:right w:val="single" w:color="BFBFBF" w:sz="4"/>
+            </w:tcBorders>
+            <w:tcMar>
+              <w:top w:type="dxa" w:w="80"/>
+              <w:left w:type="dxa" w:w="120"/>
+              <w:bottom w:type="dxa" w:w="80"/>
+              <w:right w:type="dxa" w:w="120"/>
+            </w:tcMar>
+          </w:tcPr>
+          <w:p>
+            <w:pPr>
+              <w:spacing w:after="0" w:before="0"/>
+            </w:pPr>
+            <w:r>
+              <w:rPr>
+                <w:rFonts w:ascii="Arial" w:cs="Arial" w:eastAsia="Arial" w:hAnsi="Arial"/>
+                <w:sz w:val="21"/>
+                <w:szCs w:val="21"/>
+              </w:rPr>
+              <w:t xml:space="preserve"/>
+            </w:r>
+          </w:p>
+        </w:tc>
+        <w:tc>
+          <w:tcPr>
+            <w:tcW w:type="dxa" w:w="3086"/>
             <w:tcBorders>
               <w:top w:val="single" w:color="BFBFBF" w:sz="4"/>
               <w:left w:val="single" w:color="BFBFBF" w:sz="4"/>
@@ -3373,67 +3497,97 @@
         </w:trPr>
         <w:tc>
           <w:tcPr>
-            <w:tcW w:type="dxa" w:w="2891"/>
-            <w:tcBorders>
-              <w:top w:val="single" w:color="BFBFBF" w:sz="4"/>
-              <w:left w:val="single" w:color="BFBFBF" w:sz="4"/>
-              <w:bottom w:val="single" w:color="BFBFBF" w:sz="4"/>
-              <w:right w:val="single" w:color="BFBFBF" w:sz="4"/>
-            </w:tcBorders>
-            <w:tcMar>
-              <w:top w:type="dxa" w:w="80"/>
-              <w:left w:type="dxa" w:w="120"/>
-              <w:bottom w:type="dxa" w:w="80"/>
-              <w:right w:type="dxa" w:w="120"/>
-            </w:tcMar>
-          </w:tcPr>
-          <w:p>
-            <w:pPr>
-              <w:spacing w:after="0" w:before="0"/>
-            </w:pPr>
-            <w:r>
-              <w:rPr>
-                <w:rFonts w:ascii="Arial" w:cs="Arial" w:eastAsia="Arial" w:hAnsi="Arial"/>
-                <w:sz w:val="21"/>
-                <w:szCs w:val="21"/>
-              </w:rPr>
-              <w:t xml:space="preserve"/>
-            </w:r>
-          </w:p>
-        </w:tc>
-        <w:tc>
-          <w:tcPr>
-            <w:tcW w:type="dxa" w:w="3373"/>
-            <w:tcBorders>
-              <w:top w:val="single" w:color="BFBFBF" w:sz="4"/>
-              <w:left w:val="single" w:color="BFBFBF" w:sz="4"/>
-              <w:bottom w:val="single" w:color="BFBFBF" w:sz="4"/>
-              <w:right w:val="single" w:color="BFBFBF" w:sz="4"/>
-            </w:tcBorders>
-            <w:tcMar>
-              <w:top w:type="dxa" w:w="80"/>
-              <w:left w:type="dxa" w:w="120"/>
-              <w:bottom w:type="dxa" w:w="80"/>
-              <w:right w:type="dxa" w:w="120"/>
-            </w:tcMar>
-          </w:tcPr>
-          <w:p>
-            <w:pPr>
-              <w:spacing w:after="0" w:before="0"/>
-            </w:pPr>
-            <w:r>
-              <w:rPr>
-                <w:rFonts w:ascii="Arial" w:cs="Arial" w:eastAsia="Arial" w:hAnsi="Arial"/>
-                <w:sz w:val="21"/>
-                <w:szCs w:val="21"/>
-              </w:rPr>
-              <w:t xml:space="preserve"/>
-            </w:r>
-          </w:p>
-        </w:tc>
-        <w:tc>
-          <w:tcPr>
-            <w:tcW w:type="dxa" w:w="3374"/>
+            <w:tcW w:type="dxa" w:w="1927"/>
+            <w:tcBorders>
+              <w:top w:val="single" w:color="BFBFBF" w:sz="4"/>
+              <w:left w:val="single" w:color="BFBFBF" w:sz="4"/>
+              <w:bottom w:val="single" w:color="BFBFBF" w:sz="4"/>
+              <w:right w:val="single" w:color="BFBFBF" w:sz="4"/>
+            </w:tcBorders>
+            <w:tcMar>
+              <w:top w:type="dxa" w:w="80"/>
+              <w:left w:type="dxa" w:w="120"/>
+              <w:bottom w:type="dxa" w:w="80"/>
+              <w:right w:type="dxa" w:w="120"/>
+            </w:tcMar>
+          </w:tcPr>
+          <w:p>
+            <w:pPr>
+              <w:spacing w:after="0" w:before="0"/>
+            </w:pPr>
+            <w:r>
+              <w:rPr>
+                <w:rFonts w:ascii="Arial" w:cs="Arial" w:eastAsia="Arial" w:hAnsi="Arial"/>
+                <w:sz w:val="21"/>
+                <w:szCs w:val="21"/>
+              </w:rPr>
+              <w:t xml:space="preserve"/>
+            </w:r>
+          </w:p>
+        </w:tc>
+        <w:tc>
+          <w:tcPr>
+            <w:tcW w:type="dxa" w:w="2120"/>
+            <w:tcBorders>
+              <w:top w:val="single" w:color="BFBFBF" w:sz="4"/>
+              <w:left w:val="single" w:color="BFBFBF" w:sz="4"/>
+              <w:bottom w:val="single" w:color="BFBFBF" w:sz="4"/>
+              <w:right w:val="single" w:color="BFBFBF" w:sz="4"/>
+            </w:tcBorders>
+            <w:tcMar>
+              <w:top w:type="dxa" w:w="80"/>
+              <w:left w:type="dxa" w:w="120"/>
+              <w:bottom w:type="dxa" w:w="80"/>
+              <w:right w:type="dxa" w:w="120"/>
+            </w:tcMar>
+          </w:tcPr>
+          <w:p>
+            <w:pPr>
+              <w:spacing w:after="0" w:before="0"/>
+            </w:pPr>
+            <w:r>
+              <w:rPr>
+                <w:rFonts w:ascii="Arial" w:cs="Arial" w:eastAsia="Arial" w:hAnsi="Arial"/>
+                <w:sz w:val="21"/>
+                <w:szCs w:val="21"/>
+              </w:rPr>
+              <w:t xml:space="preserve"/>
+            </w:r>
+          </w:p>
+        </w:tc>
+        <w:tc>
+          <w:tcPr>
+            <w:tcW w:type="dxa" w:w="2505"/>
+            <w:tcBorders>
+              <w:top w:val="single" w:color="BFBFBF" w:sz="4"/>
+              <w:left w:val="single" w:color="BFBFBF" w:sz="4"/>
+              <w:bottom w:val="single" w:color="BFBFBF" w:sz="4"/>
+              <w:right w:val="single" w:color="BFBFBF" w:sz="4"/>
+            </w:tcBorders>
+            <w:tcMar>
+              <w:top w:type="dxa" w:w="80"/>
+              <w:left w:type="dxa" w:w="120"/>
+              <w:bottom w:type="dxa" w:w="80"/>
+              <w:right w:type="dxa" w:w="120"/>
+            </w:tcMar>
+          </w:tcPr>
+          <w:p>
+            <w:pPr>
+              <w:spacing w:after="0" w:before="0"/>
+            </w:pPr>
+            <w:r>
+              <w:rPr>
+                <w:rFonts w:ascii="Arial" w:cs="Arial" w:eastAsia="Arial" w:hAnsi="Arial"/>
+                <w:sz w:val="21"/>
+                <w:szCs w:val="21"/>
+              </w:rPr>
+              <w:t xml:space="preserve"/>
+            </w:r>
+          </w:p>
+        </w:tc>
+        <w:tc>
+          <w:tcPr>
+            <w:tcW w:type="dxa" w:w="3086"/>
             <w:tcBorders>
               <w:top w:val="single" w:color="BFBFBF" w:sz="4"/>
               <w:left w:val="single" w:color="BFBFBF" w:sz="4"/>
@@ -3469,67 +3623,97 @@
         </w:trPr>
         <w:tc>
           <w:tcPr>
-            <w:tcW w:type="dxa" w:w="2891"/>
-            <w:tcBorders>
-              <w:top w:val="single" w:color="BFBFBF" w:sz="4"/>
-              <w:left w:val="single" w:color="BFBFBF" w:sz="4"/>
-              <w:bottom w:val="single" w:color="BFBFBF" w:sz="4"/>
-              <w:right w:val="single" w:color="BFBFBF" w:sz="4"/>
-            </w:tcBorders>
-            <w:tcMar>
-              <w:top w:type="dxa" w:w="80"/>
-              <w:left w:type="dxa" w:w="120"/>
-              <w:bottom w:type="dxa" w:w="80"/>
-              <w:right w:type="dxa" w:w="120"/>
-            </w:tcMar>
-          </w:tcPr>
-          <w:p>
-            <w:pPr>
-              <w:spacing w:after="0" w:before="0"/>
-            </w:pPr>
-            <w:r>
-              <w:rPr>
-                <w:rFonts w:ascii="Arial" w:cs="Arial" w:eastAsia="Arial" w:hAnsi="Arial"/>
-                <w:sz w:val="21"/>
-                <w:szCs w:val="21"/>
-              </w:rPr>
-              <w:t xml:space="preserve"/>
-            </w:r>
-          </w:p>
-        </w:tc>
-        <w:tc>
-          <w:tcPr>
-            <w:tcW w:type="dxa" w:w="3373"/>
-            <w:tcBorders>
-              <w:top w:val="single" w:color="BFBFBF" w:sz="4"/>
-              <w:left w:val="single" w:color="BFBFBF" w:sz="4"/>
-              <w:bottom w:val="single" w:color="BFBFBF" w:sz="4"/>
-              <w:right w:val="single" w:color="BFBFBF" w:sz="4"/>
-            </w:tcBorders>
-            <w:tcMar>
-              <w:top w:type="dxa" w:w="80"/>
-              <w:left w:type="dxa" w:w="120"/>
-              <w:bottom w:type="dxa" w:w="80"/>
-              <w:right w:type="dxa" w:w="120"/>
-            </w:tcMar>
-          </w:tcPr>
-          <w:p>
-            <w:pPr>
-              <w:spacing w:after="0" w:before="0"/>
-            </w:pPr>
-            <w:r>
-              <w:rPr>
-                <w:rFonts w:ascii="Arial" w:cs="Arial" w:eastAsia="Arial" w:hAnsi="Arial"/>
-                <w:sz w:val="21"/>
-                <w:szCs w:val="21"/>
-              </w:rPr>
-              <w:t xml:space="preserve"/>
-            </w:r>
-          </w:p>
-        </w:tc>
-        <w:tc>
-          <w:tcPr>
-            <w:tcW w:type="dxa" w:w="3374"/>
+            <w:tcW w:type="dxa" w:w="1927"/>
+            <w:tcBorders>
+              <w:top w:val="single" w:color="BFBFBF" w:sz="4"/>
+              <w:left w:val="single" w:color="BFBFBF" w:sz="4"/>
+              <w:bottom w:val="single" w:color="BFBFBF" w:sz="4"/>
+              <w:right w:val="single" w:color="BFBFBF" w:sz="4"/>
+            </w:tcBorders>
+            <w:tcMar>
+              <w:top w:type="dxa" w:w="80"/>
+              <w:left w:type="dxa" w:w="120"/>
+              <w:bottom w:type="dxa" w:w="80"/>
+              <w:right w:type="dxa" w:w="120"/>
+            </w:tcMar>
+          </w:tcPr>
+          <w:p>
+            <w:pPr>
+              <w:spacing w:after="0" w:before="0"/>
+            </w:pPr>
+            <w:r>
+              <w:rPr>
+                <w:rFonts w:ascii="Arial" w:cs="Arial" w:eastAsia="Arial" w:hAnsi="Arial"/>
+                <w:sz w:val="21"/>
+                <w:szCs w:val="21"/>
+              </w:rPr>
+              <w:t xml:space="preserve"/>
+            </w:r>
+          </w:p>
+        </w:tc>
+        <w:tc>
+          <w:tcPr>
+            <w:tcW w:type="dxa" w:w="2120"/>
+            <w:tcBorders>
+              <w:top w:val="single" w:color="BFBFBF" w:sz="4"/>
+              <w:left w:val="single" w:color="BFBFBF" w:sz="4"/>
+              <w:bottom w:val="single" w:color="BFBFBF" w:sz="4"/>
+              <w:right w:val="single" w:color="BFBFBF" w:sz="4"/>
+            </w:tcBorders>
+            <w:tcMar>
+              <w:top w:type="dxa" w:w="80"/>
+              <w:left w:type="dxa" w:w="120"/>
+              <w:bottom w:type="dxa" w:w="80"/>
+              <w:right w:type="dxa" w:w="120"/>
+            </w:tcMar>
+          </w:tcPr>
+          <w:p>
+            <w:pPr>
+              <w:spacing w:after="0" w:before="0"/>
+            </w:pPr>
+            <w:r>
+              <w:rPr>
+                <w:rFonts w:ascii="Arial" w:cs="Arial" w:eastAsia="Arial" w:hAnsi="Arial"/>
+                <w:sz w:val="21"/>
+                <w:szCs w:val="21"/>
+              </w:rPr>
+              <w:t xml:space="preserve"/>
+            </w:r>
+          </w:p>
+        </w:tc>
+        <w:tc>
+          <w:tcPr>
+            <w:tcW w:type="dxa" w:w="2505"/>
+            <w:tcBorders>
+              <w:top w:val="single" w:color="BFBFBF" w:sz="4"/>
+              <w:left w:val="single" w:color="BFBFBF" w:sz="4"/>
+              <w:bottom w:val="single" w:color="BFBFBF" w:sz="4"/>
+              <w:right w:val="single" w:color="BFBFBF" w:sz="4"/>
+            </w:tcBorders>
+            <w:tcMar>
+              <w:top w:type="dxa" w:w="80"/>
+              <w:left w:type="dxa" w:w="120"/>
+              <w:bottom w:type="dxa" w:w="80"/>
+              <w:right w:type="dxa" w:w="120"/>
+            </w:tcMar>
+          </w:tcPr>
+          <w:p>
+            <w:pPr>
+              <w:spacing w:after="0" w:before="0"/>
+            </w:pPr>
+            <w:r>
+              <w:rPr>
+                <w:rFonts w:ascii="Arial" w:cs="Arial" w:eastAsia="Arial" w:hAnsi="Arial"/>
+                <w:sz w:val="21"/>
+                <w:szCs w:val="21"/>
+              </w:rPr>
+              <w:t xml:space="preserve"/>
+            </w:r>
+          </w:p>
+        </w:tc>
+        <w:tc>
+          <w:tcPr>
+            <w:tcW w:type="dxa" w:w="3086"/>
             <w:tcBorders>
               <w:top w:val="single" w:color="BFBFBF" w:sz="4"/>
               <w:left w:val="single" w:color="BFBFBF" w:sz="4"/>
@@ -3581,7 +3765,32 @@
           <w:sz w:val="18"/>
           <w:szCs w:val="18"/>
         </w:rPr>
-        <w:t xml:space="preserve">Films  /  Posts  /  Films and posts  /  On camera  /  Signs off  /  Not involved</w:t>
+        <w:t xml:space="preserve">Films  /  Posts  /  Films + posts  /  Signs off  /  Not involved</w:t>
+      </w:r>
+    </w:p>
+    <w:p>
+      <w:pPr>
+        <w:spacing w:after="80" w:before="60"/>
+      </w:pPr>
+      <w:r>
+        <w:rPr>
+          <w:rFonts w:ascii="Arial" w:cs="Arial" w:eastAsia="Arial" w:hAnsi="Arial"/>
+          <w:b/>
+          <w:bCs/>
+          <w:color w:val="6F6F6F"/>
+          <w:sz w:val="18"/>
+          <w:szCs w:val="18"/>
+        </w:rPr>
+        <w:t xml:space="preserve">On camera? options: </w:t>
+      </w:r>
+      <w:r>
+        <w:rPr>
+          <w:rFonts w:ascii="Arial" w:cs="Arial" w:eastAsia="Arial" w:hAnsi="Arial"/>
+          <w:color w:val="6F6F6F"/>
+          <w:sz w:val="18"/>
+          <w:szCs w:val="18"/>
+        </w:rPr>
+        <w:t xml:space="preserve">Talking to camera  /  Hands and voice  /  Voice only  /  Rather not</w:t>
       </w:r>
     </w:p>
     <w:p>
@@ -4235,6 +4444,116 @@
     <w:p>
       <w:pPr>
         <w:keepNext/>
+        <w:spacing w:after="60" w:before="280"/>
+      </w:pPr>
+      <w:r>
+        <w:rPr>
+          <w:rFonts w:ascii="Arial" w:cs="Arial" w:eastAsia="Arial" w:hAnsi="Arial"/>
+          <w:b/>
+          <w:bCs/>
+          <w:sz w:val="22"/>
+          <w:szCs w:val="22"/>
+        </w:rPr>
+        <w:t xml:space="preserve">13.  </w:t>
+      </w:r>
+      <w:r>
+        <w:rPr>
+          <w:rFonts w:ascii="Arial" w:cs="Arial" w:eastAsia="Arial" w:hAnsi="Arial"/>
+          <w:b/>
+          <w:bCs/>
+          <w:sz w:val="22"/>
+          <w:szCs w:val="22"/>
+        </w:rPr>
+        <w:t xml:space="preserve">What does everyone on camera look like on a normal day?</w:t>
+      </w:r>
+    </w:p>
+    <w:p>
+      <w:pPr>
+        <w:keepNext/>
+        <w:spacing w:after="80" w:before="0"/>
+      </w:pPr>
+      <w:r>
+        <w:rPr>
+          <w:rFonts w:ascii="Arial" w:cs="Arial" w:eastAsia="Arial" w:hAnsi="Arial"/>
+          <w:color w:val="6F6F6F"/>
+          <w:sz w:val="19"/>
+          <w:szCs w:val="19"/>
+        </w:rPr>
+        <w:t xml:space="preserve">Age range, hair, build and what they usually wear. We use this to sketch your storyboards and plan outfits.</w:t>
+      </w:r>
+    </w:p>
+    <w:p>
+      <w:pPr>
+        <w:keepNext/>
+        <w:spacing w:after="80" w:before="0"/>
+      </w:pPr>
+      <w:r>
+        <w:rPr>
+          <w:rFonts w:ascii="Arial" w:cs="Arial" w:eastAsia="Arial" w:hAnsi="Arial"/>
+          <w:i/>
+          <w:iCs/>
+          <w:color w:val="9A9A9A"/>
+          <w:sz w:val="18"/>
+          <w:szCs w:val="18"/>
+        </w:rPr>
+        <w:t xml:space="preserve">e.g. Kim: early 40s, short grey hair, tall, black scrubs and white sneakers.</w:t>
+      </w:r>
+    </w:p>
+    <w:tbl>
+      <w:tblPr>
+        <w:tblW w:type="dxa" w:w="9638"/>
+        <w:tblBorders>
+          <w:top w:val="single" w:color="auto" w:sz="4"/>
+          <w:left w:val="single" w:color="auto" w:sz="4"/>
+          <w:bottom w:val="single" w:color="auto" w:sz="4"/>
+          <w:right w:val="single" w:color="auto" w:sz="4"/>
+          <w:insideH w:val="single" w:color="auto" w:sz="4"/>
+          <w:insideV w:val="single" w:color="auto" w:sz="4"/>
+        </w:tblBorders>
+      </w:tblPr>
+      <w:tblGrid>
+        <w:gridCol w:w="9638"/>
+      </w:tblGrid>
+      <w:tr>
+        <w:trPr>
+          <w:cantSplit/>
+          <w:trHeight w:val="1300" w:hRule="atLeast"/>
+        </w:trPr>
+        <w:tc>
+          <w:tcPr>
+            <w:tcW w:type="dxa" w:w="9638"/>
+            <w:tcBorders>
+              <w:top w:val="single" w:color="BFBFBF" w:sz="4"/>
+              <w:left w:val="single" w:color="BFBFBF" w:sz="4"/>
+              <w:bottom w:val="single" w:color="BFBFBF" w:sz="4"/>
+              <w:right w:val="single" w:color="BFBFBF" w:sz="4"/>
+            </w:tcBorders>
+            <w:tcMar>
+              <w:top w:type="dxa" w:w="80"/>
+              <w:left w:type="dxa" w:w="120"/>
+              <w:bottom w:type="dxa" w:w="80"/>
+              <w:right w:type="dxa" w:w="120"/>
+            </w:tcMar>
+          </w:tcPr>
+          <w:p>
+            <w:pPr>
+              <w:spacing w:after="0" w:before="0"/>
+            </w:pPr>
+            <w:r>
+              <w:rPr>
+                <w:rFonts w:ascii="Arial" w:cs="Arial" w:eastAsia="Arial" w:hAnsi="Arial"/>
+                <w:sz w:val="21"/>
+                <w:szCs w:val="21"/>
+              </w:rPr>
+              <w:t xml:space="preserve"/>
+            </w:r>
+          </w:p>
+        </w:tc>
+      </w:tr>
+    </w:tbl>
+    <w:p>
+      <w:pPr>
+        <w:keepNext/>
         <w:pBdr>
           <w:bottom w:val="single" w:color="111111" w:sz="12" w:space="6"/>
         </w:pBdr>
@@ -4273,7 +4592,7 @@
           <w:sz w:val="22"/>
           <w:szCs w:val="22"/>
         </w:rPr>
-        <w:t xml:space="preserve">13.  </w:t>
+        <w:t xml:space="preserve">14.  </w:t>
       </w:r>
       <w:r>
         <w:rPr>
@@ -4623,7 +4942,7 @@
           <w:sz w:val="22"/>
           <w:szCs w:val="22"/>
         </w:rPr>
-        <w:t xml:space="preserve">14.  </w:t>
+        <w:t xml:space="preserve">15.  </w:t>
       </w:r>
       <w:r>
         <w:rPr>
@@ -4833,7 +5152,7 @@
           <w:sz w:val="22"/>
           <w:szCs w:val="22"/>
         </w:rPr>
-        <w:t xml:space="preserve">15.  </w:t>
+        <w:t xml:space="preserve">16.  </w:t>
       </w:r>
       <w:r>
         <w:rPr>
@@ -4943,7 +5262,7 @@
           <w:sz w:val="22"/>
           <w:szCs w:val="22"/>
         </w:rPr>
-        <w:t xml:space="preserve">16.  </w:t>
+        <w:t xml:space="preserve">17.  </w:t>
       </w:r>
       <w:r>
         <w:rPr>
@@ -4953,7 +5272,7 @@
           <w:sz w:val="22"/>
           <w:szCs w:val="22"/>
         </w:rPr>
-        <w:t xml:space="preserve">Paste 2 or 3 real reviews or messages from happy customers.</w:t>
+        <w:t xml:space="preserve">What do people assume about you before their first visit, and what's actually true?</w:t>
       </w:r>
     </w:p>
     <w:p>
@@ -4968,7 +5287,7 @@
           <w:sz w:val="19"/>
           <w:szCs w:val="19"/>
         </w:rPr>
-        <w:t xml:space="preserve">Word for word is best. Google reviews, DMs, texts all work.</w:t>
+        <w:t xml:space="preserve">The gap between what people expect and what really happens is where the best videos come from.</w:t>
       </w:r>
     </w:p>
     <w:p>
@@ -4985,7 +5304,7 @@
           <w:sz w:val="18"/>
           <w:szCs w:val="18"/>
         </w:rPr>
-        <w:t xml:space="preserve">Paste here</w:t>
+        <w:t xml:space="preserve">e.g. They think we'll crack their neck and it'll hurt. Most first visits are slow, gentle and mostly talking.</w:t>
       </w:r>
     </w:p>
     <w:tbl>
@@ -5043,6 +5362,116 @@
     <w:p>
       <w:pPr>
         <w:keepNext/>
+        <w:spacing w:after="60" w:before="280"/>
+      </w:pPr>
+      <w:r>
+        <w:rPr>
+          <w:rFonts w:ascii="Arial" w:cs="Arial" w:eastAsia="Arial" w:hAnsi="Arial"/>
+          <w:b/>
+          <w:bCs/>
+          <w:sz w:val="22"/>
+          <w:szCs w:val="22"/>
+        </w:rPr>
+        <w:t xml:space="preserve">18.  </w:t>
+      </w:r>
+      <w:r>
+        <w:rPr>
+          <w:rFonts w:ascii="Arial" w:cs="Arial" w:eastAsia="Arial" w:hAnsi="Arial"/>
+          <w:b/>
+          <w:bCs/>
+          <w:sz w:val="22"/>
+          <w:szCs w:val="22"/>
+        </w:rPr>
+        <w:t xml:space="preserve">Paste 2 or 3 real reviews or messages from happy customers.</w:t>
+      </w:r>
+    </w:p>
+    <w:p>
+      <w:pPr>
+        <w:keepNext/>
+        <w:spacing w:after="80" w:before="0"/>
+      </w:pPr>
+      <w:r>
+        <w:rPr>
+          <w:rFonts w:ascii="Arial" w:cs="Arial" w:eastAsia="Arial" w:hAnsi="Arial"/>
+          <w:color w:val="6F6F6F"/>
+          <w:sz w:val="19"/>
+          <w:szCs w:val="19"/>
+        </w:rPr>
+        <w:t xml:space="preserve">Word for word is best. Google reviews, DMs, texts all work.</w:t>
+      </w:r>
+    </w:p>
+    <w:p>
+      <w:pPr>
+        <w:keepNext/>
+        <w:spacing w:after="80" w:before="0"/>
+      </w:pPr>
+      <w:r>
+        <w:rPr>
+          <w:rFonts w:ascii="Arial" w:cs="Arial" w:eastAsia="Arial" w:hAnsi="Arial"/>
+          <w:i/>
+          <w:iCs/>
+          <w:color w:val="9A9A9A"/>
+          <w:sz w:val="18"/>
+          <w:szCs w:val="18"/>
+        </w:rPr>
+        <w:t xml:space="preserve">Paste here</w:t>
+      </w:r>
+    </w:p>
+    <w:tbl>
+      <w:tblPr>
+        <w:tblW w:type="dxa" w:w="9638"/>
+        <w:tblBorders>
+          <w:top w:val="single" w:color="auto" w:sz="4"/>
+          <w:left w:val="single" w:color="auto" w:sz="4"/>
+          <w:bottom w:val="single" w:color="auto" w:sz="4"/>
+          <w:right w:val="single" w:color="auto" w:sz="4"/>
+          <w:insideH w:val="single" w:color="auto" w:sz="4"/>
+          <w:insideV w:val="single" w:color="auto" w:sz="4"/>
+        </w:tblBorders>
+      </w:tblPr>
+      <w:tblGrid>
+        <w:gridCol w:w="9638"/>
+      </w:tblGrid>
+      <w:tr>
+        <w:trPr>
+          <w:cantSplit/>
+          <w:trHeight w:val="1300" w:hRule="atLeast"/>
+        </w:trPr>
+        <w:tc>
+          <w:tcPr>
+            <w:tcW w:type="dxa" w:w="9638"/>
+            <w:tcBorders>
+              <w:top w:val="single" w:color="BFBFBF" w:sz="4"/>
+              <w:left w:val="single" w:color="BFBFBF" w:sz="4"/>
+              <w:bottom w:val="single" w:color="BFBFBF" w:sz="4"/>
+              <w:right w:val="single" w:color="BFBFBF" w:sz="4"/>
+            </w:tcBorders>
+            <w:tcMar>
+              <w:top w:type="dxa" w:w="80"/>
+              <w:left w:type="dxa" w:w="120"/>
+              <w:bottom w:type="dxa" w:w="80"/>
+              <w:right w:type="dxa" w:w="120"/>
+            </w:tcMar>
+          </w:tcPr>
+          <w:p>
+            <w:pPr>
+              <w:spacing w:after="0" w:before="0"/>
+            </w:pPr>
+            <w:r>
+              <w:rPr>
+                <w:rFonts w:ascii="Arial" w:cs="Arial" w:eastAsia="Arial" w:hAnsi="Arial"/>
+                <w:sz w:val="21"/>
+                <w:szCs w:val="21"/>
+              </w:rPr>
+              <w:t xml:space="preserve"/>
+            </w:r>
+          </w:p>
+        </w:tc>
+      </w:tr>
+    </w:tbl>
+    <w:p>
+      <w:pPr>
+        <w:keepNext/>
         <w:pBdr>
           <w:bottom w:val="single" w:color="111111" w:sz="12" w:space="6"/>
         </w:pBdr>
@@ -5081,7 +5510,7 @@
           <w:sz w:val="22"/>
           <w:szCs w:val="22"/>
         </w:rPr>
-        <w:t xml:space="preserve">17.  </w:t>
+        <w:t xml:space="preserve">19.  </w:t>
       </w:r>
       <w:r>
         <w:rPr>
@@ -5989,7 +6418,7 @@
           <w:sz w:val="22"/>
           <w:szCs w:val="22"/>
         </w:rPr>
-        <w:t xml:space="preserve">18.  </w:t>
+        <w:t xml:space="preserve">20.  </w:t>
       </w:r>
       <w:r>
         <w:rPr>
@@ -6203,7 +6632,7 @@
           <w:sz w:val="22"/>
           <w:szCs w:val="22"/>
         </w:rPr>
-        <w:t xml:space="preserve">19.  </w:t>
+        <w:t xml:space="preserve">21.  </w:t>
       </w:r>
       <w:r>
         <w:rPr>
@@ -6445,7 +6874,7 @@
           <w:sz w:val="22"/>
           <w:szCs w:val="22"/>
         </w:rPr>
-        <w:t xml:space="preserve">20.  </w:t>
+        <w:t xml:space="preserve">22.  </w:t>
       </w:r>
       <w:r>
         <w:rPr>
@@ -6555,7 +6984,7 @@
           <w:sz w:val="22"/>
           <w:szCs w:val="22"/>
         </w:rPr>
-        <w:t xml:space="preserve">21.  </w:t>
+        <w:t xml:space="preserve">23.  </w:t>
       </w:r>
       <w:r>
         <w:rPr>
@@ -6754,7 +7183,7 @@
           <w:sz w:val="22"/>
           <w:szCs w:val="22"/>
         </w:rPr>
-        <w:t xml:space="preserve">22.  </w:t>
+        <w:t xml:space="preserve">24.  </w:t>
       </w:r>
       <w:r>
         <w:rPr>
@@ -6764,7 +7193,22 @@
           <w:sz w:val="22"/>
           <w:szCs w:val="22"/>
         </w:rPr>
-        <w:t xml:space="preserve">What's a myth in your industry you'd love to clear up?</w:t>
+        <w:t xml:space="preserve">What's something only you have?</w:t>
+      </w:r>
+    </w:p>
+    <w:p>
+      <w:pPr>
+        <w:keepNext/>
+        <w:spacing w:after="80" w:before="0"/>
+      </w:pPr>
+      <w:r>
+        <w:rPr>
+          <w:rFonts w:ascii="Arial" w:cs="Arial" w:eastAsia="Arial" w:hAnsi="Arial"/>
+          <w:color w:val="6F6F6F"/>
+          <w:sz w:val="19"/>
+          <w:szCs w:val="19"/>
+        </w:rPr>
+        <w:t xml:space="preserve">A signature move, a ritual, a prop, a regular, a view, a sound. The little things customers remember and competitors can't copy.</w:t>
       </w:r>
     </w:p>
     <w:p>
@@ -6781,7 +7225,7 @@
           <w:sz w:val="18"/>
           <w:szCs w:val="18"/>
         </w:rPr>
-        <w:t xml:space="preserve">e.g. People think a massage has to hurt to work.</w:t>
+        <w:t xml:space="preserve">e.g. Every client gets a hot towel at the end, and our dog Biscuit meets everyone at the door.</w:t>
       </w:r>
     </w:p>
     <w:tbl>
@@ -6904,75 +7348,7 @@
                 <w:sz w:val="18"/>
                 <w:szCs w:val="18"/>
               </w:rPr>
-              <w:t xml:space="preserve">Opinions you'd happily argue about over a BBQ</w:t>
-            </w:r>
-          </w:p>
-        </w:tc>
-        <w:tc>
-          <w:tcPr>
-            <w:tcW w:type="dxa" w:w="6168"/>
-            <w:tcBorders>
-              <w:top w:val="single" w:color="BFBFBF" w:sz="4"/>
-              <w:left w:val="single" w:color="BFBFBF" w:sz="4"/>
-              <w:bottom w:val="single" w:color="BFBFBF" w:sz="4"/>
-              <w:right w:val="single" w:color="BFBFBF" w:sz="4"/>
-            </w:tcBorders>
-            <w:tcMar>
-              <w:top w:type="dxa" w:w="80"/>
-              <w:left w:type="dxa" w:w="120"/>
-              <w:bottom w:type="dxa" w:w="80"/>
-              <w:right w:type="dxa" w:w="120"/>
-            </w:tcMar>
-          </w:tcPr>
-          <w:p>
-            <w:pPr>
-              <w:spacing w:after="0" w:before="0"/>
-            </w:pPr>
-            <w:r>
-              <w:rPr>
-                <w:rFonts w:ascii="Arial" w:cs="Arial" w:eastAsia="Arial" w:hAnsi="Arial"/>
-                <w:sz w:val="21"/>
-                <w:szCs w:val="21"/>
-              </w:rPr>
-              <w:t xml:space="preserve"/>
-            </w:r>
-          </w:p>
-        </w:tc>
-      </w:tr>
-      <w:tr>
-        <w:trPr>
-          <w:cantSplit/>
-          <w:trHeight w:val="700" w:hRule="atLeast"/>
-        </w:trPr>
-        <w:tc>
-          <w:tcPr>
-            <w:tcW w:type="dxa" w:w="3470"/>
-            <w:tcBorders>
-              <w:top w:val="single" w:color="BFBFBF" w:sz="4"/>
-              <w:left w:val="single" w:color="BFBFBF" w:sz="4"/>
-              <w:bottom w:val="single" w:color="BFBFBF" w:sz="4"/>
-              <w:right w:val="single" w:color="BFBFBF" w:sz="4"/>
-            </w:tcBorders>
-            <w:shd w:fill="F2F2F2" w:color="auto" w:val="clear"/>
-            <w:tcMar>
-              <w:top w:type="dxa" w:w="80"/>
-              <w:left w:type="dxa" w:w="120"/>
-              <w:bottom w:type="dxa" w:w="80"/>
-              <w:right w:type="dxa" w:w="120"/>
-            </w:tcMar>
-          </w:tcPr>
-          <w:p>
-            <w:pPr>
-              <w:spacing w:after="0" w:before="0"/>
-            </w:pPr>
-            <w:r>
-              <w:rPr>
-                <w:rFonts w:ascii="Arial" w:cs="Arial" w:eastAsia="Arial" w:hAnsi="Arial"/>
-                <w:color w:val="6F6F6F"/>
-                <w:sz w:val="18"/>
-                <w:szCs w:val="18"/>
-              </w:rPr>
-              <w:t xml:space="preserve">What customers think happens here vs what really happens</w:t>
+              <w:t xml:space="preserve">What's everyone in your industry posting that you're sick of seeing?</w:t>
             </w:r>
           </w:p>
         </w:tc>
@@ -7011,34 +7387,6 @@
     <w:p>
       <w:pPr>
         <w:keepNext/>
-        <w:pBdr>
-          <w:bottom w:val="single" w:color="111111" w:sz="12" w:space="6"/>
-        </w:pBdr>
-        <w:spacing w:after="80" w:before="480"/>
-      </w:pPr>
-      <w:r>
-        <w:rPr>
-          <w:rFonts w:ascii="Arial" w:cs="Arial" w:eastAsia="Arial" w:hAnsi="Arial"/>
-          <w:color w:val="6F6F6F"/>
-          <w:sz w:val="20"/>
-          <w:szCs w:val="20"/>
-        </w:rPr>
-        <w:t xml:space="preserve">08   </w:t>
-      </w:r>
-      <w:r>
-        <w:rPr>
-          <w:rFonts w:ascii="Arial" w:cs="Arial" w:eastAsia="Arial" w:hAnsi="Arial"/>
-          <w:b/>
-          <w:bCs/>
-          <w:sz w:val="32"/>
-          <w:szCs w:val="32"/>
-        </w:rPr>
-        <w:t xml:space="preserve">The Rules</w:t>
-      </w:r>
-    </w:p>
-    <w:p>
-      <w:pPr>
-        <w:keepNext/>
         <w:spacing w:after="60" w:before="280"/>
       </w:pPr>
       <w:r>
@@ -7049,7 +7397,7 @@
           <w:sz w:val="22"/>
           <w:szCs w:val="22"/>
         </w:rPr>
-        <w:t xml:space="preserve">23.  </w:t>
+        <w:t xml:space="preserve">25.  </w:t>
       </w:r>
       <w:r>
         <w:rPr>
@@ -7059,7 +7407,7 @@
           <w:sz w:val="22"/>
           <w:szCs w:val="22"/>
         </w:rPr>
-        <w:t xml:space="preserve">Does your industry have rules about advertising?</w:t>
+        <w:t xml:space="preserve">What's a myth in your industry you'd love to clear up?</w:t>
       </w:r>
     </w:p>
     <w:p>
@@ -7070,96 +7418,13 @@
       <w:r>
         <w:rPr>
           <w:rFonts w:ascii="Arial" w:cs="Arial" w:eastAsia="Arial" w:hAnsi="Arial"/>
-          <w:color w:val="6F6F6F"/>
-          <w:sz w:val="19"/>
-          <w:szCs w:val="19"/>
-        </w:rPr>
-        <w:t xml:space="preserve">Pick any that apply. Not sure is a perfectly good answer.</w:t>
-      </w:r>
-    </w:p>
-    <w:p>
-      <w:pPr>
-        <w:keepNext/>
-        <w:spacing w:after="80" w:before="0"/>
-      </w:pPr>
-      <w:r>
-        <w:rPr>
-          <w:rFonts w:ascii="Arial" w:cs="Arial" w:eastAsia="Arial" w:hAnsi="Arial"/>
-          <w:color w:val="6F6F6F"/>
-          <w:sz w:val="17"/>
-          <w:szCs w:val="17"/>
-        </w:rPr>
-        <w:t xml:space="preserve">Tick any that apply. Swap ☐ for ☒, or highlight your pick.</w:t>
-      </w:r>
-    </w:p>
-    <w:p>
-      <w:pPr>
-        <w:keepNext/>
-        <w:spacing w:after="120" w:before="0" w:line="360"/>
-      </w:pPr>
-      <w:r>
-        <w:rPr>
-          <w:rFonts w:ascii="Arial" w:cs="Arial" w:eastAsia="Arial" w:hAnsi="Arial"/>
-          <w:sz w:val="21"/>
-          <w:szCs w:val="21"/>
-        </w:rPr>
-        <w:t xml:space="preserve">☐ Health (AHPRA)</w:t>
-      </w:r>
-      <w:r>
-        <w:rPr>
-          <w:rFonts w:ascii="Arial" w:cs="Arial" w:eastAsia="Arial" w:hAnsi="Arial"/>
-          <w:sz w:val="21"/>
-          <w:szCs w:val="21"/>
-        </w:rPr>
-        <w:t xml:space="preserve">      ☐ Food</w:t>
-      </w:r>
-      <w:r>
-        <w:rPr>
-          <w:rFonts w:ascii="Arial" w:cs="Arial" w:eastAsia="Arial" w:hAnsi="Arial"/>
-          <w:sz w:val="21"/>
-          <w:szCs w:val="21"/>
-        </w:rPr>
-        <w:t xml:space="preserve">      ☐ Alcohol</w:t>
-      </w:r>
-      <w:r>
-        <w:rPr>
-          <w:rFonts w:ascii="Arial" w:cs="Arial" w:eastAsia="Arial" w:hAnsi="Arial"/>
-          <w:sz w:val="21"/>
-          <w:szCs w:val="21"/>
-        </w:rPr>
-        <w:t xml:space="preserve">      ☐ Finance</w:t>
-      </w:r>
-      <w:r>
-        <w:rPr>
-          <w:rFonts w:ascii="Arial" w:cs="Arial" w:eastAsia="Arial" w:hAnsi="Arial"/>
-          <w:sz w:val="21"/>
-          <w:szCs w:val="21"/>
-        </w:rPr>
-        <w:t xml:space="preserve">      ☐ None</w:t>
-      </w:r>
-      <w:r>
-        <w:rPr>
-          <w:rFonts w:ascii="Arial" w:cs="Arial" w:eastAsia="Arial" w:hAnsi="Arial"/>
-          <w:sz w:val="21"/>
-          <w:szCs w:val="21"/>
-        </w:rPr>
-        <w:t xml:space="preserve">      ☐ Not sure</w:t>
-      </w:r>
-    </w:p>
-    <w:p>
-      <w:pPr>
-        <w:keepNext/>
-        <w:spacing w:after="80" w:before="0"/>
-      </w:pPr>
-      <w:r>
-        <w:rPr>
-          <w:rFonts w:ascii="Arial" w:cs="Arial" w:eastAsia="Arial" w:hAnsi="Arial"/>
-          <w:b/>
-          <w:bCs/>
-          <w:sz w:val="19"/>
-          <w:szCs w:val="19"/>
-        </w:rPr>
-        <w:t xml:space="preserve">Words or promises you can't use</w:t>
+          <w:i/>
+          <w:iCs/>
+          <w:color w:val="9A9A9A"/>
+          <w:sz w:val="18"/>
+          <w:szCs w:val="18"/>
+        </w:rPr>
+        <w:t xml:space="preserve">e.g. People think a massage has to hurt to work.</w:t>
       </w:r>
     </w:p>
     <w:tbl>
@@ -7180,7 +7445,7 @@
       <w:tr>
         <w:trPr>
           <w:cantSplit/>
-          <w:trHeight w:val="800" w:hRule="atLeast"/>
+          <w:trHeight w:val="1300" w:hRule="atLeast"/>
         </w:trPr>
         <w:tc>
           <w:tcPr>
@@ -7282,75 +7547,7 @@
                 <w:sz w:val="18"/>
                 <w:szCs w:val="18"/>
               </w:rPr>
-              <w:t xml:space="preserve">Anything you always have to say? (e.g. "results may vary")</w:t>
-            </w:r>
-          </w:p>
-        </w:tc>
-        <w:tc>
-          <w:tcPr>
-            <w:tcW w:type="dxa" w:w="6168"/>
-            <w:tcBorders>
-              <w:top w:val="single" w:color="BFBFBF" w:sz="4"/>
-              <w:left w:val="single" w:color="BFBFBF" w:sz="4"/>
-              <w:bottom w:val="single" w:color="BFBFBF" w:sz="4"/>
-              <w:right w:val="single" w:color="BFBFBF" w:sz="4"/>
-            </w:tcBorders>
-            <w:tcMar>
-              <w:top w:type="dxa" w:w="80"/>
-              <w:left w:type="dxa" w:w="120"/>
-              <w:bottom w:type="dxa" w:w="80"/>
-              <w:right w:type="dxa" w:w="120"/>
-            </w:tcMar>
-          </w:tcPr>
-          <w:p>
-            <w:pPr>
-              <w:spacing w:after="0" w:before="0"/>
-            </w:pPr>
-            <w:r>
-              <w:rPr>
-                <w:rFonts w:ascii="Arial" w:cs="Arial" w:eastAsia="Arial" w:hAnsi="Arial"/>
-                <w:sz w:val="21"/>
-                <w:szCs w:val="21"/>
-              </w:rPr>
-              <w:t xml:space="preserve"/>
-            </w:r>
-          </w:p>
-        </w:tc>
-      </w:tr>
-      <w:tr>
-        <w:trPr>
-          <w:cantSplit/>
-          <w:trHeight w:val="700" w:hRule="atLeast"/>
-        </w:trPr>
-        <w:tc>
-          <w:tcPr>
-            <w:tcW w:type="dxa" w:w="3470"/>
-            <w:tcBorders>
-              <w:top w:val="single" w:color="BFBFBF" w:sz="4"/>
-              <w:left w:val="single" w:color="BFBFBF" w:sz="4"/>
-              <w:bottom w:val="single" w:color="BFBFBF" w:sz="4"/>
-              <w:right w:val="single" w:color="BFBFBF" w:sz="4"/>
-            </w:tcBorders>
-            <w:shd w:fill="F2F2F2" w:color="auto" w:val="clear"/>
-            <w:tcMar>
-              <w:top w:type="dxa" w:w="80"/>
-              <w:left w:type="dxa" w:w="120"/>
-              <w:bottom w:type="dxa" w:w="80"/>
-              <w:right w:type="dxa" w:w="120"/>
-            </w:tcMar>
-          </w:tcPr>
-          <w:p>
-            <w:pPr>
-              <w:spacing w:after="0" w:before="0"/>
-            </w:pPr>
-            <w:r>
-              <w:rPr>
-                <w:rFonts w:ascii="Arial" w:cs="Arial" w:eastAsia="Arial" w:hAnsi="Arial"/>
-                <w:color w:val="6F6F6F"/>
-                <w:sz w:val="18"/>
-                <w:szCs w:val="18"/>
-              </w:rPr>
-              <w:t xml:space="preserve">Rules about reviews, before-and-after photos or discounts</w:t>
+              <w:t xml:space="preserve">Opinions you'd happily argue about over a BBQ</w:t>
             </w:r>
           </w:p>
         </w:tc>
@@ -7401,7 +7598,7 @@
           <w:sz w:val="20"/>
           <w:szCs w:val="20"/>
         </w:rPr>
-        <w:t xml:space="preserve">09   </w:t>
+        <w:t xml:space="preserve">08   </w:t>
       </w:r>
       <w:r>
         <w:rPr>
@@ -7411,7 +7608,7 @@
           <w:sz w:val="32"/>
           <w:szCs w:val="32"/>
         </w:rPr>
-        <w:t xml:space="preserve">Filming &amp; Style</w:t>
+        <w:t xml:space="preserve">The Rules</w:t>
       </w:r>
     </w:p>
     <w:p>
@@ -7427,7 +7624,7 @@
           <w:sz w:val="22"/>
           <w:szCs w:val="22"/>
         </w:rPr>
-        <w:t xml:space="preserve">24.  </w:t>
+        <w:t xml:space="preserve">26.  </w:t>
       </w:r>
       <w:r>
         <w:rPr>
@@ -7437,7 +7634,7 @@
           <w:sz w:val="22"/>
           <w:szCs w:val="22"/>
         </w:rPr>
-        <w:t xml:space="preserve">Where can your team film?</w:t>
+        <w:t xml:space="preserve">Does your industry have rules about advertising?</w:t>
       </w:r>
     </w:p>
     <w:p>
@@ -7452,7 +7649,7 @@
           <w:sz w:val="19"/>
           <w:szCs w:val="19"/>
         </w:rPr>
-        <w:t xml:space="preserve">List every spot, inside and out. We'll build your concepts around these, so the more the better.</w:t>
+        <w:t xml:space="preserve">Pick any that apply. Not sure is a perfectly good answer.</w:t>
       </w:r>
     </w:p>
     <w:p>
@@ -7463,13 +7660,81 @@
       <w:r>
         <w:rPr>
           <w:rFonts w:ascii="Arial" w:cs="Arial" w:eastAsia="Arial" w:hAnsi="Arial"/>
-          <w:i/>
-          <w:iCs/>
-          <w:color w:val="9A9A9A"/>
-          <w:sz w:val="18"/>
-          <w:szCs w:val="18"/>
-        </w:rPr>
-        <w:t xml:space="preserve">e.g. Treatment room, reception desk, the shopfront, the park across the road</w:t>
+          <w:color w:val="6F6F6F"/>
+          <w:sz w:val="17"/>
+          <w:szCs w:val="17"/>
+        </w:rPr>
+        <w:t xml:space="preserve">Tick any that apply. Swap ☐ for ☒, or highlight your pick.</w:t>
+      </w:r>
+    </w:p>
+    <w:p>
+      <w:pPr>
+        <w:keepNext/>
+        <w:spacing w:after="120" w:before="0" w:line="360"/>
+      </w:pPr>
+      <w:r>
+        <w:rPr>
+          <w:rFonts w:ascii="Arial" w:cs="Arial" w:eastAsia="Arial" w:hAnsi="Arial"/>
+          <w:sz w:val="21"/>
+          <w:szCs w:val="21"/>
+        </w:rPr>
+        <w:t xml:space="preserve">☐ Health (AHPRA)</w:t>
+      </w:r>
+      <w:r>
+        <w:rPr>
+          <w:rFonts w:ascii="Arial" w:cs="Arial" w:eastAsia="Arial" w:hAnsi="Arial"/>
+          <w:sz w:val="21"/>
+          <w:szCs w:val="21"/>
+        </w:rPr>
+        <w:t xml:space="preserve">      ☐ Food</w:t>
+      </w:r>
+      <w:r>
+        <w:rPr>
+          <w:rFonts w:ascii="Arial" w:cs="Arial" w:eastAsia="Arial" w:hAnsi="Arial"/>
+          <w:sz w:val="21"/>
+          <w:szCs w:val="21"/>
+        </w:rPr>
+        <w:t xml:space="preserve">      ☐ Alcohol</w:t>
+      </w:r>
+      <w:r>
+        <w:rPr>
+          <w:rFonts w:ascii="Arial" w:cs="Arial" w:eastAsia="Arial" w:hAnsi="Arial"/>
+          <w:sz w:val="21"/>
+          <w:szCs w:val="21"/>
+        </w:rPr>
+        <w:t xml:space="preserve">      ☐ Finance</w:t>
+      </w:r>
+      <w:r>
+        <w:rPr>
+          <w:rFonts w:ascii="Arial" w:cs="Arial" w:eastAsia="Arial" w:hAnsi="Arial"/>
+          <w:sz w:val="21"/>
+          <w:szCs w:val="21"/>
+        </w:rPr>
+        <w:t xml:space="preserve">      ☐ None</w:t>
+      </w:r>
+      <w:r>
+        <w:rPr>
+          <w:rFonts w:ascii="Arial" w:cs="Arial" w:eastAsia="Arial" w:hAnsi="Arial"/>
+          <w:sz w:val="21"/>
+          <w:szCs w:val="21"/>
+        </w:rPr>
+        <w:t xml:space="preserve">      ☐ Not sure</w:t>
+      </w:r>
+    </w:p>
+    <w:p>
+      <w:pPr>
+        <w:keepNext/>
+        <w:spacing w:after="80" w:before="0"/>
+      </w:pPr>
+      <w:r>
+        <w:rPr>
+          <w:rFonts w:ascii="Arial" w:cs="Arial" w:eastAsia="Arial" w:hAnsi="Arial"/>
+          <w:b/>
+          <w:bCs/>
+          <w:sz w:val="19"/>
+          <w:szCs w:val="19"/>
+        </w:rPr>
+        <w:t xml:space="preserve">Words or promises you can't use</w:t>
       </w:r>
     </w:p>
     <w:tbl>
@@ -7490,7 +7755,7 @@
       <w:tr>
         <w:trPr>
           <w:cantSplit/>
-          <w:trHeight w:val="1300" w:hRule="atLeast"/>
+          <w:trHeight w:val="800" w:hRule="atLeast"/>
         </w:trPr>
         <w:tc>
           <w:tcPr>
@@ -7592,7 +7857,75 @@
                 <w:sz w:val="18"/>
                 <w:szCs w:val="18"/>
               </w:rPr>
-              <w:t xml:space="preserve">Anything you can't show? (customers' faces, computer screens, other brands)</w:t>
+              <w:t xml:space="preserve">Anything you always have to say? (e.g. "results may vary")</w:t>
+            </w:r>
+          </w:p>
+        </w:tc>
+        <w:tc>
+          <w:tcPr>
+            <w:tcW w:type="dxa" w:w="6168"/>
+            <w:tcBorders>
+              <w:top w:val="single" w:color="BFBFBF" w:sz="4"/>
+              <w:left w:val="single" w:color="BFBFBF" w:sz="4"/>
+              <w:bottom w:val="single" w:color="BFBFBF" w:sz="4"/>
+              <w:right w:val="single" w:color="BFBFBF" w:sz="4"/>
+            </w:tcBorders>
+            <w:tcMar>
+              <w:top w:type="dxa" w:w="80"/>
+              <w:left w:type="dxa" w:w="120"/>
+              <w:bottom w:type="dxa" w:w="80"/>
+              <w:right w:type="dxa" w:w="120"/>
+            </w:tcMar>
+          </w:tcPr>
+          <w:p>
+            <w:pPr>
+              <w:spacing w:after="0" w:before="0"/>
+            </w:pPr>
+            <w:r>
+              <w:rPr>
+                <w:rFonts w:ascii="Arial" w:cs="Arial" w:eastAsia="Arial" w:hAnsi="Arial"/>
+                <w:sz w:val="21"/>
+                <w:szCs w:val="21"/>
+              </w:rPr>
+              <w:t xml:space="preserve"/>
+            </w:r>
+          </w:p>
+        </w:tc>
+      </w:tr>
+      <w:tr>
+        <w:trPr>
+          <w:cantSplit/>
+          <w:trHeight w:val="700" w:hRule="atLeast"/>
+        </w:trPr>
+        <w:tc>
+          <w:tcPr>
+            <w:tcW w:type="dxa" w:w="3470"/>
+            <w:tcBorders>
+              <w:top w:val="single" w:color="BFBFBF" w:sz="4"/>
+              <w:left w:val="single" w:color="BFBFBF" w:sz="4"/>
+              <w:bottom w:val="single" w:color="BFBFBF" w:sz="4"/>
+              <w:right w:val="single" w:color="BFBFBF" w:sz="4"/>
+            </w:tcBorders>
+            <w:shd w:fill="F2F2F2" w:color="auto" w:val="clear"/>
+            <w:tcMar>
+              <w:top w:type="dxa" w:w="80"/>
+              <w:left w:type="dxa" w:w="120"/>
+              <w:bottom w:type="dxa" w:w="80"/>
+              <w:right w:type="dxa" w:w="120"/>
+            </w:tcMar>
+          </w:tcPr>
+          <w:p>
+            <w:pPr>
+              <w:spacing w:after="0" w:before="0"/>
+            </w:pPr>
+            <w:r>
+              <w:rPr>
+                <w:rFonts w:ascii="Arial" w:cs="Arial" w:eastAsia="Arial" w:hAnsi="Arial"/>
+                <w:color w:val="6F6F6F"/>
+                <w:sz w:val="18"/>
+                <w:szCs w:val="18"/>
+              </w:rPr>
+              <w:t xml:space="preserve">Rules about reviews, before-and-after photos or discounts</w:t>
             </w:r>
           </w:p>
         </w:tc>
@@ -7631,6 +7964,34 @@
     <w:p>
       <w:pPr>
         <w:keepNext/>
+        <w:pBdr>
+          <w:bottom w:val="single" w:color="111111" w:sz="12" w:space="6"/>
+        </w:pBdr>
+        <w:spacing w:after="80" w:before="480"/>
+      </w:pPr>
+      <w:r>
+        <w:rPr>
+          <w:rFonts w:ascii="Arial" w:cs="Arial" w:eastAsia="Arial" w:hAnsi="Arial"/>
+          <w:color w:val="6F6F6F"/>
+          <w:sz w:val="20"/>
+          <w:szCs w:val="20"/>
+        </w:rPr>
+        <w:t xml:space="preserve">09   </w:t>
+      </w:r>
+      <w:r>
+        <w:rPr>
+          <w:rFonts w:ascii="Arial" w:cs="Arial" w:eastAsia="Arial" w:hAnsi="Arial"/>
+          <w:b/>
+          <w:bCs/>
+          <w:sz w:val="32"/>
+          <w:szCs w:val="32"/>
+        </w:rPr>
+        <w:t xml:space="preserve">Filming &amp; Style</w:t>
+      </w:r>
+    </w:p>
+    <w:p>
+      <w:pPr>
+        <w:keepNext/>
         <w:spacing w:after="60" w:before="280"/>
       </w:pPr>
       <w:r>
@@ -7641,7 +8002,221 @@
           <w:sz w:val="22"/>
           <w:szCs w:val="22"/>
         </w:rPr>
-        <w:t xml:space="preserve">25.  </w:t>
+        <w:t xml:space="preserve">27.  </w:t>
+      </w:r>
+      <w:r>
+        <w:rPr>
+          <w:rFonts w:ascii="Arial" w:cs="Arial" w:eastAsia="Arial" w:hAnsi="Arial"/>
+          <w:b/>
+          <w:bCs/>
+          <w:sz w:val="22"/>
+          <w:szCs w:val="22"/>
+        </w:rPr>
+        <w:t xml:space="preserve">Where can your team film?</w:t>
+      </w:r>
+    </w:p>
+    <w:p>
+      <w:pPr>
+        <w:keepNext/>
+        <w:spacing w:after="80" w:before="0"/>
+      </w:pPr>
+      <w:r>
+        <w:rPr>
+          <w:rFonts w:ascii="Arial" w:cs="Arial" w:eastAsia="Arial" w:hAnsi="Arial"/>
+          <w:color w:val="6F6F6F"/>
+          <w:sz w:val="19"/>
+          <w:szCs w:val="19"/>
+        </w:rPr>
+        <w:t xml:space="preserve">List every spot, inside and out. We'll build your concepts around these, so the more the better.</w:t>
+      </w:r>
+    </w:p>
+    <w:p>
+      <w:pPr>
+        <w:keepNext/>
+        <w:spacing w:after="80" w:before="0"/>
+      </w:pPr>
+      <w:r>
+        <w:rPr>
+          <w:rFonts w:ascii="Arial" w:cs="Arial" w:eastAsia="Arial" w:hAnsi="Arial"/>
+          <w:i/>
+          <w:iCs/>
+          <w:color w:val="9A9A9A"/>
+          <w:sz w:val="18"/>
+          <w:szCs w:val="18"/>
+        </w:rPr>
+        <w:t xml:space="preserve">e.g. Treatment room, reception desk, the shopfront, the park across the road</w:t>
+      </w:r>
+    </w:p>
+    <w:tbl>
+      <w:tblPr>
+        <w:tblW w:type="dxa" w:w="9638"/>
+        <w:tblBorders>
+          <w:top w:val="single" w:color="auto" w:sz="4"/>
+          <w:left w:val="single" w:color="auto" w:sz="4"/>
+          <w:bottom w:val="single" w:color="auto" w:sz="4"/>
+          <w:right w:val="single" w:color="auto" w:sz="4"/>
+          <w:insideH w:val="single" w:color="auto" w:sz="4"/>
+          <w:insideV w:val="single" w:color="auto" w:sz="4"/>
+        </w:tblBorders>
+      </w:tblPr>
+      <w:tblGrid>
+        <w:gridCol w:w="9638"/>
+      </w:tblGrid>
+      <w:tr>
+        <w:trPr>
+          <w:cantSplit/>
+          <w:trHeight w:val="1300" w:hRule="atLeast"/>
+        </w:trPr>
+        <w:tc>
+          <w:tcPr>
+            <w:tcW w:type="dxa" w:w="9638"/>
+            <w:tcBorders>
+              <w:top w:val="single" w:color="BFBFBF" w:sz="4"/>
+              <w:left w:val="single" w:color="BFBFBF" w:sz="4"/>
+              <w:bottom w:val="single" w:color="BFBFBF" w:sz="4"/>
+              <w:right w:val="single" w:color="BFBFBF" w:sz="4"/>
+            </w:tcBorders>
+            <w:tcMar>
+              <w:top w:type="dxa" w:w="80"/>
+              <w:left w:type="dxa" w:w="120"/>
+              <w:bottom w:type="dxa" w:w="80"/>
+              <w:right w:type="dxa" w:w="120"/>
+            </w:tcMar>
+          </w:tcPr>
+          <w:p>
+            <w:pPr>
+              <w:spacing w:after="0" w:before="0"/>
+            </w:pPr>
+            <w:r>
+              <w:rPr>
+                <w:rFonts w:ascii="Arial" w:cs="Arial" w:eastAsia="Arial" w:hAnsi="Arial"/>
+                <w:sz w:val="21"/>
+                <w:szCs w:val="21"/>
+              </w:rPr>
+              <w:t xml:space="preserve"/>
+            </w:r>
+          </w:p>
+        </w:tc>
+      </w:tr>
+    </w:tbl>
+    <w:p>
+      <w:pPr>
+        <w:keepNext/>
+        <w:spacing w:after="80" w:before="160"/>
+      </w:pPr>
+      <w:r>
+        <w:rPr>
+          <w:rFonts w:ascii="Arial" w:cs="Arial" w:eastAsia="Arial" w:hAnsi="Arial"/>
+          <w:b/>
+          <w:bCs/>
+          <w:caps/>
+          <w:color w:val="6F6F6F"/>
+          <w:spacing w:val="20"/>
+          <w:sz w:val="16"/>
+          <w:szCs w:val="16"/>
+        </w:rPr>
+        <w:t xml:space="preserve">Got more to say? Optional</w:t>
+      </w:r>
+    </w:p>
+    <w:tbl>
+      <w:tblPr>
+        <w:tblW w:type="dxa" w:w="9638"/>
+        <w:tblBorders>
+          <w:top w:val="single" w:color="auto" w:sz="4"/>
+          <w:left w:val="single" w:color="auto" w:sz="4"/>
+          <w:bottom w:val="single" w:color="auto" w:sz="4"/>
+          <w:right w:val="single" w:color="auto" w:sz="4"/>
+          <w:insideH w:val="single" w:color="auto" w:sz="4"/>
+          <w:insideV w:val="single" w:color="auto" w:sz="4"/>
+        </w:tblBorders>
+      </w:tblPr>
+      <w:tblGrid>
+        <w:gridCol w:w="3470"/>
+        <w:gridCol w:w="6168"/>
+      </w:tblGrid>
+      <w:tr>
+        <w:trPr>
+          <w:cantSplit/>
+          <w:trHeight w:val="700" w:hRule="atLeast"/>
+        </w:trPr>
+        <w:tc>
+          <w:tcPr>
+            <w:tcW w:type="dxa" w:w="3470"/>
+            <w:tcBorders>
+              <w:top w:val="single" w:color="BFBFBF" w:sz="4"/>
+              <w:left w:val="single" w:color="BFBFBF" w:sz="4"/>
+              <w:bottom w:val="single" w:color="BFBFBF" w:sz="4"/>
+              <w:right w:val="single" w:color="BFBFBF" w:sz="4"/>
+            </w:tcBorders>
+            <w:shd w:fill="F2F2F2" w:color="auto" w:val="clear"/>
+            <w:tcMar>
+              <w:top w:type="dxa" w:w="80"/>
+              <w:left w:type="dxa" w:w="120"/>
+              <w:bottom w:type="dxa" w:w="80"/>
+              <w:right w:type="dxa" w:w="120"/>
+            </w:tcMar>
+          </w:tcPr>
+          <w:p>
+            <w:pPr>
+              <w:spacing w:after="0" w:before="0"/>
+            </w:pPr>
+            <w:r>
+              <w:rPr>
+                <w:rFonts w:ascii="Arial" w:cs="Arial" w:eastAsia="Arial" w:hAnsi="Arial"/>
+                <w:color w:val="6F6F6F"/>
+                <w:sz w:val="18"/>
+                <w:szCs w:val="18"/>
+              </w:rPr>
+              <w:t xml:space="preserve">Anything you can't show? (customers' faces, computer screens, other brands)</w:t>
+            </w:r>
+          </w:p>
+        </w:tc>
+        <w:tc>
+          <w:tcPr>
+            <w:tcW w:type="dxa" w:w="6168"/>
+            <w:tcBorders>
+              <w:top w:val="single" w:color="BFBFBF" w:sz="4"/>
+              <w:left w:val="single" w:color="BFBFBF" w:sz="4"/>
+              <w:bottom w:val="single" w:color="BFBFBF" w:sz="4"/>
+              <w:right w:val="single" w:color="BFBFBF" w:sz="4"/>
+            </w:tcBorders>
+            <w:tcMar>
+              <w:top w:type="dxa" w:w="80"/>
+              <w:left w:type="dxa" w:w="120"/>
+              <w:bottom w:type="dxa" w:w="80"/>
+              <w:right w:type="dxa" w:w="120"/>
+            </w:tcMar>
+          </w:tcPr>
+          <w:p>
+            <w:pPr>
+              <w:spacing w:after="0" w:before="0"/>
+            </w:pPr>
+            <w:r>
+              <w:rPr>
+                <w:rFonts w:ascii="Arial" w:cs="Arial" w:eastAsia="Arial" w:hAnsi="Arial"/>
+                <w:sz w:val="21"/>
+                <w:szCs w:val="21"/>
+              </w:rPr>
+              <w:t xml:space="preserve"/>
+            </w:r>
+          </w:p>
+        </w:tc>
+      </w:tr>
+    </w:tbl>
+    <w:p>
+      <w:pPr>
+        <w:keepNext/>
+        <w:spacing w:after="60" w:before="280"/>
+      </w:pPr>
+      <w:r>
+        <w:rPr>
+          <w:rFonts w:ascii="Arial" w:cs="Arial" w:eastAsia="Arial" w:hAnsi="Arial"/>
+          <w:b/>
+          <w:bCs/>
+          <w:sz w:val="22"/>
+          <w:szCs w:val="22"/>
+        </w:rPr>
+        <w:t xml:space="preserve">28.  </w:t>
       </w:r>
       <w:r>
         <w:rPr>
@@ -8025,7 +8600,7 @@
           <w:sz w:val="22"/>
           <w:szCs w:val="22"/>
         </w:rPr>
-        <w:t xml:space="preserve">26.  </w:t>
+        <w:t xml:space="preserve">29.  </w:t>
       </w:r>
       <w:r>
         <w:rPr>
@@ -8322,7 +8897,7 @@
           <w:sz w:val="22"/>
           <w:szCs w:val="22"/>
         </w:rPr>
-        <w:t xml:space="preserve">27.  </w:t>
+        <w:t xml:space="preserve">30.  </w:t>
       </w:r>
       <w:r>
         <w:rPr>

--- a/dist/word/ASAP Marketing Brief.docx
+++ b/dist/word/ASAP Marketing Brief.docx
@@ -1194,6 +1194,24 @@
       <w:r>
         <w:rPr>
           <w:rFonts w:ascii="Arial" w:cs="Arial" w:eastAsia="Arial" w:hAnsi="Arial"/>
+          <w:b/>
+          <w:bCs/>
+          <w:caps/>
+          <w:spacing w:val="20"/>
+          <w:sz w:val="16"/>
+          <w:szCs w:val="16"/>
+        </w:rPr>
+        <w:t xml:space="preserve">We need this one to plan your content</w:t>
+      </w:r>
+    </w:p>
+    <w:p>
+      <w:pPr>
+        <w:keepNext/>
+        <w:spacing w:after="80" w:before="0"/>
+      </w:pPr>
+      <w:r>
+        <w:rPr>
+          <w:rFonts w:ascii="Arial" w:cs="Arial" w:eastAsia="Arial" w:hAnsi="Arial"/>
           <w:i/>
           <w:iCs/>
           <w:color w:val="9A9A9A"/>
@@ -1201,6 +1219,829 @@
           <w:szCs w:val="18"/>
         </w:rPr>
         <w:t xml:space="preserve">e.g. Fill our Tuesday and Wednesday afternoons, and get more people booking pregnancy massage.</w:t>
+      </w:r>
+    </w:p>
+    <w:tbl>
+      <w:tblPr>
+        <w:tblW w:type="dxa" w:w="9638"/>
+        <w:tblBorders>
+          <w:top w:val="single" w:color="auto" w:sz="4"/>
+          <w:left w:val="single" w:color="auto" w:sz="4"/>
+          <w:bottom w:val="single" w:color="auto" w:sz="4"/>
+          <w:right w:val="single" w:color="auto" w:sz="4"/>
+          <w:insideH w:val="single" w:color="auto" w:sz="4"/>
+          <w:insideV w:val="single" w:color="auto" w:sz="4"/>
+        </w:tblBorders>
+      </w:tblPr>
+      <w:tblGrid>
+        <w:gridCol w:w="9638"/>
+      </w:tblGrid>
+      <w:tr>
+        <w:trPr>
+          <w:cantSplit/>
+          <w:trHeight w:val="1300" w:hRule="atLeast"/>
+        </w:trPr>
+        <w:tc>
+          <w:tcPr>
+            <w:tcW w:type="dxa" w:w="9638"/>
+            <w:tcBorders>
+              <w:top w:val="single" w:color="BFBFBF" w:sz="4"/>
+              <w:left w:val="single" w:color="BFBFBF" w:sz="4"/>
+              <w:bottom w:val="single" w:color="BFBFBF" w:sz="4"/>
+              <w:right w:val="single" w:color="BFBFBF" w:sz="4"/>
+            </w:tcBorders>
+            <w:tcMar>
+              <w:top w:type="dxa" w:w="80"/>
+              <w:left w:type="dxa" w:w="120"/>
+              <w:bottom w:type="dxa" w:w="80"/>
+              <w:right w:type="dxa" w:w="120"/>
+            </w:tcMar>
+          </w:tcPr>
+          <w:p>
+            <w:pPr>
+              <w:spacing w:after="0" w:before="0"/>
+            </w:pPr>
+            <w:r>
+              <w:rPr>
+                <w:rFonts w:ascii="Arial" w:cs="Arial" w:eastAsia="Arial" w:hAnsi="Arial"/>
+                <w:sz w:val="21"/>
+                <w:szCs w:val="21"/>
+              </w:rPr>
+              <w:t xml:space="preserve"/>
+            </w:r>
+          </w:p>
+        </w:tc>
+      </w:tr>
+    </w:tbl>
+    <w:p>
+      <w:pPr>
+        <w:keepNext/>
+        <w:spacing w:after="60" w:before="280"/>
+      </w:pPr>
+      <w:r>
+        <w:rPr>
+          <w:rFonts w:ascii="Arial" w:cs="Arial" w:eastAsia="Arial" w:hAnsi="Arial"/>
+          <w:b/>
+          <w:bCs/>
+          <w:sz w:val="22"/>
+          <w:szCs w:val="22"/>
+        </w:rPr>
+        <w:t xml:space="preserve">5.  </w:t>
+      </w:r>
+      <w:r>
+        <w:rPr>
+          <w:rFonts w:ascii="Arial" w:cs="Arial" w:eastAsia="Arial" w:hAnsi="Arial"/>
+          <w:b/>
+          <w:bCs/>
+          <w:sz w:val="22"/>
+          <w:szCs w:val="22"/>
+        </w:rPr>
+        <w:t xml:space="preserve">How will we know it's working?</w:t>
+      </w:r>
+    </w:p>
+    <w:p>
+      <w:pPr>
+        <w:keepNext/>
+        <w:spacing w:after="80" w:before="0"/>
+      </w:pPr>
+      <w:r>
+        <w:rPr>
+          <w:rFonts w:ascii="Arial" w:cs="Arial" w:eastAsia="Arial" w:hAnsi="Arial"/>
+          <w:color w:val="6F6F6F"/>
+          <w:sz w:val="19"/>
+          <w:szCs w:val="19"/>
+        </w:rPr>
+        <w:t xml:space="preserve">Rough numbers are perfect. Knowing where you're starting lets us show you what's moved.</w:t>
+      </w:r>
+    </w:p>
+    <w:tbl>
+      <w:tblPr>
+        <w:tblW w:type="dxa" w:w="9638"/>
+        <w:tblBorders>
+          <w:top w:val="single" w:color="auto" w:sz="4"/>
+          <w:left w:val="single" w:color="auto" w:sz="4"/>
+          <w:bottom w:val="single" w:color="auto" w:sz="4"/>
+          <w:right w:val="single" w:color="auto" w:sz="4"/>
+          <w:insideH w:val="single" w:color="auto" w:sz="4"/>
+          <w:insideV w:val="single" w:color="auto" w:sz="4"/>
+        </w:tblBorders>
+      </w:tblPr>
+      <w:tblGrid>
+        <w:gridCol w:w="3470"/>
+        <w:gridCol w:w="6168"/>
+      </w:tblGrid>
+      <w:tr>
+        <w:trPr>
+          <w:cantSplit/>
+          <w:trHeight w:val="520" w:hRule="atLeast"/>
+        </w:trPr>
+        <w:tc>
+          <w:tcPr>
+            <w:tcW w:type="dxa" w:w="3470"/>
+            <w:tcBorders>
+              <w:top w:val="single" w:color="BFBFBF" w:sz="4"/>
+              <w:left w:val="single" w:color="BFBFBF" w:sz="4"/>
+              <w:bottom w:val="single" w:color="BFBFBF" w:sz="4"/>
+              <w:right w:val="single" w:color="BFBFBF" w:sz="4"/>
+            </w:tcBorders>
+            <w:shd w:fill="F2F2F2" w:color="auto" w:val="clear"/>
+            <w:tcMar>
+              <w:top w:type="dxa" w:w="80"/>
+              <w:left w:type="dxa" w:w="120"/>
+              <w:bottom w:type="dxa" w:w="80"/>
+              <w:right w:type="dxa" w:w="120"/>
+            </w:tcMar>
+          </w:tcPr>
+          <w:p>
+            <w:pPr>
+              <w:spacing w:after="0" w:before="0"/>
+            </w:pPr>
+            <w:r>
+              <w:rPr>
+                <w:rFonts w:ascii="Arial" w:cs="Arial" w:eastAsia="Arial" w:hAnsi="Arial"/>
+                <w:color w:val="6F6F6F"/>
+                <w:sz w:val="18"/>
+                <w:szCs w:val="18"/>
+              </w:rPr>
+              <w:t xml:space="preserve">What a win looks like in 3 months</w:t>
+            </w:r>
+          </w:p>
+        </w:tc>
+        <w:tc>
+          <w:tcPr>
+            <w:tcW w:type="dxa" w:w="6168"/>
+            <w:tcBorders>
+              <w:top w:val="single" w:color="BFBFBF" w:sz="4"/>
+              <w:left w:val="single" w:color="BFBFBF" w:sz="4"/>
+              <w:bottom w:val="single" w:color="BFBFBF" w:sz="4"/>
+              <w:right w:val="single" w:color="BFBFBF" w:sz="4"/>
+            </w:tcBorders>
+            <w:tcMar>
+              <w:top w:type="dxa" w:w="80"/>
+              <w:left w:type="dxa" w:w="120"/>
+              <w:bottom w:type="dxa" w:w="80"/>
+              <w:right w:type="dxa" w:w="120"/>
+            </w:tcMar>
+          </w:tcPr>
+          <w:p>
+            <w:pPr>
+              <w:spacing w:after="0" w:before="0"/>
+            </w:pPr>
+            <w:r>
+              <w:rPr>
+                <w:rFonts w:ascii="Arial" w:cs="Arial" w:eastAsia="Arial" w:hAnsi="Arial"/>
+                <w:sz w:val="21"/>
+                <w:szCs w:val="21"/>
+              </w:rPr>
+              <w:t xml:space="preserve"/>
+            </w:r>
+          </w:p>
+        </w:tc>
+      </w:tr>
+      <w:tr>
+        <w:trPr>
+          <w:cantSplit/>
+          <w:trHeight w:val="520" w:hRule="atLeast"/>
+        </w:trPr>
+        <w:tc>
+          <w:tcPr>
+            <w:tcW w:type="dxa" w:w="3470"/>
+            <w:tcBorders>
+              <w:top w:val="single" w:color="BFBFBF" w:sz="4"/>
+              <w:left w:val="single" w:color="BFBFBF" w:sz="4"/>
+              <w:bottom w:val="single" w:color="BFBFBF" w:sz="4"/>
+              <w:right w:val="single" w:color="BFBFBF" w:sz="4"/>
+            </w:tcBorders>
+            <w:shd w:fill="F2F2F2" w:color="auto" w:val="clear"/>
+            <w:tcMar>
+              <w:top w:type="dxa" w:w="80"/>
+              <w:left w:type="dxa" w:w="120"/>
+              <w:bottom w:type="dxa" w:w="80"/>
+              <w:right w:type="dxa" w:w="120"/>
+            </w:tcMar>
+          </w:tcPr>
+          <w:p>
+            <w:pPr>
+              <w:spacing w:after="0" w:before="0"/>
+            </w:pPr>
+            <w:r>
+              <w:rPr>
+                <w:rFonts w:ascii="Arial" w:cs="Arial" w:eastAsia="Arial" w:hAnsi="Arial"/>
+                <w:color w:val="6F6F6F"/>
+                <w:sz w:val="18"/>
+                <w:szCs w:val="18"/>
+              </w:rPr>
+              <w:t xml:space="preserve">How you'll measure it</w:t>
+            </w:r>
+          </w:p>
+        </w:tc>
+        <w:tc>
+          <w:tcPr>
+            <w:tcW w:type="dxa" w:w="6168"/>
+            <w:tcBorders>
+              <w:top w:val="single" w:color="BFBFBF" w:sz="4"/>
+              <w:left w:val="single" w:color="BFBFBF" w:sz="4"/>
+              <w:bottom w:val="single" w:color="BFBFBF" w:sz="4"/>
+              <w:right w:val="single" w:color="BFBFBF" w:sz="4"/>
+            </w:tcBorders>
+            <w:tcMar>
+              <w:top w:type="dxa" w:w="80"/>
+              <w:left w:type="dxa" w:w="120"/>
+              <w:bottom w:type="dxa" w:w="80"/>
+              <w:right w:type="dxa" w:w="120"/>
+            </w:tcMar>
+          </w:tcPr>
+          <w:p>
+            <w:pPr>
+              <w:spacing w:after="0" w:before="0"/>
+            </w:pPr>
+            <w:r>
+              <w:rPr>
+                <w:rFonts w:ascii="Arial" w:cs="Arial" w:eastAsia="Arial" w:hAnsi="Arial"/>
+                <w:sz w:val="21"/>
+                <w:szCs w:val="21"/>
+              </w:rPr>
+              <w:t xml:space="preserve"/>
+            </w:r>
+          </w:p>
+        </w:tc>
+      </w:tr>
+      <w:tr>
+        <w:trPr>
+          <w:cantSplit/>
+          <w:trHeight w:val="520" w:hRule="atLeast"/>
+        </w:trPr>
+        <w:tc>
+          <w:tcPr>
+            <w:tcW w:type="dxa" w:w="3470"/>
+            <w:tcBorders>
+              <w:top w:val="single" w:color="BFBFBF" w:sz="4"/>
+              <w:left w:val="single" w:color="BFBFBF" w:sz="4"/>
+              <w:bottom w:val="single" w:color="BFBFBF" w:sz="4"/>
+              <w:right w:val="single" w:color="BFBFBF" w:sz="4"/>
+            </w:tcBorders>
+            <w:shd w:fill="F2F2F2" w:color="auto" w:val="clear"/>
+            <w:tcMar>
+              <w:top w:type="dxa" w:w="80"/>
+              <w:left w:type="dxa" w:w="120"/>
+              <w:bottom w:type="dxa" w:w="80"/>
+              <w:right w:type="dxa" w:w="120"/>
+            </w:tcMar>
+          </w:tcPr>
+          <w:p>
+            <w:pPr>
+              <w:spacing w:after="0" w:before="0"/>
+            </w:pPr>
+            <w:r>
+              <w:rPr>
+                <w:rFonts w:ascii="Arial" w:cs="Arial" w:eastAsia="Arial" w:hAnsi="Arial"/>
+                <w:color w:val="6F6F6F"/>
+                <w:sz w:val="18"/>
+                <w:szCs w:val="18"/>
+              </w:rPr>
+              <w:t xml:space="preserve">Where that's at today</w:t>
+            </w:r>
+          </w:p>
+        </w:tc>
+        <w:tc>
+          <w:tcPr>
+            <w:tcW w:type="dxa" w:w="6168"/>
+            <w:tcBorders>
+              <w:top w:val="single" w:color="BFBFBF" w:sz="4"/>
+              <w:left w:val="single" w:color="BFBFBF" w:sz="4"/>
+              <w:bottom w:val="single" w:color="BFBFBF" w:sz="4"/>
+              <w:right w:val="single" w:color="BFBFBF" w:sz="4"/>
+            </w:tcBorders>
+            <w:tcMar>
+              <w:top w:type="dxa" w:w="80"/>
+              <w:left w:type="dxa" w:w="120"/>
+              <w:bottom w:type="dxa" w:w="80"/>
+              <w:right w:type="dxa" w:w="120"/>
+            </w:tcMar>
+          </w:tcPr>
+          <w:p>
+            <w:pPr>
+              <w:spacing w:after="0" w:before="0"/>
+            </w:pPr>
+            <w:r>
+              <w:rPr>
+                <w:rFonts w:ascii="Arial" w:cs="Arial" w:eastAsia="Arial" w:hAnsi="Arial"/>
+                <w:sz w:val="21"/>
+                <w:szCs w:val="21"/>
+              </w:rPr>
+              <w:t xml:space="preserve"/>
+            </w:r>
+          </w:p>
+        </w:tc>
+      </w:tr>
+    </w:tbl>
+    <w:p>
+      <w:pPr>
+        <w:keepNext/>
+        <w:spacing w:after="60" w:before="280"/>
+      </w:pPr>
+      <w:r>
+        <w:rPr>
+          <w:rFonts w:ascii="Arial" w:cs="Arial" w:eastAsia="Arial" w:hAnsi="Arial"/>
+          <w:b/>
+          <w:bCs/>
+          <w:sz w:val="22"/>
+          <w:szCs w:val="22"/>
+        </w:rPr>
+        <w:t xml:space="preserve">6.  </w:t>
+      </w:r>
+      <w:r>
+        <w:rPr>
+          <w:rFonts w:ascii="Arial" w:cs="Arial" w:eastAsia="Arial" w:hAnsi="Arial"/>
+          <w:b/>
+          <w:bCs/>
+          <w:sz w:val="22"/>
+          <w:szCs w:val="22"/>
+        </w:rPr>
+        <w:t xml:space="preserve">What are your numbers right now?</w:t>
+      </w:r>
+    </w:p>
+    <w:p>
+      <w:pPr>
+        <w:keepNext/>
+        <w:spacing w:after="80" w:before="0"/>
+      </w:pPr>
+      <w:r>
+        <w:rPr>
+          <w:rFonts w:ascii="Arial" w:cs="Arial" w:eastAsia="Arial" w:hAnsi="Arial"/>
+          <w:color w:val="6F6F6F"/>
+          <w:sz w:val="19"/>
+          <w:szCs w:val="19"/>
+        </w:rPr>
+        <w:t xml:space="preserve">Rough is fine. These turn your strategy from a guess into a plan. Skip any you don't know.</w:t>
+      </w:r>
+    </w:p>
+    <w:tbl>
+      <w:tblPr>
+        <w:tblW w:type="dxa" w:w="9638"/>
+        <w:tblBorders>
+          <w:top w:val="single" w:color="auto" w:sz="4"/>
+          <w:left w:val="single" w:color="auto" w:sz="4"/>
+          <w:bottom w:val="single" w:color="auto" w:sz="4"/>
+          <w:right w:val="single" w:color="auto" w:sz="4"/>
+          <w:insideH w:val="single" w:color="auto" w:sz="4"/>
+          <w:insideV w:val="single" w:color="auto" w:sz="4"/>
+        </w:tblBorders>
+      </w:tblPr>
+      <w:tblGrid>
+        <w:gridCol w:w="3470"/>
+        <w:gridCol w:w="6168"/>
+      </w:tblGrid>
+      <w:tr>
+        <w:trPr>
+          <w:cantSplit/>
+          <w:trHeight w:val="520" w:hRule="atLeast"/>
+        </w:trPr>
+        <w:tc>
+          <w:tcPr>
+            <w:tcW w:type="dxa" w:w="3470"/>
+            <w:tcBorders>
+              <w:top w:val="single" w:color="BFBFBF" w:sz="4"/>
+              <w:left w:val="single" w:color="BFBFBF" w:sz="4"/>
+              <w:bottom w:val="single" w:color="BFBFBF" w:sz="4"/>
+              <w:right w:val="single" w:color="BFBFBF" w:sz="4"/>
+            </w:tcBorders>
+            <w:shd w:fill="F2F2F2" w:color="auto" w:val="clear"/>
+            <w:tcMar>
+              <w:top w:type="dxa" w:w="80"/>
+              <w:left w:type="dxa" w:w="120"/>
+              <w:bottom w:type="dxa" w:w="80"/>
+              <w:right w:type="dxa" w:w="120"/>
+            </w:tcMar>
+          </w:tcPr>
+          <w:p>
+            <w:pPr>
+              <w:spacing w:after="0" w:before="0"/>
+            </w:pPr>
+            <w:r>
+              <w:rPr>
+                <w:rFonts w:ascii="Arial" w:cs="Arial" w:eastAsia="Arial" w:hAnsi="Arial"/>
+                <w:color w:val="6F6F6F"/>
+                <w:sz w:val="18"/>
+                <w:szCs w:val="18"/>
+              </w:rPr>
+              <w:t xml:space="preserve">Enquiries or bookings a month</w:t>
+            </w:r>
+          </w:p>
+        </w:tc>
+        <w:tc>
+          <w:tcPr>
+            <w:tcW w:type="dxa" w:w="6168"/>
+            <w:tcBorders>
+              <w:top w:val="single" w:color="BFBFBF" w:sz="4"/>
+              <w:left w:val="single" w:color="BFBFBF" w:sz="4"/>
+              <w:bottom w:val="single" w:color="BFBFBF" w:sz="4"/>
+              <w:right w:val="single" w:color="BFBFBF" w:sz="4"/>
+            </w:tcBorders>
+            <w:tcMar>
+              <w:top w:type="dxa" w:w="80"/>
+              <w:left w:type="dxa" w:w="120"/>
+              <w:bottom w:type="dxa" w:w="80"/>
+              <w:right w:type="dxa" w:w="120"/>
+            </w:tcMar>
+          </w:tcPr>
+          <w:p>
+            <w:pPr>
+              <w:spacing w:after="0" w:before="0"/>
+            </w:pPr>
+            <w:r>
+              <w:rPr>
+                <w:rFonts w:ascii="Arial" w:cs="Arial" w:eastAsia="Arial" w:hAnsi="Arial"/>
+                <w:sz w:val="21"/>
+                <w:szCs w:val="21"/>
+              </w:rPr>
+              <w:t xml:space="preserve"/>
+            </w:r>
+          </w:p>
+        </w:tc>
+      </w:tr>
+      <w:tr>
+        <w:trPr>
+          <w:cantSplit/>
+          <w:trHeight w:val="520" w:hRule="atLeast"/>
+        </w:trPr>
+        <w:tc>
+          <w:tcPr>
+            <w:tcW w:type="dxa" w:w="3470"/>
+            <w:tcBorders>
+              <w:top w:val="single" w:color="BFBFBF" w:sz="4"/>
+              <w:left w:val="single" w:color="BFBFBF" w:sz="4"/>
+              <w:bottom w:val="single" w:color="BFBFBF" w:sz="4"/>
+              <w:right w:val="single" w:color="BFBFBF" w:sz="4"/>
+            </w:tcBorders>
+            <w:shd w:fill="F2F2F2" w:color="auto" w:val="clear"/>
+            <w:tcMar>
+              <w:top w:type="dxa" w:w="80"/>
+              <w:left w:type="dxa" w:w="120"/>
+              <w:bottom w:type="dxa" w:w="80"/>
+              <w:right w:type="dxa" w:w="120"/>
+            </w:tcMar>
+          </w:tcPr>
+          <w:p>
+            <w:pPr>
+              <w:spacing w:after="0" w:before="0"/>
+            </w:pPr>
+            <w:r>
+              <w:rPr>
+                <w:rFonts w:ascii="Arial" w:cs="Arial" w:eastAsia="Arial" w:hAnsi="Arial"/>
+                <w:color w:val="6F6F6F"/>
+                <w:sz w:val="18"/>
+                <w:szCs w:val="18"/>
+              </w:rPr>
+              <w:t xml:space="preserve">How many more customers you could take</w:t>
+            </w:r>
+          </w:p>
+        </w:tc>
+        <w:tc>
+          <w:tcPr>
+            <w:tcW w:type="dxa" w:w="6168"/>
+            <w:tcBorders>
+              <w:top w:val="single" w:color="BFBFBF" w:sz="4"/>
+              <w:left w:val="single" w:color="BFBFBF" w:sz="4"/>
+              <w:bottom w:val="single" w:color="BFBFBF" w:sz="4"/>
+              <w:right w:val="single" w:color="BFBFBF" w:sz="4"/>
+            </w:tcBorders>
+            <w:tcMar>
+              <w:top w:type="dxa" w:w="80"/>
+              <w:left w:type="dxa" w:w="120"/>
+              <w:bottom w:type="dxa" w:w="80"/>
+              <w:right w:type="dxa" w:w="120"/>
+            </w:tcMar>
+          </w:tcPr>
+          <w:p>
+            <w:pPr>
+              <w:spacing w:after="0" w:before="0"/>
+            </w:pPr>
+            <w:r>
+              <w:rPr>
+                <w:rFonts w:ascii="Arial" w:cs="Arial" w:eastAsia="Arial" w:hAnsi="Arial"/>
+                <w:sz w:val="21"/>
+                <w:szCs w:val="21"/>
+              </w:rPr>
+              <w:t xml:space="preserve"/>
+            </w:r>
+          </w:p>
+        </w:tc>
+      </w:tr>
+      <w:tr>
+        <w:trPr>
+          <w:cantSplit/>
+          <w:trHeight w:val="520" w:hRule="atLeast"/>
+        </w:trPr>
+        <w:tc>
+          <w:tcPr>
+            <w:tcW w:type="dxa" w:w="3470"/>
+            <w:tcBorders>
+              <w:top w:val="single" w:color="BFBFBF" w:sz="4"/>
+              <w:left w:val="single" w:color="BFBFBF" w:sz="4"/>
+              <w:bottom w:val="single" w:color="BFBFBF" w:sz="4"/>
+              <w:right w:val="single" w:color="BFBFBF" w:sz="4"/>
+            </w:tcBorders>
+            <w:shd w:fill="F2F2F2" w:color="auto" w:val="clear"/>
+            <w:tcMar>
+              <w:top w:type="dxa" w:w="80"/>
+              <w:left w:type="dxa" w:w="120"/>
+              <w:bottom w:type="dxa" w:w="80"/>
+              <w:right w:type="dxa" w:w="120"/>
+            </w:tcMar>
+          </w:tcPr>
+          <w:p>
+            <w:pPr>
+              <w:spacing w:after="0" w:before="0"/>
+            </w:pPr>
+            <w:r>
+              <w:rPr>
+                <w:rFonts w:ascii="Arial" w:cs="Arial" w:eastAsia="Arial" w:hAnsi="Arial"/>
+                <w:color w:val="6F6F6F"/>
+                <w:sz w:val="18"/>
+                <w:szCs w:val="18"/>
+              </w:rPr>
+              <w:t xml:space="preserve">Your most profitable service or product</w:t>
+            </w:r>
+          </w:p>
+        </w:tc>
+        <w:tc>
+          <w:tcPr>
+            <w:tcW w:type="dxa" w:w="6168"/>
+            <w:tcBorders>
+              <w:top w:val="single" w:color="BFBFBF" w:sz="4"/>
+              <w:left w:val="single" w:color="BFBFBF" w:sz="4"/>
+              <w:bottom w:val="single" w:color="BFBFBF" w:sz="4"/>
+              <w:right w:val="single" w:color="BFBFBF" w:sz="4"/>
+            </w:tcBorders>
+            <w:tcMar>
+              <w:top w:type="dxa" w:w="80"/>
+              <w:left w:type="dxa" w:w="120"/>
+              <w:bottom w:type="dxa" w:w="80"/>
+              <w:right w:type="dxa" w:w="120"/>
+            </w:tcMar>
+          </w:tcPr>
+          <w:p>
+            <w:pPr>
+              <w:spacing w:after="0" w:before="0"/>
+            </w:pPr>
+            <w:r>
+              <w:rPr>
+                <w:rFonts w:ascii="Arial" w:cs="Arial" w:eastAsia="Arial" w:hAnsi="Arial"/>
+                <w:sz w:val="21"/>
+                <w:szCs w:val="21"/>
+              </w:rPr>
+              <w:t xml:space="preserve"/>
+            </w:r>
+          </w:p>
+        </w:tc>
+      </w:tr>
+      <w:tr>
+        <w:trPr>
+          <w:cantSplit/>
+          <w:trHeight w:val="520" w:hRule="atLeast"/>
+        </w:trPr>
+        <w:tc>
+          <w:tcPr>
+            <w:tcW w:type="dxa" w:w="3470"/>
+            <w:tcBorders>
+              <w:top w:val="single" w:color="BFBFBF" w:sz="4"/>
+              <w:left w:val="single" w:color="BFBFBF" w:sz="4"/>
+              <w:bottom w:val="single" w:color="BFBFBF" w:sz="4"/>
+              <w:right w:val="single" w:color="BFBFBF" w:sz="4"/>
+            </w:tcBorders>
+            <w:shd w:fill="F2F2F2" w:color="auto" w:val="clear"/>
+            <w:tcMar>
+              <w:top w:type="dxa" w:w="80"/>
+              <w:left w:type="dxa" w:w="120"/>
+              <w:bottom w:type="dxa" w:w="80"/>
+              <w:right w:type="dxa" w:w="120"/>
+            </w:tcMar>
+          </w:tcPr>
+          <w:p>
+            <w:pPr>
+              <w:spacing w:after="0" w:before="0"/>
+            </w:pPr>
+            <w:r>
+              <w:rPr>
+                <w:rFonts w:ascii="Arial" w:cs="Arial" w:eastAsia="Arial" w:hAnsi="Arial"/>
+                <w:color w:val="6F6F6F"/>
+                <w:sz w:val="18"/>
+                <w:szCs w:val="18"/>
+              </w:rPr>
+              <w:t xml:space="preserve">Google rating and number of reviews</w:t>
+            </w:r>
+          </w:p>
+        </w:tc>
+        <w:tc>
+          <w:tcPr>
+            <w:tcW w:type="dxa" w:w="6168"/>
+            <w:tcBorders>
+              <w:top w:val="single" w:color="BFBFBF" w:sz="4"/>
+              <w:left w:val="single" w:color="BFBFBF" w:sz="4"/>
+              <w:bottom w:val="single" w:color="BFBFBF" w:sz="4"/>
+              <w:right w:val="single" w:color="BFBFBF" w:sz="4"/>
+            </w:tcBorders>
+            <w:tcMar>
+              <w:top w:type="dxa" w:w="80"/>
+              <w:left w:type="dxa" w:w="120"/>
+              <w:bottom w:type="dxa" w:w="80"/>
+              <w:right w:type="dxa" w:w="120"/>
+            </w:tcMar>
+          </w:tcPr>
+          <w:p>
+            <w:pPr>
+              <w:spacing w:after="0" w:before="0"/>
+            </w:pPr>
+            <w:r>
+              <w:rPr>
+                <w:rFonts w:ascii="Arial" w:cs="Arial" w:eastAsia="Arial" w:hAnsi="Arial"/>
+                <w:sz w:val="21"/>
+                <w:szCs w:val="21"/>
+              </w:rPr>
+              <w:t xml:space="preserve"/>
+            </w:r>
+          </w:p>
+        </w:tc>
+      </w:tr>
+      <w:tr>
+        <w:trPr>
+          <w:cantSplit/>
+          <w:trHeight w:val="520" w:hRule="atLeast"/>
+        </w:trPr>
+        <w:tc>
+          <w:tcPr>
+            <w:tcW w:type="dxa" w:w="3470"/>
+            <w:tcBorders>
+              <w:top w:val="single" w:color="BFBFBF" w:sz="4"/>
+              <w:left w:val="single" w:color="BFBFBF" w:sz="4"/>
+              <w:bottom w:val="single" w:color="BFBFBF" w:sz="4"/>
+              <w:right w:val="single" w:color="BFBFBF" w:sz="4"/>
+            </w:tcBorders>
+            <w:shd w:fill="F2F2F2" w:color="auto" w:val="clear"/>
+            <w:tcMar>
+              <w:top w:type="dxa" w:w="80"/>
+              <w:left w:type="dxa" w:w="120"/>
+              <w:bottom w:type="dxa" w:w="80"/>
+              <w:right w:type="dxa" w:w="120"/>
+            </w:tcMar>
+          </w:tcPr>
+          <w:p>
+            <w:pPr>
+              <w:spacing w:after="0" w:before="0"/>
+            </w:pPr>
+            <w:r>
+              <w:rPr>
+                <w:rFonts w:ascii="Arial" w:cs="Arial" w:eastAsia="Arial" w:hAnsi="Arial"/>
+                <w:color w:val="6F6F6F"/>
+                <w:sz w:val="18"/>
+                <w:szCs w:val="18"/>
+              </w:rPr>
+              <w:t xml:space="preserve">Followers on your main account</w:t>
+            </w:r>
+          </w:p>
+        </w:tc>
+        <w:tc>
+          <w:tcPr>
+            <w:tcW w:type="dxa" w:w="6168"/>
+            <w:tcBorders>
+              <w:top w:val="single" w:color="BFBFBF" w:sz="4"/>
+              <w:left w:val="single" w:color="BFBFBF" w:sz="4"/>
+              <w:bottom w:val="single" w:color="BFBFBF" w:sz="4"/>
+              <w:right w:val="single" w:color="BFBFBF" w:sz="4"/>
+            </w:tcBorders>
+            <w:tcMar>
+              <w:top w:type="dxa" w:w="80"/>
+              <w:left w:type="dxa" w:w="120"/>
+              <w:bottom w:type="dxa" w:w="80"/>
+              <w:right w:type="dxa" w:w="120"/>
+            </w:tcMar>
+          </w:tcPr>
+          <w:p>
+            <w:pPr>
+              <w:spacing w:after="0" w:before="0"/>
+            </w:pPr>
+            <w:r>
+              <w:rPr>
+                <w:rFonts w:ascii="Arial" w:cs="Arial" w:eastAsia="Arial" w:hAnsi="Arial"/>
+                <w:sz w:val="21"/>
+                <w:szCs w:val="21"/>
+              </w:rPr>
+              <w:t xml:space="preserve"/>
+            </w:r>
+          </w:p>
+        </w:tc>
+      </w:tr>
+      <w:tr>
+        <w:trPr>
+          <w:cantSplit/>
+          <w:trHeight w:val="520" w:hRule="atLeast"/>
+        </w:trPr>
+        <w:tc>
+          <w:tcPr>
+            <w:tcW w:type="dxa" w:w="3470"/>
+            <w:tcBorders>
+              <w:top w:val="single" w:color="BFBFBF" w:sz="4"/>
+              <w:left w:val="single" w:color="BFBFBF" w:sz="4"/>
+              <w:bottom w:val="single" w:color="BFBFBF" w:sz="4"/>
+              <w:right w:val="single" w:color="BFBFBF" w:sz="4"/>
+            </w:tcBorders>
+            <w:shd w:fill="F2F2F2" w:color="auto" w:val="clear"/>
+            <w:tcMar>
+              <w:top w:type="dxa" w:w="80"/>
+              <w:left w:type="dxa" w:w="120"/>
+              <w:bottom w:type="dxa" w:w="80"/>
+              <w:right w:type="dxa" w:w="120"/>
+            </w:tcMar>
+          </w:tcPr>
+          <w:p>
+            <w:pPr>
+              <w:spacing w:after="0" w:before="0"/>
+            </w:pPr>
+            <w:r>
+              <w:rPr>
+                <w:rFonts w:ascii="Arial" w:cs="Arial" w:eastAsia="Arial" w:hAnsi="Arial"/>
+                <w:color w:val="6F6F6F"/>
+                <w:sz w:val="18"/>
+                <w:szCs w:val="18"/>
+              </w:rPr>
+              <w:t xml:space="preserve">Monthly ad spend, if any</w:t>
+            </w:r>
+          </w:p>
+        </w:tc>
+        <w:tc>
+          <w:tcPr>
+            <w:tcW w:type="dxa" w:w="6168"/>
+            <w:tcBorders>
+              <w:top w:val="single" w:color="BFBFBF" w:sz="4"/>
+              <w:left w:val="single" w:color="BFBFBF" w:sz="4"/>
+              <w:bottom w:val="single" w:color="BFBFBF" w:sz="4"/>
+              <w:right w:val="single" w:color="BFBFBF" w:sz="4"/>
+            </w:tcBorders>
+            <w:tcMar>
+              <w:top w:type="dxa" w:w="80"/>
+              <w:left w:type="dxa" w:w="120"/>
+              <w:bottom w:type="dxa" w:w="80"/>
+              <w:right w:type="dxa" w:w="120"/>
+            </w:tcMar>
+          </w:tcPr>
+          <w:p>
+            <w:pPr>
+              <w:spacing w:after="0" w:before="0"/>
+            </w:pPr>
+            <w:r>
+              <w:rPr>
+                <w:rFonts w:ascii="Arial" w:cs="Arial" w:eastAsia="Arial" w:hAnsi="Arial"/>
+                <w:sz w:val="21"/>
+                <w:szCs w:val="21"/>
+              </w:rPr>
+              <w:t xml:space="preserve"/>
+            </w:r>
+          </w:p>
+        </w:tc>
+      </w:tr>
+    </w:tbl>
+    <w:p>
+      <w:pPr>
+        <w:keepNext/>
+        <w:spacing w:after="60" w:before="280"/>
+      </w:pPr>
+      <w:r>
+        <w:rPr>
+          <w:rFonts w:ascii="Arial" w:cs="Arial" w:eastAsia="Arial" w:hAnsi="Arial"/>
+          <w:b/>
+          <w:bCs/>
+          <w:sz w:val="22"/>
+          <w:szCs w:val="22"/>
+        </w:rPr>
+        <w:t xml:space="preserve">7.  </w:t>
+      </w:r>
+      <w:r>
+        <w:rPr>
+          <w:rFonts w:ascii="Arial" w:cs="Arial" w:eastAsia="Arial" w:hAnsi="Arial"/>
+          <w:b/>
+          <w:bCs/>
+          <w:sz w:val="22"/>
+          <w:szCs w:val="22"/>
+        </w:rPr>
+        <w:t xml:space="preserve">What's the biggest thing holding your marketing back right now?</w:t>
+      </w:r>
+    </w:p>
+    <w:p>
+      <w:pPr>
+        <w:keepNext/>
+        <w:spacing w:after="80" w:before="0"/>
+      </w:pPr>
+      <w:r>
+        <w:rPr>
+          <w:rFonts w:ascii="Arial" w:cs="Arial" w:eastAsia="Arial" w:hAnsi="Arial"/>
+          <w:i/>
+          <w:iCs/>
+          <w:color w:val="9A9A9A"/>
+          <w:sz w:val="18"/>
+          <w:szCs w:val="18"/>
+        </w:rPr>
+        <w:t xml:space="preserve">e.g. Time. We post in bursts, then disappear for a month.</w:t>
       </w:r>
     </w:p>
     <w:tbl>
@@ -1323,75 +2164,7 @@
                 <w:sz w:val="18"/>
                 <w:szCs w:val="18"/>
               </w:rPr>
-              <w:t xml:space="preserve">What would make this a win in 3 months?</w:t>
-            </w:r>
-          </w:p>
-        </w:tc>
-        <w:tc>
-          <w:tcPr>
-            <w:tcW w:type="dxa" w:w="6168"/>
-            <w:tcBorders>
-              <w:top w:val="single" w:color="BFBFBF" w:sz="4"/>
-              <w:left w:val="single" w:color="BFBFBF" w:sz="4"/>
-              <w:bottom w:val="single" w:color="BFBFBF" w:sz="4"/>
-              <w:right w:val="single" w:color="BFBFBF" w:sz="4"/>
-            </w:tcBorders>
-            <w:tcMar>
-              <w:top w:type="dxa" w:w="80"/>
-              <w:left w:type="dxa" w:w="120"/>
-              <w:bottom w:type="dxa" w:w="80"/>
-              <w:right w:type="dxa" w:w="120"/>
-            </w:tcMar>
-          </w:tcPr>
-          <w:p>
-            <w:pPr>
-              <w:spacing w:after="0" w:before="0"/>
-            </w:pPr>
-            <w:r>
-              <w:rPr>
-                <w:rFonts w:ascii="Arial" w:cs="Arial" w:eastAsia="Arial" w:hAnsi="Arial"/>
-                <w:sz w:val="21"/>
-                <w:szCs w:val="21"/>
-              </w:rPr>
-              <w:t xml:space="preserve"/>
-            </w:r>
-          </w:p>
-        </w:tc>
-      </w:tr>
-      <w:tr>
-        <w:trPr>
-          <w:cantSplit/>
-          <w:trHeight w:val="700" w:hRule="atLeast"/>
-        </w:trPr>
-        <w:tc>
-          <w:tcPr>
-            <w:tcW w:type="dxa" w:w="3470"/>
-            <w:tcBorders>
-              <w:top w:val="single" w:color="BFBFBF" w:sz="4"/>
-              <w:left w:val="single" w:color="BFBFBF" w:sz="4"/>
-              <w:bottom w:val="single" w:color="BFBFBF" w:sz="4"/>
-              <w:right w:val="single" w:color="BFBFBF" w:sz="4"/>
-            </w:tcBorders>
-            <w:shd w:fill="F2F2F2" w:color="auto" w:val="clear"/>
-            <w:tcMar>
-              <w:top w:type="dxa" w:w="80"/>
-              <w:left w:type="dxa" w:w="120"/>
-              <w:bottom w:type="dxa" w:w="80"/>
-              <w:right w:type="dxa" w:w="120"/>
-            </w:tcMar>
-          </w:tcPr>
-          <w:p>
-            <w:pPr>
-              <w:spacing w:after="0" w:before="0"/>
-            </w:pPr>
-            <w:r>
-              <w:rPr>
-                <w:rFonts w:ascii="Arial" w:cs="Arial" w:eastAsia="Arial" w:hAnsi="Arial"/>
-                <w:color w:val="6F6F6F"/>
-                <w:sz w:val="18"/>
-                <w:szCs w:val="18"/>
-              </w:rPr>
-              <w:t xml:space="preserve">How do you track how you're going now? (bookings, sales, enquiries, nothing yet)</w:t>
+              <w:t xml:space="preserve">What have you tried before that didn't work, and why do you think it didn't?</w:t>
             </w:r>
           </w:p>
         </w:tc>
@@ -1440,7 +2213,7 @@
           <w:sz w:val="22"/>
           <w:szCs w:val="22"/>
         </w:rPr>
-        <w:t xml:space="preserve">5.  </w:t>
+        <w:t xml:space="preserve">8.  </w:t>
       </w:r>
       <w:r>
         <w:rPr>
@@ -1450,7 +2223,22 @@
           <w:sz w:val="22"/>
           <w:szCs w:val="22"/>
         </w:rPr>
-        <w:t xml:space="preserve">What's the biggest thing holding your marketing back right now?</w:t>
+        <w:t xml:space="preserve">When are your busy and quiet times of year?</w:t>
+      </w:r>
+    </w:p>
+    <w:p>
+      <w:pPr>
+        <w:keepNext/>
+        <w:spacing w:after="80" w:before="0"/>
+      </w:pPr>
+      <w:r>
+        <w:rPr>
+          <w:rFonts w:ascii="Arial" w:cs="Arial" w:eastAsia="Arial" w:hAnsi="Arial"/>
+          <w:color w:val="6F6F6F"/>
+          <w:sz w:val="19"/>
+          <w:szCs w:val="19"/>
+        </w:rPr>
+        <w:t xml:space="preserve">We'll plan your months around them.</w:t>
       </w:r>
     </w:p>
     <w:p>
@@ -1467,7 +2255,7 @@
           <w:sz w:val="18"/>
           <w:szCs w:val="18"/>
         </w:rPr>
-        <w:t xml:space="preserve">e.g. Time. We post in bursts, then disappear for a month.</w:t>
+        <w:t xml:space="preserve">e.g. January is dead. June to August is flat out with winter sport injuries.</w:t>
       </w:r>
     </w:p>
     <w:tbl>
@@ -1590,7 +2378,7 @@
                 <w:sz w:val="18"/>
                 <w:szCs w:val="18"/>
               </w:rPr>
-              <w:t xml:space="preserve">What have you tried before that didn't work, and why do you think it didn't?</w:t>
+              <w:t xml:space="preserve">Launches, events, anniversaries or big dates coming up</w:t>
             </w:r>
           </w:p>
         </w:tc>
@@ -1629,6 +2417,34 @@
     <w:p>
       <w:pPr>
         <w:keepNext/>
+        <w:pBdr>
+          <w:bottom w:val="single" w:color="111111" w:sz="12" w:space="6"/>
+        </w:pBdr>
+        <w:spacing w:after="80" w:before="480"/>
+      </w:pPr>
+      <w:r>
+        <w:rPr>
+          <w:rFonts w:ascii="Arial" w:cs="Arial" w:eastAsia="Arial" w:hAnsi="Arial"/>
+          <w:color w:val="6F6F6F"/>
+          <w:sz w:val="20"/>
+          <w:szCs w:val="20"/>
+        </w:rPr>
+        <w:t xml:space="preserve">03   </w:t>
+      </w:r>
+      <w:r>
+        <w:rPr>
+          <w:rFonts w:ascii="Arial" w:cs="Arial" w:eastAsia="Arial" w:hAnsi="Arial"/>
+          <w:b/>
+          <w:bCs/>
+          <w:sz w:val="32"/>
+          <w:szCs w:val="32"/>
+        </w:rPr>
+        <w:t xml:space="preserve">Your Prices</w:t>
+      </w:r>
+    </w:p>
+    <w:p>
+      <w:pPr>
+        <w:keepNext/>
         <w:spacing w:after="60" w:before="280"/>
       </w:pPr>
       <w:r>
@@ -1639,7 +2455,7 @@
           <w:sz w:val="22"/>
           <w:szCs w:val="22"/>
         </w:rPr>
-        <w:t xml:space="preserve">6.  </w:t>
+        <w:t xml:space="preserve">9.  </w:t>
       </w:r>
       <w:r>
         <w:rPr>
@@ -1649,7 +2465,7 @@
           <w:sz w:val="22"/>
           <w:szCs w:val="22"/>
         </w:rPr>
-        <w:t xml:space="preserve">When are your busy and quiet times of year?</w:t>
+        <w:t xml:space="preserve">What do you sell, and what does it cost?</w:t>
       </w:r>
     </w:p>
     <w:p>
@@ -1664,24 +2480,7 @@
           <w:sz w:val="19"/>
           <w:szCs w:val="19"/>
         </w:rPr>
-        <w:t xml:space="preserve">We'll plan your months around them.</w:t>
-      </w:r>
-    </w:p>
-    <w:p>
-      <w:pPr>
-        <w:keepNext/>
-        <w:spacing w:after="80" w:before="0"/>
-      </w:pPr>
-      <w:r>
-        <w:rPr>
-          <w:rFonts w:ascii="Arial" w:cs="Arial" w:eastAsia="Arial" w:hAnsi="Arial"/>
-          <w:i/>
-          <w:iCs/>
-          <w:color w:val="9A9A9A"/>
-          <w:sz w:val="18"/>
-          <w:szCs w:val="18"/>
-        </w:rPr>
-        <w:t xml:space="preserve">e.g. January is dead. June to August is flat out with winter sport injuries.</w:t>
+        <w:t xml:space="preserve">Real prices only. One line per service or product. We never make up a price.</w:t>
       </w:r>
     </w:p>
     <w:tbl>
@@ -1697,16 +2496,566 @@
         </w:tblBorders>
       </w:tblPr>
       <w:tblGrid>
-        <w:gridCol w:w="9638"/>
+        <w:gridCol w:w="4819"/>
+        <w:gridCol w:w="2409"/>
+        <w:gridCol w:w="2410"/>
       </w:tblGrid>
       <w:tr>
         <w:trPr>
+          <w:tblHeader/>
+        </w:trPr>
+        <w:tc>
+          <w:tcPr>
+            <w:tcW w:type="dxa" w:w="4819"/>
+            <w:tcBorders>
+              <w:top w:val="single" w:color="BFBFBF" w:sz="4"/>
+              <w:left w:val="single" w:color="BFBFBF" w:sz="4"/>
+              <w:bottom w:val="single" w:color="BFBFBF" w:sz="4"/>
+              <w:right w:val="single" w:color="BFBFBF" w:sz="4"/>
+            </w:tcBorders>
+            <w:shd w:fill="F2F2F2" w:color="auto" w:val="clear"/>
+            <w:tcMar>
+              <w:top w:type="dxa" w:w="80"/>
+              <w:left w:type="dxa" w:w="120"/>
+              <w:bottom w:type="dxa" w:w="80"/>
+              <w:right w:type="dxa" w:w="120"/>
+            </w:tcMar>
+          </w:tcPr>
+          <w:p>
+            <w:pPr>
+              <w:spacing w:after="0" w:before="0"/>
+            </w:pPr>
+            <w:r>
+              <w:rPr>
+                <w:rFonts w:ascii="Arial" w:cs="Arial" w:eastAsia="Arial" w:hAnsi="Arial"/>
+                <w:b/>
+                <w:bCs/>
+                <w:sz w:val="18"/>
+                <w:szCs w:val="18"/>
+              </w:rPr>
+              <w:t xml:space="preserve">Service or product</w:t>
+            </w:r>
+          </w:p>
+        </w:tc>
+        <w:tc>
+          <w:tcPr>
+            <w:tcW w:type="dxa" w:w="2409"/>
+            <w:tcBorders>
+              <w:top w:val="single" w:color="BFBFBF" w:sz="4"/>
+              <w:left w:val="single" w:color="BFBFBF" w:sz="4"/>
+              <w:bottom w:val="single" w:color="BFBFBF" w:sz="4"/>
+              <w:right w:val="single" w:color="BFBFBF" w:sz="4"/>
+            </w:tcBorders>
+            <w:shd w:fill="F2F2F2" w:color="auto" w:val="clear"/>
+            <w:tcMar>
+              <w:top w:type="dxa" w:w="80"/>
+              <w:left w:type="dxa" w:w="120"/>
+              <w:bottom w:type="dxa" w:w="80"/>
+              <w:right w:type="dxa" w:w="120"/>
+            </w:tcMar>
+          </w:tcPr>
+          <w:p>
+            <w:pPr>
+              <w:spacing w:after="0" w:before="0"/>
+            </w:pPr>
+            <w:r>
+              <w:rPr>
+                <w:rFonts w:ascii="Arial" w:cs="Arial" w:eastAsia="Arial" w:hAnsi="Arial"/>
+                <w:b/>
+                <w:bCs/>
+                <w:sz w:val="18"/>
+                <w:szCs w:val="18"/>
+              </w:rPr>
+              <w:t xml:space="preserve">Price ($)</w:t>
+            </w:r>
+          </w:p>
+        </w:tc>
+        <w:tc>
+          <w:tcPr>
+            <w:tcW w:type="dxa" w:w="2410"/>
+            <w:tcBorders>
+              <w:top w:val="single" w:color="BFBFBF" w:sz="4"/>
+              <w:left w:val="single" w:color="BFBFBF" w:sz="4"/>
+              <w:bottom w:val="single" w:color="BFBFBF" w:sz="4"/>
+              <w:right w:val="single" w:color="BFBFBF" w:sz="4"/>
+            </w:tcBorders>
+            <w:shd w:fill="F2F2F2" w:color="auto" w:val="clear"/>
+            <w:tcMar>
+              <w:top w:type="dxa" w:w="80"/>
+              <w:left w:type="dxa" w:w="120"/>
+              <w:bottom w:type="dxa" w:w="80"/>
+              <w:right w:type="dxa" w:w="120"/>
+            </w:tcMar>
+          </w:tcPr>
+          <w:p>
+            <w:pPr>
+              <w:spacing w:after="0" w:before="0"/>
+            </w:pPr>
+            <w:r>
+              <w:rPr>
+                <w:rFonts w:ascii="Arial" w:cs="Arial" w:eastAsia="Arial" w:hAnsi="Arial"/>
+                <w:b/>
+                <w:bCs/>
+                <w:sz w:val="18"/>
+                <w:szCs w:val="18"/>
+              </w:rPr>
+              <w:t xml:space="preserve">Length or size</w:t>
+            </w:r>
+          </w:p>
+        </w:tc>
+      </w:tr>
+      <w:tr>
+        <w:trPr>
           <w:cantSplit/>
-          <w:trHeight w:val="1300" w:hRule="atLeast"/>
+          <w:trHeight w:val="460" w:hRule="atLeast"/>
         </w:trPr>
         <w:tc>
           <w:tcPr>
-            <w:tcW w:type="dxa" w:w="9638"/>
+            <w:tcW w:type="dxa" w:w="4819"/>
+            <w:tcBorders>
+              <w:top w:val="single" w:color="BFBFBF" w:sz="4"/>
+              <w:left w:val="single" w:color="BFBFBF" w:sz="4"/>
+              <w:bottom w:val="single" w:color="BFBFBF" w:sz="4"/>
+              <w:right w:val="single" w:color="BFBFBF" w:sz="4"/>
+            </w:tcBorders>
+            <w:tcMar>
+              <w:top w:type="dxa" w:w="80"/>
+              <w:left w:type="dxa" w:w="120"/>
+              <w:bottom w:type="dxa" w:w="80"/>
+              <w:right w:type="dxa" w:w="120"/>
+            </w:tcMar>
+          </w:tcPr>
+          <w:p>
+            <w:pPr>
+              <w:spacing w:after="0" w:before="0"/>
+            </w:pPr>
+            <w:r>
+              <w:rPr>
+                <w:rFonts w:ascii="Arial" w:cs="Arial" w:eastAsia="Arial" w:hAnsi="Arial"/>
+                <w:sz w:val="21"/>
+                <w:szCs w:val="21"/>
+              </w:rPr>
+              <w:t xml:space="preserve"/>
+            </w:r>
+          </w:p>
+        </w:tc>
+        <w:tc>
+          <w:tcPr>
+            <w:tcW w:type="dxa" w:w="2409"/>
+            <w:tcBorders>
+              <w:top w:val="single" w:color="BFBFBF" w:sz="4"/>
+              <w:left w:val="single" w:color="BFBFBF" w:sz="4"/>
+              <w:bottom w:val="single" w:color="BFBFBF" w:sz="4"/>
+              <w:right w:val="single" w:color="BFBFBF" w:sz="4"/>
+            </w:tcBorders>
+            <w:tcMar>
+              <w:top w:type="dxa" w:w="80"/>
+              <w:left w:type="dxa" w:w="120"/>
+              <w:bottom w:type="dxa" w:w="80"/>
+              <w:right w:type="dxa" w:w="120"/>
+            </w:tcMar>
+          </w:tcPr>
+          <w:p>
+            <w:pPr>
+              <w:spacing w:after="0" w:before="0"/>
+            </w:pPr>
+            <w:r>
+              <w:rPr>
+                <w:rFonts w:ascii="Arial" w:cs="Arial" w:eastAsia="Arial" w:hAnsi="Arial"/>
+                <w:sz w:val="21"/>
+                <w:szCs w:val="21"/>
+              </w:rPr>
+              <w:t xml:space="preserve"/>
+            </w:r>
+          </w:p>
+        </w:tc>
+        <w:tc>
+          <w:tcPr>
+            <w:tcW w:type="dxa" w:w="2410"/>
+            <w:tcBorders>
+              <w:top w:val="single" w:color="BFBFBF" w:sz="4"/>
+              <w:left w:val="single" w:color="BFBFBF" w:sz="4"/>
+              <w:bottom w:val="single" w:color="BFBFBF" w:sz="4"/>
+              <w:right w:val="single" w:color="BFBFBF" w:sz="4"/>
+            </w:tcBorders>
+            <w:tcMar>
+              <w:top w:type="dxa" w:w="80"/>
+              <w:left w:type="dxa" w:w="120"/>
+              <w:bottom w:type="dxa" w:w="80"/>
+              <w:right w:type="dxa" w:w="120"/>
+            </w:tcMar>
+          </w:tcPr>
+          <w:p>
+            <w:pPr>
+              <w:spacing w:after="0" w:before="0"/>
+            </w:pPr>
+            <w:r>
+              <w:rPr>
+                <w:rFonts w:ascii="Arial" w:cs="Arial" w:eastAsia="Arial" w:hAnsi="Arial"/>
+                <w:sz w:val="21"/>
+                <w:szCs w:val="21"/>
+              </w:rPr>
+              <w:t xml:space="preserve"/>
+            </w:r>
+          </w:p>
+        </w:tc>
+      </w:tr>
+      <w:tr>
+        <w:trPr>
+          <w:cantSplit/>
+          <w:trHeight w:val="460" w:hRule="atLeast"/>
+        </w:trPr>
+        <w:tc>
+          <w:tcPr>
+            <w:tcW w:type="dxa" w:w="4819"/>
+            <w:tcBorders>
+              <w:top w:val="single" w:color="BFBFBF" w:sz="4"/>
+              <w:left w:val="single" w:color="BFBFBF" w:sz="4"/>
+              <w:bottom w:val="single" w:color="BFBFBF" w:sz="4"/>
+              <w:right w:val="single" w:color="BFBFBF" w:sz="4"/>
+            </w:tcBorders>
+            <w:tcMar>
+              <w:top w:type="dxa" w:w="80"/>
+              <w:left w:type="dxa" w:w="120"/>
+              <w:bottom w:type="dxa" w:w="80"/>
+              <w:right w:type="dxa" w:w="120"/>
+            </w:tcMar>
+          </w:tcPr>
+          <w:p>
+            <w:pPr>
+              <w:spacing w:after="0" w:before="0"/>
+            </w:pPr>
+            <w:r>
+              <w:rPr>
+                <w:rFonts w:ascii="Arial" w:cs="Arial" w:eastAsia="Arial" w:hAnsi="Arial"/>
+                <w:sz w:val="21"/>
+                <w:szCs w:val="21"/>
+              </w:rPr>
+              <w:t xml:space="preserve"/>
+            </w:r>
+          </w:p>
+        </w:tc>
+        <w:tc>
+          <w:tcPr>
+            <w:tcW w:type="dxa" w:w="2409"/>
+            <w:tcBorders>
+              <w:top w:val="single" w:color="BFBFBF" w:sz="4"/>
+              <w:left w:val="single" w:color="BFBFBF" w:sz="4"/>
+              <w:bottom w:val="single" w:color="BFBFBF" w:sz="4"/>
+              <w:right w:val="single" w:color="BFBFBF" w:sz="4"/>
+            </w:tcBorders>
+            <w:tcMar>
+              <w:top w:type="dxa" w:w="80"/>
+              <w:left w:type="dxa" w:w="120"/>
+              <w:bottom w:type="dxa" w:w="80"/>
+              <w:right w:type="dxa" w:w="120"/>
+            </w:tcMar>
+          </w:tcPr>
+          <w:p>
+            <w:pPr>
+              <w:spacing w:after="0" w:before="0"/>
+            </w:pPr>
+            <w:r>
+              <w:rPr>
+                <w:rFonts w:ascii="Arial" w:cs="Arial" w:eastAsia="Arial" w:hAnsi="Arial"/>
+                <w:sz w:val="21"/>
+                <w:szCs w:val="21"/>
+              </w:rPr>
+              <w:t xml:space="preserve"/>
+            </w:r>
+          </w:p>
+        </w:tc>
+        <w:tc>
+          <w:tcPr>
+            <w:tcW w:type="dxa" w:w="2410"/>
+            <w:tcBorders>
+              <w:top w:val="single" w:color="BFBFBF" w:sz="4"/>
+              <w:left w:val="single" w:color="BFBFBF" w:sz="4"/>
+              <w:bottom w:val="single" w:color="BFBFBF" w:sz="4"/>
+              <w:right w:val="single" w:color="BFBFBF" w:sz="4"/>
+            </w:tcBorders>
+            <w:tcMar>
+              <w:top w:type="dxa" w:w="80"/>
+              <w:left w:type="dxa" w:w="120"/>
+              <w:bottom w:type="dxa" w:w="80"/>
+              <w:right w:type="dxa" w:w="120"/>
+            </w:tcMar>
+          </w:tcPr>
+          <w:p>
+            <w:pPr>
+              <w:spacing w:after="0" w:before="0"/>
+            </w:pPr>
+            <w:r>
+              <w:rPr>
+                <w:rFonts w:ascii="Arial" w:cs="Arial" w:eastAsia="Arial" w:hAnsi="Arial"/>
+                <w:sz w:val="21"/>
+                <w:szCs w:val="21"/>
+              </w:rPr>
+              <w:t xml:space="preserve"/>
+            </w:r>
+          </w:p>
+        </w:tc>
+      </w:tr>
+      <w:tr>
+        <w:trPr>
+          <w:cantSplit/>
+          <w:trHeight w:val="460" w:hRule="atLeast"/>
+        </w:trPr>
+        <w:tc>
+          <w:tcPr>
+            <w:tcW w:type="dxa" w:w="4819"/>
+            <w:tcBorders>
+              <w:top w:val="single" w:color="BFBFBF" w:sz="4"/>
+              <w:left w:val="single" w:color="BFBFBF" w:sz="4"/>
+              <w:bottom w:val="single" w:color="BFBFBF" w:sz="4"/>
+              <w:right w:val="single" w:color="BFBFBF" w:sz="4"/>
+            </w:tcBorders>
+            <w:tcMar>
+              <w:top w:type="dxa" w:w="80"/>
+              <w:left w:type="dxa" w:w="120"/>
+              <w:bottom w:type="dxa" w:w="80"/>
+              <w:right w:type="dxa" w:w="120"/>
+            </w:tcMar>
+          </w:tcPr>
+          <w:p>
+            <w:pPr>
+              <w:spacing w:after="0" w:before="0"/>
+            </w:pPr>
+            <w:r>
+              <w:rPr>
+                <w:rFonts w:ascii="Arial" w:cs="Arial" w:eastAsia="Arial" w:hAnsi="Arial"/>
+                <w:sz w:val="21"/>
+                <w:szCs w:val="21"/>
+              </w:rPr>
+              <w:t xml:space="preserve"/>
+            </w:r>
+          </w:p>
+        </w:tc>
+        <w:tc>
+          <w:tcPr>
+            <w:tcW w:type="dxa" w:w="2409"/>
+            <w:tcBorders>
+              <w:top w:val="single" w:color="BFBFBF" w:sz="4"/>
+              <w:left w:val="single" w:color="BFBFBF" w:sz="4"/>
+              <w:bottom w:val="single" w:color="BFBFBF" w:sz="4"/>
+              <w:right w:val="single" w:color="BFBFBF" w:sz="4"/>
+            </w:tcBorders>
+            <w:tcMar>
+              <w:top w:type="dxa" w:w="80"/>
+              <w:left w:type="dxa" w:w="120"/>
+              <w:bottom w:type="dxa" w:w="80"/>
+              <w:right w:type="dxa" w:w="120"/>
+            </w:tcMar>
+          </w:tcPr>
+          <w:p>
+            <w:pPr>
+              <w:spacing w:after="0" w:before="0"/>
+            </w:pPr>
+            <w:r>
+              <w:rPr>
+                <w:rFonts w:ascii="Arial" w:cs="Arial" w:eastAsia="Arial" w:hAnsi="Arial"/>
+                <w:sz w:val="21"/>
+                <w:szCs w:val="21"/>
+              </w:rPr>
+              <w:t xml:space="preserve"/>
+            </w:r>
+          </w:p>
+        </w:tc>
+        <w:tc>
+          <w:tcPr>
+            <w:tcW w:type="dxa" w:w="2410"/>
+            <w:tcBorders>
+              <w:top w:val="single" w:color="BFBFBF" w:sz="4"/>
+              <w:left w:val="single" w:color="BFBFBF" w:sz="4"/>
+              <w:bottom w:val="single" w:color="BFBFBF" w:sz="4"/>
+              <w:right w:val="single" w:color="BFBFBF" w:sz="4"/>
+            </w:tcBorders>
+            <w:tcMar>
+              <w:top w:type="dxa" w:w="80"/>
+              <w:left w:type="dxa" w:w="120"/>
+              <w:bottom w:type="dxa" w:w="80"/>
+              <w:right w:type="dxa" w:w="120"/>
+            </w:tcMar>
+          </w:tcPr>
+          <w:p>
+            <w:pPr>
+              <w:spacing w:after="0" w:before="0"/>
+            </w:pPr>
+            <w:r>
+              <w:rPr>
+                <w:rFonts w:ascii="Arial" w:cs="Arial" w:eastAsia="Arial" w:hAnsi="Arial"/>
+                <w:sz w:val="21"/>
+                <w:szCs w:val="21"/>
+              </w:rPr>
+              <w:t xml:space="preserve"/>
+            </w:r>
+          </w:p>
+        </w:tc>
+      </w:tr>
+      <w:tr>
+        <w:trPr>
+          <w:cantSplit/>
+          <w:trHeight w:val="460" w:hRule="atLeast"/>
+        </w:trPr>
+        <w:tc>
+          <w:tcPr>
+            <w:tcW w:type="dxa" w:w="4819"/>
+            <w:tcBorders>
+              <w:top w:val="single" w:color="BFBFBF" w:sz="4"/>
+              <w:left w:val="single" w:color="BFBFBF" w:sz="4"/>
+              <w:bottom w:val="single" w:color="BFBFBF" w:sz="4"/>
+              <w:right w:val="single" w:color="BFBFBF" w:sz="4"/>
+            </w:tcBorders>
+            <w:tcMar>
+              <w:top w:type="dxa" w:w="80"/>
+              <w:left w:type="dxa" w:w="120"/>
+              <w:bottom w:type="dxa" w:w="80"/>
+              <w:right w:type="dxa" w:w="120"/>
+            </w:tcMar>
+          </w:tcPr>
+          <w:p>
+            <w:pPr>
+              <w:spacing w:after="0" w:before="0"/>
+            </w:pPr>
+            <w:r>
+              <w:rPr>
+                <w:rFonts w:ascii="Arial" w:cs="Arial" w:eastAsia="Arial" w:hAnsi="Arial"/>
+                <w:sz w:val="21"/>
+                <w:szCs w:val="21"/>
+              </w:rPr>
+              <w:t xml:space="preserve"/>
+            </w:r>
+          </w:p>
+        </w:tc>
+        <w:tc>
+          <w:tcPr>
+            <w:tcW w:type="dxa" w:w="2409"/>
+            <w:tcBorders>
+              <w:top w:val="single" w:color="BFBFBF" w:sz="4"/>
+              <w:left w:val="single" w:color="BFBFBF" w:sz="4"/>
+              <w:bottom w:val="single" w:color="BFBFBF" w:sz="4"/>
+              <w:right w:val="single" w:color="BFBFBF" w:sz="4"/>
+            </w:tcBorders>
+            <w:tcMar>
+              <w:top w:type="dxa" w:w="80"/>
+              <w:left w:type="dxa" w:w="120"/>
+              <w:bottom w:type="dxa" w:w="80"/>
+              <w:right w:type="dxa" w:w="120"/>
+            </w:tcMar>
+          </w:tcPr>
+          <w:p>
+            <w:pPr>
+              <w:spacing w:after="0" w:before="0"/>
+            </w:pPr>
+            <w:r>
+              <w:rPr>
+                <w:rFonts w:ascii="Arial" w:cs="Arial" w:eastAsia="Arial" w:hAnsi="Arial"/>
+                <w:sz w:val="21"/>
+                <w:szCs w:val="21"/>
+              </w:rPr>
+              <w:t xml:space="preserve"/>
+            </w:r>
+          </w:p>
+        </w:tc>
+        <w:tc>
+          <w:tcPr>
+            <w:tcW w:type="dxa" w:w="2410"/>
+            <w:tcBorders>
+              <w:top w:val="single" w:color="BFBFBF" w:sz="4"/>
+              <w:left w:val="single" w:color="BFBFBF" w:sz="4"/>
+              <w:bottom w:val="single" w:color="BFBFBF" w:sz="4"/>
+              <w:right w:val="single" w:color="BFBFBF" w:sz="4"/>
+            </w:tcBorders>
+            <w:tcMar>
+              <w:top w:type="dxa" w:w="80"/>
+              <w:left w:type="dxa" w:w="120"/>
+              <w:bottom w:type="dxa" w:w="80"/>
+              <w:right w:type="dxa" w:w="120"/>
+            </w:tcMar>
+          </w:tcPr>
+          <w:p>
+            <w:pPr>
+              <w:spacing w:after="0" w:before="0"/>
+            </w:pPr>
+            <w:r>
+              <w:rPr>
+                <w:rFonts w:ascii="Arial" w:cs="Arial" w:eastAsia="Arial" w:hAnsi="Arial"/>
+                <w:sz w:val="21"/>
+                <w:szCs w:val="21"/>
+              </w:rPr>
+              <w:t xml:space="preserve"/>
+            </w:r>
+          </w:p>
+        </w:tc>
+      </w:tr>
+      <w:tr>
+        <w:trPr>
+          <w:cantSplit/>
+          <w:trHeight w:val="460" w:hRule="atLeast"/>
+        </w:trPr>
+        <w:tc>
+          <w:tcPr>
+            <w:tcW w:type="dxa" w:w="4819"/>
+            <w:tcBorders>
+              <w:top w:val="single" w:color="BFBFBF" w:sz="4"/>
+              <w:left w:val="single" w:color="BFBFBF" w:sz="4"/>
+              <w:bottom w:val="single" w:color="BFBFBF" w:sz="4"/>
+              <w:right w:val="single" w:color="BFBFBF" w:sz="4"/>
+            </w:tcBorders>
+            <w:tcMar>
+              <w:top w:type="dxa" w:w="80"/>
+              <w:left w:type="dxa" w:w="120"/>
+              <w:bottom w:type="dxa" w:w="80"/>
+              <w:right w:type="dxa" w:w="120"/>
+            </w:tcMar>
+          </w:tcPr>
+          <w:p>
+            <w:pPr>
+              <w:spacing w:after="0" w:before="0"/>
+            </w:pPr>
+            <w:r>
+              <w:rPr>
+                <w:rFonts w:ascii="Arial" w:cs="Arial" w:eastAsia="Arial" w:hAnsi="Arial"/>
+                <w:sz w:val="21"/>
+                <w:szCs w:val="21"/>
+              </w:rPr>
+              <w:t xml:space="preserve"/>
+            </w:r>
+          </w:p>
+        </w:tc>
+        <w:tc>
+          <w:tcPr>
+            <w:tcW w:type="dxa" w:w="2409"/>
+            <w:tcBorders>
+              <w:top w:val="single" w:color="BFBFBF" w:sz="4"/>
+              <w:left w:val="single" w:color="BFBFBF" w:sz="4"/>
+              <w:bottom w:val="single" w:color="BFBFBF" w:sz="4"/>
+              <w:right w:val="single" w:color="BFBFBF" w:sz="4"/>
+            </w:tcBorders>
+            <w:tcMar>
+              <w:top w:type="dxa" w:w="80"/>
+              <w:left w:type="dxa" w:w="120"/>
+              <w:bottom w:type="dxa" w:w="80"/>
+              <w:right w:type="dxa" w:w="120"/>
+            </w:tcMar>
+          </w:tcPr>
+          <w:p>
+            <w:pPr>
+              <w:spacing w:after="0" w:before="0"/>
+            </w:pPr>
+            <w:r>
+              <w:rPr>
+                <w:rFonts w:ascii="Arial" w:cs="Arial" w:eastAsia="Arial" w:hAnsi="Arial"/>
+                <w:sz w:val="21"/>
+                <w:szCs w:val="21"/>
+              </w:rPr>
+              <w:t xml:space="preserve"/>
+            </w:r>
+          </w:p>
+        </w:tc>
+        <w:tc>
+          <w:tcPr>
+            <w:tcW w:type="dxa" w:w="2410"/>
             <w:tcBorders>
               <w:top w:val="single" w:color="BFBFBF" w:sz="4"/>
               <w:left w:val="single" w:color="BFBFBF" w:sz="4"/>
@@ -1804,781 +3153,6 @@
                 <w:sz w:val="18"/>
                 <w:szCs w:val="18"/>
               </w:rPr>
-              <w:t xml:space="preserve">Launches, events, anniversaries or big dates coming up</w:t>
-            </w:r>
-          </w:p>
-        </w:tc>
-        <w:tc>
-          <w:tcPr>
-            <w:tcW w:type="dxa" w:w="6168"/>
-            <w:tcBorders>
-              <w:top w:val="single" w:color="BFBFBF" w:sz="4"/>
-              <w:left w:val="single" w:color="BFBFBF" w:sz="4"/>
-              <w:bottom w:val="single" w:color="BFBFBF" w:sz="4"/>
-              <w:right w:val="single" w:color="BFBFBF" w:sz="4"/>
-            </w:tcBorders>
-            <w:tcMar>
-              <w:top w:type="dxa" w:w="80"/>
-              <w:left w:type="dxa" w:w="120"/>
-              <w:bottom w:type="dxa" w:w="80"/>
-              <w:right w:type="dxa" w:w="120"/>
-            </w:tcMar>
-          </w:tcPr>
-          <w:p>
-            <w:pPr>
-              <w:spacing w:after="0" w:before="0"/>
-            </w:pPr>
-            <w:r>
-              <w:rPr>
-                <w:rFonts w:ascii="Arial" w:cs="Arial" w:eastAsia="Arial" w:hAnsi="Arial"/>
-                <w:sz w:val="21"/>
-                <w:szCs w:val="21"/>
-              </w:rPr>
-              <w:t xml:space="preserve"/>
-            </w:r>
-          </w:p>
-        </w:tc>
-      </w:tr>
-    </w:tbl>
-    <w:p>
-      <w:pPr>
-        <w:keepNext/>
-        <w:pBdr>
-          <w:bottom w:val="single" w:color="111111" w:sz="12" w:space="6"/>
-        </w:pBdr>
-        <w:spacing w:after="80" w:before="480"/>
-      </w:pPr>
-      <w:r>
-        <w:rPr>
-          <w:rFonts w:ascii="Arial" w:cs="Arial" w:eastAsia="Arial" w:hAnsi="Arial"/>
-          <w:color w:val="6F6F6F"/>
-          <w:sz w:val="20"/>
-          <w:szCs w:val="20"/>
-        </w:rPr>
-        <w:t xml:space="preserve">03   </w:t>
-      </w:r>
-      <w:r>
-        <w:rPr>
-          <w:rFonts w:ascii="Arial" w:cs="Arial" w:eastAsia="Arial" w:hAnsi="Arial"/>
-          <w:b/>
-          <w:bCs/>
-          <w:sz w:val="32"/>
-          <w:szCs w:val="32"/>
-        </w:rPr>
-        <w:t xml:space="preserve">Your Prices</w:t>
-      </w:r>
-    </w:p>
-    <w:p>
-      <w:pPr>
-        <w:keepNext/>
-        <w:spacing w:after="60" w:before="280"/>
-      </w:pPr>
-      <w:r>
-        <w:rPr>
-          <w:rFonts w:ascii="Arial" w:cs="Arial" w:eastAsia="Arial" w:hAnsi="Arial"/>
-          <w:b/>
-          <w:bCs/>
-          <w:sz w:val="22"/>
-          <w:szCs w:val="22"/>
-        </w:rPr>
-        <w:t xml:space="preserve">7.  </w:t>
-      </w:r>
-      <w:r>
-        <w:rPr>
-          <w:rFonts w:ascii="Arial" w:cs="Arial" w:eastAsia="Arial" w:hAnsi="Arial"/>
-          <w:b/>
-          <w:bCs/>
-          <w:sz w:val="22"/>
-          <w:szCs w:val="22"/>
-        </w:rPr>
-        <w:t xml:space="preserve">What do you sell, and what does it cost?</w:t>
-      </w:r>
-    </w:p>
-    <w:p>
-      <w:pPr>
-        <w:keepNext/>
-        <w:spacing w:after="80" w:before="0"/>
-      </w:pPr>
-      <w:r>
-        <w:rPr>
-          <w:rFonts w:ascii="Arial" w:cs="Arial" w:eastAsia="Arial" w:hAnsi="Arial"/>
-          <w:color w:val="6F6F6F"/>
-          <w:sz w:val="19"/>
-          <w:szCs w:val="19"/>
-        </w:rPr>
-        <w:t xml:space="preserve">Real prices only. One line per service or product. We never make up a price.</w:t>
-      </w:r>
-    </w:p>
-    <w:tbl>
-      <w:tblPr>
-        <w:tblW w:type="dxa" w:w="9638"/>
-        <w:tblBorders>
-          <w:top w:val="single" w:color="auto" w:sz="4"/>
-          <w:left w:val="single" w:color="auto" w:sz="4"/>
-          <w:bottom w:val="single" w:color="auto" w:sz="4"/>
-          <w:right w:val="single" w:color="auto" w:sz="4"/>
-          <w:insideH w:val="single" w:color="auto" w:sz="4"/>
-          <w:insideV w:val="single" w:color="auto" w:sz="4"/>
-        </w:tblBorders>
-      </w:tblPr>
-      <w:tblGrid>
-        <w:gridCol w:w="4819"/>
-        <w:gridCol w:w="2409"/>
-        <w:gridCol w:w="2410"/>
-      </w:tblGrid>
-      <w:tr>
-        <w:trPr>
-          <w:tblHeader/>
-        </w:trPr>
-        <w:tc>
-          <w:tcPr>
-            <w:tcW w:type="dxa" w:w="4819"/>
-            <w:tcBorders>
-              <w:top w:val="single" w:color="BFBFBF" w:sz="4"/>
-              <w:left w:val="single" w:color="BFBFBF" w:sz="4"/>
-              <w:bottom w:val="single" w:color="BFBFBF" w:sz="4"/>
-              <w:right w:val="single" w:color="BFBFBF" w:sz="4"/>
-            </w:tcBorders>
-            <w:shd w:fill="F2F2F2" w:color="auto" w:val="clear"/>
-            <w:tcMar>
-              <w:top w:type="dxa" w:w="80"/>
-              <w:left w:type="dxa" w:w="120"/>
-              <w:bottom w:type="dxa" w:w="80"/>
-              <w:right w:type="dxa" w:w="120"/>
-            </w:tcMar>
-          </w:tcPr>
-          <w:p>
-            <w:pPr>
-              <w:spacing w:after="0" w:before="0"/>
-            </w:pPr>
-            <w:r>
-              <w:rPr>
-                <w:rFonts w:ascii="Arial" w:cs="Arial" w:eastAsia="Arial" w:hAnsi="Arial"/>
-                <w:b/>
-                <w:bCs/>
-                <w:sz w:val="18"/>
-                <w:szCs w:val="18"/>
-              </w:rPr>
-              <w:t xml:space="preserve">Service or product</w:t>
-            </w:r>
-          </w:p>
-        </w:tc>
-        <w:tc>
-          <w:tcPr>
-            <w:tcW w:type="dxa" w:w="2409"/>
-            <w:tcBorders>
-              <w:top w:val="single" w:color="BFBFBF" w:sz="4"/>
-              <w:left w:val="single" w:color="BFBFBF" w:sz="4"/>
-              <w:bottom w:val="single" w:color="BFBFBF" w:sz="4"/>
-              <w:right w:val="single" w:color="BFBFBF" w:sz="4"/>
-            </w:tcBorders>
-            <w:shd w:fill="F2F2F2" w:color="auto" w:val="clear"/>
-            <w:tcMar>
-              <w:top w:type="dxa" w:w="80"/>
-              <w:left w:type="dxa" w:w="120"/>
-              <w:bottom w:type="dxa" w:w="80"/>
-              <w:right w:type="dxa" w:w="120"/>
-            </w:tcMar>
-          </w:tcPr>
-          <w:p>
-            <w:pPr>
-              <w:spacing w:after="0" w:before="0"/>
-            </w:pPr>
-            <w:r>
-              <w:rPr>
-                <w:rFonts w:ascii="Arial" w:cs="Arial" w:eastAsia="Arial" w:hAnsi="Arial"/>
-                <w:b/>
-                <w:bCs/>
-                <w:sz w:val="18"/>
-                <w:szCs w:val="18"/>
-              </w:rPr>
-              <w:t xml:space="preserve">Price ($)</w:t>
-            </w:r>
-          </w:p>
-        </w:tc>
-        <w:tc>
-          <w:tcPr>
-            <w:tcW w:type="dxa" w:w="2410"/>
-            <w:tcBorders>
-              <w:top w:val="single" w:color="BFBFBF" w:sz="4"/>
-              <w:left w:val="single" w:color="BFBFBF" w:sz="4"/>
-              <w:bottom w:val="single" w:color="BFBFBF" w:sz="4"/>
-              <w:right w:val="single" w:color="BFBFBF" w:sz="4"/>
-            </w:tcBorders>
-            <w:shd w:fill="F2F2F2" w:color="auto" w:val="clear"/>
-            <w:tcMar>
-              <w:top w:type="dxa" w:w="80"/>
-              <w:left w:type="dxa" w:w="120"/>
-              <w:bottom w:type="dxa" w:w="80"/>
-              <w:right w:type="dxa" w:w="120"/>
-            </w:tcMar>
-          </w:tcPr>
-          <w:p>
-            <w:pPr>
-              <w:spacing w:after="0" w:before="0"/>
-            </w:pPr>
-            <w:r>
-              <w:rPr>
-                <w:rFonts w:ascii="Arial" w:cs="Arial" w:eastAsia="Arial" w:hAnsi="Arial"/>
-                <w:b/>
-                <w:bCs/>
-                <w:sz w:val="18"/>
-                <w:szCs w:val="18"/>
-              </w:rPr>
-              <w:t xml:space="preserve">Length or size</w:t>
-            </w:r>
-          </w:p>
-        </w:tc>
-      </w:tr>
-      <w:tr>
-        <w:trPr>
-          <w:cantSplit/>
-          <w:trHeight w:val="460" w:hRule="atLeast"/>
-        </w:trPr>
-        <w:tc>
-          <w:tcPr>
-            <w:tcW w:type="dxa" w:w="4819"/>
-            <w:tcBorders>
-              <w:top w:val="single" w:color="BFBFBF" w:sz="4"/>
-              <w:left w:val="single" w:color="BFBFBF" w:sz="4"/>
-              <w:bottom w:val="single" w:color="BFBFBF" w:sz="4"/>
-              <w:right w:val="single" w:color="BFBFBF" w:sz="4"/>
-            </w:tcBorders>
-            <w:tcMar>
-              <w:top w:type="dxa" w:w="80"/>
-              <w:left w:type="dxa" w:w="120"/>
-              <w:bottom w:type="dxa" w:w="80"/>
-              <w:right w:type="dxa" w:w="120"/>
-            </w:tcMar>
-          </w:tcPr>
-          <w:p>
-            <w:pPr>
-              <w:spacing w:after="0" w:before="0"/>
-            </w:pPr>
-            <w:r>
-              <w:rPr>
-                <w:rFonts w:ascii="Arial" w:cs="Arial" w:eastAsia="Arial" w:hAnsi="Arial"/>
-                <w:sz w:val="21"/>
-                <w:szCs w:val="21"/>
-              </w:rPr>
-              <w:t xml:space="preserve"/>
-            </w:r>
-          </w:p>
-        </w:tc>
-        <w:tc>
-          <w:tcPr>
-            <w:tcW w:type="dxa" w:w="2409"/>
-            <w:tcBorders>
-              <w:top w:val="single" w:color="BFBFBF" w:sz="4"/>
-              <w:left w:val="single" w:color="BFBFBF" w:sz="4"/>
-              <w:bottom w:val="single" w:color="BFBFBF" w:sz="4"/>
-              <w:right w:val="single" w:color="BFBFBF" w:sz="4"/>
-            </w:tcBorders>
-            <w:tcMar>
-              <w:top w:type="dxa" w:w="80"/>
-              <w:left w:type="dxa" w:w="120"/>
-              <w:bottom w:type="dxa" w:w="80"/>
-              <w:right w:type="dxa" w:w="120"/>
-            </w:tcMar>
-          </w:tcPr>
-          <w:p>
-            <w:pPr>
-              <w:spacing w:after="0" w:before="0"/>
-            </w:pPr>
-            <w:r>
-              <w:rPr>
-                <w:rFonts w:ascii="Arial" w:cs="Arial" w:eastAsia="Arial" w:hAnsi="Arial"/>
-                <w:sz w:val="21"/>
-                <w:szCs w:val="21"/>
-              </w:rPr>
-              <w:t xml:space="preserve"/>
-            </w:r>
-          </w:p>
-        </w:tc>
-        <w:tc>
-          <w:tcPr>
-            <w:tcW w:type="dxa" w:w="2410"/>
-            <w:tcBorders>
-              <w:top w:val="single" w:color="BFBFBF" w:sz="4"/>
-              <w:left w:val="single" w:color="BFBFBF" w:sz="4"/>
-              <w:bottom w:val="single" w:color="BFBFBF" w:sz="4"/>
-              <w:right w:val="single" w:color="BFBFBF" w:sz="4"/>
-            </w:tcBorders>
-            <w:tcMar>
-              <w:top w:type="dxa" w:w="80"/>
-              <w:left w:type="dxa" w:w="120"/>
-              <w:bottom w:type="dxa" w:w="80"/>
-              <w:right w:type="dxa" w:w="120"/>
-            </w:tcMar>
-          </w:tcPr>
-          <w:p>
-            <w:pPr>
-              <w:spacing w:after="0" w:before="0"/>
-            </w:pPr>
-            <w:r>
-              <w:rPr>
-                <w:rFonts w:ascii="Arial" w:cs="Arial" w:eastAsia="Arial" w:hAnsi="Arial"/>
-                <w:sz w:val="21"/>
-                <w:szCs w:val="21"/>
-              </w:rPr>
-              <w:t xml:space="preserve"/>
-            </w:r>
-          </w:p>
-        </w:tc>
-      </w:tr>
-      <w:tr>
-        <w:trPr>
-          <w:cantSplit/>
-          <w:trHeight w:val="460" w:hRule="atLeast"/>
-        </w:trPr>
-        <w:tc>
-          <w:tcPr>
-            <w:tcW w:type="dxa" w:w="4819"/>
-            <w:tcBorders>
-              <w:top w:val="single" w:color="BFBFBF" w:sz="4"/>
-              <w:left w:val="single" w:color="BFBFBF" w:sz="4"/>
-              <w:bottom w:val="single" w:color="BFBFBF" w:sz="4"/>
-              <w:right w:val="single" w:color="BFBFBF" w:sz="4"/>
-            </w:tcBorders>
-            <w:tcMar>
-              <w:top w:type="dxa" w:w="80"/>
-              <w:left w:type="dxa" w:w="120"/>
-              <w:bottom w:type="dxa" w:w="80"/>
-              <w:right w:type="dxa" w:w="120"/>
-            </w:tcMar>
-          </w:tcPr>
-          <w:p>
-            <w:pPr>
-              <w:spacing w:after="0" w:before="0"/>
-            </w:pPr>
-            <w:r>
-              <w:rPr>
-                <w:rFonts w:ascii="Arial" w:cs="Arial" w:eastAsia="Arial" w:hAnsi="Arial"/>
-                <w:sz w:val="21"/>
-                <w:szCs w:val="21"/>
-              </w:rPr>
-              <w:t xml:space="preserve"/>
-            </w:r>
-          </w:p>
-        </w:tc>
-        <w:tc>
-          <w:tcPr>
-            <w:tcW w:type="dxa" w:w="2409"/>
-            <w:tcBorders>
-              <w:top w:val="single" w:color="BFBFBF" w:sz="4"/>
-              <w:left w:val="single" w:color="BFBFBF" w:sz="4"/>
-              <w:bottom w:val="single" w:color="BFBFBF" w:sz="4"/>
-              <w:right w:val="single" w:color="BFBFBF" w:sz="4"/>
-            </w:tcBorders>
-            <w:tcMar>
-              <w:top w:type="dxa" w:w="80"/>
-              <w:left w:type="dxa" w:w="120"/>
-              <w:bottom w:type="dxa" w:w="80"/>
-              <w:right w:type="dxa" w:w="120"/>
-            </w:tcMar>
-          </w:tcPr>
-          <w:p>
-            <w:pPr>
-              <w:spacing w:after="0" w:before="0"/>
-            </w:pPr>
-            <w:r>
-              <w:rPr>
-                <w:rFonts w:ascii="Arial" w:cs="Arial" w:eastAsia="Arial" w:hAnsi="Arial"/>
-                <w:sz w:val="21"/>
-                <w:szCs w:val="21"/>
-              </w:rPr>
-              <w:t xml:space="preserve"/>
-            </w:r>
-          </w:p>
-        </w:tc>
-        <w:tc>
-          <w:tcPr>
-            <w:tcW w:type="dxa" w:w="2410"/>
-            <w:tcBorders>
-              <w:top w:val="single" w:color="BFBFBF" w:sz="4"/>
-              <w:left w:val="single" w:color="BFBFBF" w:sz="4"/>
-              <w:bottom w:val="single" w:color="BFBFBF" w:sz="4"/>
-              <w:right w:val="single" w:color="BFBFBF" w:sz="4"/>
-            </w:tcBorders>
-            <w:tcMar>
-              <w:top w:type="dxa" w:w="80"/>
-              <w:left w:type="dxa" w:w="120"/>
-              <w:bottom w:type="dxa" w:w="80"/>
-              <w:right w:type="dxa" w:w="120"/>
-            </w:tcMar>
-          </w:tcPr>
-          <w:p>
-            <w:pPr>
-              <w:spacing w:after="0" w:before="0"/>
-            </w:pPr>
-            <w:r>
-              <w:rPr>
-                <w:rFonts w:ascii="Arial" w:cs="Arial" w:eastAsia="Arial" w:hAnsi="Arial"/>
-                <w:sz w:val="21"/>
-                <w:szCs w:val="21"/>
-              </w:rPr>
-              <w:t xml:space="preserve"/>
-            </w:r>
-          </w:p>
-        </w:tc>
-      </w:tr>
-      <w:tr>
-        <w:trPr>
-          <w:cantSplit/>
-          <w:trHeight w:val="460" w:hRule="atLeast"/>
-        </w:trPr>
-        <w:tc>
-          <w:tcPr>
-            <w:tcW w:type="dxa" w:w="4819"/>
-            <w:tcBorders>
-              <w:top w:val="single" w:color="BFBFBF" w:sz="4"/>
-              <w:left w:val="single" w:color="BFBFBF" w:sz="4"/>
-              <w:bottom w:val="single" w:color="BFBFBF" w:sz="4"/>
-              <w:right w:val="single" w:color="BFBFBF" w:sz="4"/>
-            </w:tcBorders>
-            <w:tcMar>
-              <w:top w:type="dxa" w:w="80"/>
-              <w:left w:type="dxa" w:w="120"/>
-              <w:bottom w:type="dxa" w:w="80"/>
-              <w:right w:type="dxa" w:w="120"/>
-            </w:tcMar>
-          </w:tcPr>
-          <w:p>
-            <w:pPr>
-              <w:spacing w:after="0" w:before="0"/>
-            </w:pPr>
-            <w:r>
-              <w:rPr>
-                <w:rFonts w:ascii="Arial" w:cs="Arial" w:eastAsia="Arial" w:hAnsi="Arial"/>
-                <w:sz w:val="21"/>
-                <w:szCs w:val="21"/>
-              </w:rPr>
-              <w:t xml:space="preserve"/>
-            </w:r>
-          </w:p>
-        </w:tc>
-        <w:tc>
-          <w:tcPr>
-            <w:tcW w:type="dxa" w:w="2409"/>
-            <w:tcBorders>
-              <w:top w:val="single" w:color="BFBFBF" w:sz="4"/>
-              <w:left w:val="single" w:color="BFBFBF" w:sz="4"/>
-              <w:bottom w:val="single" w:color="BFBFBF" w:sz="4"/>
-              <w:right w:val="single" w:color="BFBFBF" w:sz="4"/>
-            </w:tcBorders>
-            <w:tcMar>
-              <w:top w:type="dxa" w:w="80"/>
-              <w:left w:type="dxa" w:w="120"/>
-              <w:bottom w:type="dxa" w:w="80"/>
-              <w:right w:type="dxa" w:w="120"/>
-            </w:tcMar>
-          </w:tcPr>
-          <w:p>
-            <w:pPr>
-              <w:spacing w:after="0" w:before="0"/>
-            </w:pPr>
-            <w:r>
-              <w:rPr>
-                <w:rFonts w:ascii="Arial" w:cs="Arial" w:eastAsia="Arial" w:hAnsi="Arial"/>
-                <w:sz w:val="21"/>
-                <w:szCs w:val="21"/>
-              </w:rPr>
-              <w:t xml:space="preserve"/>
-            </w:r>
-          </w:p>
-        </w:tc>
-        <w:tc>
-          <w:tcPr>
-            <w:tcW w:type="dxa" w:w="2410"/>
-            <w:tcBorders>
-              <w:top w:val="single" w:color="BFBFBF" w:sz="4"/>
-              <w:left w:val="single" w:color="BFBFBF" w:sz="4"/>
-              <w:bottom w:val="single" w:color="BFBFBF" w:sz="4"/>
-              <w:right w:val="single" w:color="BFBFBF" w:sz="4"/>
-            </w:tcBorders>
-            <w:tcMar>
-              <w:top w:type="dxa" w:w="80"/>
-              <w:left w:type="dxa" w:w="120"/>
-              <w:bottom w:type="dxa" w:w="80"/>
-              <w:right w:type="dxa" w:w="120"/>
-            </w:tcMar>
-          </w:tcPr>
-          <w:p>
-            <w:pPr>
-              <w:spacing w:after="0" w:before="0"/>
-            </w:pPr>
-            <w:r>
-              <w:rPr>
-                <w:rFonts w:ascii="Arial" w:cs="Arial" w:eastAsia="Arial" w:hAnsi="Arial"/>
-                <w:sz w:val="21"/>
-                <w:szCs w:val="21"/>
-              </w:rPr>
-              <w:t xml:space="preserve"/>
-            </w:r>
-          </w:p>
-        </w:tc>
-      </w:tr>
-      <w:tr>
-        <w:trPr>
-          <w:cantSplit/>
-          <w:trHeight w:val="460" w:hRule="atLeast"/>
-        </w:trPr>
-        <w:tc>
-          <w:tcPr>
-            <w:tcW w:type="dxa" w:w="4819"/>
-            <w:tcBorders>
-              <w:top w:val="single" w:color="BFBFBF" w:sz="4"/>
-              <w:left w:val="single" w:color="BFBFBF" w:sz="4"/>
-              <w:bottom w:val="single" w:color="BFBFBF" w:sz="4"/>
-              <w:right w:val="single" w:color="BFBFBF" w:sz="4"/>
-            </w:tcBorders>
-            <w:tcMar>
-              <w:top w:type="dxa" w:w="80"/>
-              <w:left w:type="dxa" w:w="120"/>
-              <w:bottom w:type="dxa" w:w="80"/>
-              <w:right w:type="dxa" w:w="120"/>
-            </w:tcMar>
-          </w:tcPr>
-          <w:p>
-            <w:pPr>
-              <w:spacing w:after="0" w:before="0"/>
-            </w:pPr>
-            <w:r>
-              <w:rPr>
-                <w:rFonts w:ascii="Arial" w:cs="Arial" w:eastAsia="Arial" w:hAnsi="Arial"/>
-                <w:sz w:val="21"/>
-                <w:szCs w:val="21"/>
-              </w:rPr>
-              <w:t xml:space="preserve"/>
-            </w:r>
-          </w:p>
-        </w:tc>
-        <w:tc>
-          <w:tcPr>
-            <w:tcW w:type="dxa" w:w="2409"/>
-            <w:tcBorders>
-              <w:top w:val="single" w:color="BFBFBF" w:sz="4"/>
-              <w:left w:val="single" w:color="BFBFBF" w:sz="4"/>
-              <w:bottom w:val="single" w:color="BFBFBF" w:sz="4"/>
-              <w:right w:val="single" w:color="BFBFBF" w:sz="4"/>
-            </w:tcBorders>
-            <w:tcMar>
-              <w:top w:type="dxa" w:w="80"/>
-              <w:left w:type="dxa" w:w="120"/>
-              <w:bottom w:type="dxa" w:w="80"/>
-              <w:right w:type="dxa" w:w="120"/>
-            </w:tcMar>
-          </w:tcPr>
-          <w:p>
-            <w:pPr>
-              <w:spacing w:after="0" w:before="0"/>
-            </w:pPr>
-            <w:r>
-              <w:rPr>
-                <w:rFonts w:ascii="Arial" w:cs="Arial" w:eastAsia="Arial" w:hAnsi="Arial"/>
-                <w:sz w:val="21"/>
-                <w:szCs w:val="21"/>
-              </w:rPr>
-              <w:t xml:space="preserve"/>
-            </w:r>
-          </w:p>
-        </w:tc>
-        <w:tc>
-          <w:tcPr>
-            <w:tcW w:type="dxa" w:w="2410"/>
-            <w:tcBorders>
-              <w:top w:val="single" w:color="BFBFBF" w:sz="4"/>
-              <w:left w:val="single" w:color="BFBFBF" w:sz="4"/>
-              <w:bottom w:val="single" w:color="BFBFBF" w:sz="4"/>
-              <w:right w:val="single" w:color="BFBFBF" w:sz="4"/>
-            </w:tcBorders>
-            <w:tcMar>
-              <w:top w:type="dxa" w:w="80"/>
-              <w:left w:type="dxa" w:w="120"/>
-              <w:bottom w:type="dxa" w:w="80"/>
-              <w:right w:type="dxa" w:w="120"/>
-            </w:tcMar>
-          </w:tcPr>
-          <w:p>
-            <w:pPr>
-              <w:spacing w:after="0" w:before="0"/>
-            </w:pPr>
-            <w:r>
-              <w:rPr>
-                <w:rFonts w:ascii="Arial" w:cs="Arial" w:eastAsia="Arial" w:hAnsi="Arial"/>
-                <w:sz w:val="21"/>
-                <w:szCs w:val="21"/>
-              </w:rPr>
-              <w:t xml:space="preserve"/>
-            </w:r>
-          </w:p>
-        </w:tc>
-      </w:tr>
-      <w:tr>
-        <w:trPr>
-          <w:cantSplit/>
-          <w:trHeight w:val="460" w:hRule="atLeast"/>
-        </w:trPr>
-        <w:tc>
-          <w:tcPr>
-            <w:tcW w:type="dxa" w:w="4819"/>
-            <w:tcBorders>
-              <w:top w:val="single" w:color="BFBFBF" w:sz="4"/>
-              <w:left w:val="single" w:color="BFBFBF" w:sz="4"/>
-              <w:bottom w:val="single" w:color="BFBFBF" w:sz="4"/>
-              <w:right w:val="single" w:color="BFBFBF" w:sz="4"/>
-            </w:tcBorders>
-            <w:tcMar>
-              <w:top w:type="dxa" w:w="80"/>
-              <w:left w:type="dxa" w:w="120"/>
-              <w:bottom w:type="dxa" w:w="80"/>
-              <w:right w:type="dxa" w:w="120"/>
-            </w:tcMar>
-          </w:tcPr>
-          <w:p>
-            <w:pPr>
-              <w:spacing w:after="0" w:before="0"/>
-            </w:pPr>
-            <w:r>
-              <w:rPr>
-                <w:rFonts w:ascii="Arial" w:cs="Arial" w:eastAsia="Arial" w:hAnsi="Arial"/>
-                <w:sz w:val="21"/>
-                <w:szCs w:val="21"/>
-              </w:rPr>
-              <w:t xml:space="preserve"/>
-            </w:r>
-          </w:p>
-        </w:tc>
-        <w:tc>
-          <w:tcPr>
-            <w:tcW w:type="dxa" w:w="2409"/>
-            <w:tcBorders>
-              <w:top w:val="single" w:color="BFBFBF" w:sz="4"/>
-              <w:left w:val="single" w:color="BFBFBF" w:sz="4"/>
-              <w:bottom w:val="single" w:color="BFBFBF" w:sz="4"/>
-              <w:right w:val="single" w:color="BFBFBF" w:sz="4"/>
-            </w:tcBorders>
-            <w:tcMar>
-              <w:top w:type="dxa" w:w="80"/>
-              <w:left w:type="dxa" w:w="120"/>
-              <w:bottom w:type="dxa" w:w="80"/>
-              <w:right w:type="dxa" w:w="120"/>
-            </w:tcMar>
-          </w:tcPr>
-          <w:p>
-            <w:pPr>
-              <w:spacing w:after="0" w:before="0"/>
-            </w:pPr>
-            <w:r>
-              <w:rPr>
-                <w:rFonts w:ascii="Arial" w:cs="Arial" w:eastAsia="Arial" w:hAnsi="Arial"/>
-                <w:sz w:val="21"/>
-                <w:szCs w:val="21"/>
-              </w:rPr>
-              <w:t xml:space="preserve"/>
-            </w:r>
-          </w:p>
-        </w:tc>
-        <w:tc>
-          <w:tcPr>
-            <w:tcW w:type="dxa" w:w="2410"/>
-            <w:tcBorders>
-              <w:top w:val="single" w:color="BFBFBF" w:sz="4"/>
-              <w:left w:val="single" w:color="BFBFBF" w:sz="4"/>
-              <w:bottom w:val="single" w:color="BFBFBF" w:sz="4"/>
-              <w:right w:val="single" w:color="BFBFBF" w:sz="4"/>
-            </w:tcBorders>
-            <w:tcMar>
-              <w:top w:type="dxa" w:w="80"/>
-              <w:left w:type="dxa" w:w="120"/>
-              <w:bottom w:type="dxa" w:w="80"/>
-              <w:right w:type="dxa" w:w="120"/>
-            </w:tcMar>
-          </w:tcPr>
-          <w:p>
-            <w:pPr>
-              <w:spacing w:after="0" w:before="0"/>
-            </w:pPr>
-            <w:r>
-              <w:rPr>
-                <w:rFonts w:ascii="Arial" w:cs="Arial" w:eastAsia="Arial" w:hAnsi="Arial"/>
-                <w:sz w:val="21"/>
-                <w:szCs w:val="21"/>
-              </w:rPr>
-              <w:t xml:space="preserve"/>
-            </w:r>
-          </w:p>
-        </w:tc>
-      </w:tr>
-    </w:tbl>
-    <w:p>
-      <w:pPr>
-        <w:keepNext/>
-        <w:spacing w:after="80" w:before="160"/>
-      </w:pPr>
-      <w:r>
-        <w:rPr>
-          <w:rFonts w:ascii="Arial" w:cs="Arial" w:eastAsia="Arial" w:hAnsi="Arial"/>
-          <w:b/>
-          <w:bCs/>
-          <w:caps/>
-          <w:color w:val="6F6F6F"/>
-          <w:spacing w:val="20"/>
-          <w:sz w:val="16"/>
-          <w:szCs w:val="16"/>
-        </w:rPr>
-        <w:t xml:space="preserve">Got more to say? Optional</w:t>
-      </w:r>
-    </w:p>
-    <w:tbl>
-      <w:tblPr>
-        <w:tblW w:type="dxa" w:w="9638"/>
-        <w:tblBorders>
-          <w:top w:val="single" w:color="auto" w:sz="4"/>
-          <w:left w:val="single" w:color="auto" w:sz="4"/>
-          <w:bottom w:val="single" w:color="auto" w:sz="4"/>
-          <w:right w:val="single" w:color="auto" w:sz="4"/>
-          <w:insideH w:val="single" w:color="auto" w:sz="4"/>
-          <w:insideV w:val="single" w:color="auto" w:sz="4"/>
-        </w:tblBorders>
-      </w:tblPr>
-      <w:tblGrid>
-        <w:gridCol w:w="3470"/>
-        <w:gridCol w:w="6168"/>
-      </w:tblGrid>
-      <w:tr>
-        <w:trPr>
-          <w:cantSplit/>
-          <w:trHeight w:val="700" w:hRule="atLeast"/>
-        </w:trPr>
-        <w:tc>
-          <w:tcPr>
-            <w:tcW w:type="dxa" w:w="3470"/>
-            <w:tcBorders>
-              <w:top w:val="single" w:color="BFBFBF" w:sz="4"/>
-              <w:left w:val="single" w:color="BFBFBF" w:sz="4"/>
-              <w:bottom w:val="single" w:color="BFBFBF" w:sz="4"/>
-              <w:right w:val="single" w:color="BFBFBF" w:sz="4"/>
-            </w:tcBorders>
-            <w:shd w:fill="F2F2F2" w:color="auto" w:val="clear"/>
-            <w:tcMar>
-              <w:top w:type="dxa" w:w="80"/>
-              <w:left w:type="dxa" w:w="120"/>
-              <w:bottom w:type="dxa" w:w="80"/>
-              <w:right w:type="dxa" w:w="120"/>
-            </w:tcMar>
-          </w:tcPr>
-          <w:p>
-            <w:pPr>
-              <w:spacing w:after="0" w:before="0"/>
-            </w:pPr>
-            <w:r>
-              <w:rPr>
-                <w:rFonts w:ascii="Arial" w:cs="Arial" w:eastAsia="Arial" w:hAnsi="Arial"/>
-                <w:color w:val="6F6F6F"/>
-                <w:sz w:val="18"/>
-                <w:szCs w:val="18"/>
-              </w:rPr>
               <w:t xml:space="preserve">Health fund rebates, packages, memberships or gift cards?</w:t>
             </w:r>
           </w:p>
@@ -2696,7 +3270,7 @@
           <w:sz w:val="22"/>
           <w:szCs w:val="22"/>
         </w:rPr>
-        <w:t xml:space="preserve">8.  </w:t>
+        <w:t xml:space="preserve">10.  </w:t>
       </w:r>
       <w:r>
         <w:rPr>
@@ -2806,7 +3380,7 @@
           <w:sz w:val="22"/>
           <w:szCs w:val="22"/>
         </w:rPr>
-        <w:t xml:space="preserve">9.  </w:t>
+        <w:t xml:space="preserve">11.  </w:t>
       </w:r>
       <w:r>
         <w:rPr>
@@ -2929,7 +3503,7 @@
           <w:sz w:val="22"/>
           <w:szCs w:val="22"/>
         </w:rPr>
-        <w:t xml:space="preserve">10.  </w:t>
+        <w:t xml:space="preserve">12.  </w:t>
       </w:r>
       <w:r>
         <w:rPr>
@@ -3910,7 +4484,7 @@
           <w:sz w:val="22"/>
           <w:szCs w:val="22"/>
         </w:rPr>
-        <w:t xml:space="preserve">11.  </w:t>
+        <w:t xml:space="preserve">13.  </w:t>
       </w:r>
       <w:r>
         <w:rPr>
@@ -4172,7 +4746,7 @@
           <w:sz w:val="22"/>
           <w:szCs w:val="22"/>
         </w:rPr>
-        <w:t xml:space="preserve">12.  </w:t>
+        <w:t xml:space="preserve">14.  </w:t>
       </w:r>
       <w:r>
         <w:rPr>
@@ -4454,7 +5028,7 @@
           <w:sz w:val="22"/>
           <w:szCs w:val="22"/>
         </w:rPr>
-        <w:t xml:space="preserve">13.  </w:t>
+        <w:t xml:space="preserve">15.  </w:t>
       </w:r>
       <w:r>
         <w:rPr>
@@ -4592,7 +5166,7 @@
           <w:sz w:val="22"/>
           <w:szCs w:val="22"/>
         </w:rPr>
-        <w:t xml:space="preserve">14.  </w:t>
+        <w:t xml:space="preserve">16.  </w:t>
       </w:r>
       <w:r>
         <w:rPr>
@@ -4942,7 +5516,7 @@
           <w:sz w:val="22"/>
           <w:szCs w:val="22"/>
         </w:rPr>
-        <w:t xml:space="preserve">15.  </w:t>
+        <w:t xml:space="preserve">17.  </w:t>
       </w:r>
       <w:r>
         <w:rPr>
@@ -5152,7 +5726,7 @@
           <w:sz w:val="22"/>
           <w:szCs w:val="22"/>
         </w:rPr>
-        <w:t xml:space="preserve">16.  </w:t>
+        <w:t xml:space="preserve">18.  </w:t>
       </w:r>
       <w:r>
         <w:rPr>
@@ -5262,7 +5836,7 @@
           <w:sz w:val="22"/>
           <w:szCs w:val="22"/>
         </w:rPr>
-        <w:t xml:space="preserve">17.  </w:t>
+        <w:t xml:space="preserve">19.  </w:t>
       </w:r>
       <w:r>
         <w:rPr>
@@ -5372,7 +5946,7 @@
           <w:sz w:val="22"/>
           <w:szCs w:val="22"/>
         </w:rPr>
-        <w:t xml:space="preserve">18.  </w:t>
+        <w:t xml:space="preserve">20.  </w:t>
       </w:r>
       <w:r>
         <w:rPr>
@@ -5510,7 +6084,7 @@
           <w:sz w:val="22"/>
           <w:szCs w:val="22"/>
         </w:rPr>
-        <w:t xml:space="preserve">19.  </w:t>
+        <w:t xml:space="preserve">21.  </w:t>
       </w:r>
       <w:r>
         <w:rPr>
@@ -6301,74 +6875,6 @@
                 <w:sz w:val="18"/>
                 <w:szCs w:val="18"/>
               </w:rPr>
-              <w:t xml:space="preserve">Do you run ads? Roughly what do you spend a month, and where?</w:t>
-            </w:r>
-          </w:p>
-        </w:tc>
-        <w:tc>
-          <w:tcPr>
-            <w:tcW w:type="dxa" w:w="6168"/>
-            <w:tcBorders>
-              <w:top w:val="single" w:color="BFBFBF" w:sz="4"/>
-              <w:left w:val="single" w:color="BFBFBF" w:sz="4"/>
-              <w:bottom w:val="single" w:color="BFBFBF" w:sz="4"/>
-              <w:right w:val="single" w:color="BFBFBF" w:sz="4"/>
-            </w:tcBorders>
-            <w:tcMar>
-              <w:top w:type="dxa" w:w="80"/>
-              <w:left w:type="dxa" w:w="120"/>
-              <w:bottom w:type="dxa" w:w="80"/>
-              <w:right w:type="dxa" w:w="120"/>
-            </w:tcMar>
-          </w:tcPr>
-          <w:p>
-            <w:pPr>
-              <w:spacing w:after="0" w:before="0"/>
-            </w:pPr>
-            <w:r>
-              <w:rPr>
-                <w:rFonts w:ascii="Arial" w:cs="Arial" w:eastAsia="Arial" w:hAnsi="Arial"/>
-                <w:sz w:val="21"/>
-                <w:szCs w:val="21"/>
-              </w:rPr>
-              <w:t xml:space="preserve"/>
-            </w:r>
-          </w:p>
-        </w:tc>
-      </w:tr>
-      <w:tr>
-        <w:trPr>
-          <w:cantSplit/>
-          <w:trHeight w:val="700" w:hRule="atLeast"/>
-        </w:trPr>
-        <w:tc>
-          <w:tcPr>
-            <w:tcW w:type="dxa" w:w="3470"/>
-            <w:tcBorders>
-              <w:top w:val="single" w:color="BFBFBF" w:sz="4"/>
-              <w:left w:val="single" w:color="BFBFBF" w:sz="4"/>
-              <w:bottom w:val="single" w:color="BFBFBF" w:sz="4"/>
-              <w:right w:val="single" w:color="BFBFBF" w:sz="4"/>
-            </w:tcBorders>
-            <w:shd w:fill="F2F2F2" w:color="auto" w:val="clear"/>
-            <w:tcMar>
-              <w:top w:type="dxa" w:w="80"/>
-              <w:left w:type="dxa" w:w="120"/>
-              <w:bottom w:type="dxa" w:w="80"/>
-              <w:right w:type="dxa" w:w="120"/>
-            </w:tcMar>
-          </w:tcPr>
-          <w:p>
-            <w:pPr>
-              <w:spacing w:after="0" w:before="0"/>
-            </w:pPr>
-            <w:r>
-              <w:rPr>
-                <w:rFonts w:ascii="Arial" w:cs="Arial" w:eastAsia="Arial" w:hAnsi="Arial"/>
-                <w:color w:val="6F6F6F"/>
-                <w:sz w:val="18"/>
-                <w:szCs w:val="18"/>
-              </w:rPr>
               <w:t xml:space="preserve">How often would you like to post?</w:t>
             </w:r>
           </w:p>
@@ -6418,7 +6924,7 @@
           <w:sz w:val="22"/>
           <w:szCs w:val="22"/>
         </w:rPr>
-        <w:t xml:space="preserve">20.  </w:t>
+        <w:t xml:space="preserve">22.  </w:t>
       </w:r>
       <w:r>
         <w:rPr>
@@ -6443,7 +6949,7 @@
           <w:sz w:val="19"/>
           <w:szCs w:val="19"/>
         </w:rPr>
-        <w:t xml:space="preserve">A Google Drive link is perfect.</w:t>
+        <w:t xml:space="preserve">You can share the files themselves at the end.</w:t>
       </w:r>
     </w:p>
     <w:p>
@@ -6460,7 +6966,7 @@
           <w:sz w:val="18"/>
           <w:szCs w:val="18"/>
         </w:rPr>
-        <w:t xml:space="preserve">e.g. Logo and colours, no guidelines. Drive link: ...</w:t>
+        <w:t xml:space="preserve">e.g. Logo and colours, no guidelines.</w:t>
       </w:r>
     </w:p>
     <w:tbl>
@@ -6632,7 +7138,7 @@
           <w:sz w:val="22"/>
           <w:szCs w:val="22"/>
         </w:rPr>
-        <w:t xml:space="preserve">21.  </w:t>
+        <w:t xml:space="preserve">23.  </w:t>
       </w:r>
       <w:r>
         <w:rPr>
@@ -6874,7 +7380,7 @@
           <w:sz w:val="22"/>
           <w:szCs w:val="22"/>
         </w:rPr>
-        <w:t xml:space="preserve">22.  </w:t>
+        <w:t xml:space="preserve">24.  </w:t>
       </w:r>
       <w:r>
         <w:rPr>
@@ -6984,7 +7490,7 @@
           <w:sz w:val="22"/>
           <w:szCs w:val="22"/>
         </w:rPr>
-        <w:t xml:space="preserve">23.  </w:t>
+        <w:t xml:space="preserve">25.  </w:t>
       </w:r>
       <w:r>
         <w:rPr>
@@ -7183,7 +7689,7 @@
           <w:sz w:val="22"/>
           <w:szCs w:val="22"/>
         </w:rPr>
-        <w:t xml:space="preserve">24.  </w:t>
+        <w:t xml:space="preserve">26.  </w:t>
       </w:r>
       <w:r>
         <w:rPr>
@@ -7397,7 +7903,7 @@
           <w:sz w:val="22"/>
           <w:szCs w:val="22"/>
         </w:rPr>
-        <w:t xml:space="preserve">25.  </w:t>
+        <w:t xml:space="preserve">27.  </w:t>
       </w:r>
       <w:r>
         <w:rPr>
@@ -7624,7 +8130,7 @@
           <w:sz w:val="22"/>
           <w:szCs w:val="22"/>
         </w:rPr>
-        <w:t xml:space="preserve">26.  </w:t>
+        <w:t xml:space="preserve">28.  </w:t>
       </w:r>
       <w:r>
         <w:rPr>
@@ -8002,7 +8508,7 @@
           <w:sz w:val="22"/>
           <w:szCs w:val="22"/>
         </w:rPr>
-        <w:t xml:space="preserve">27.  </w:t>
+        <w:t xml:space="preserve">29.  </w:t>
       </w:r>
       <w:r>
         <w:rPr>
@@ -8216,7 +8722,7 @@
           <w:sz w:val="22"/>
           <w:szCs w:val="22"/>
         </w:rPr>
-        <w:t xml:space="preserve">28.  </w:t>
+        <w:t xml:space="preserve">30.  </w:t>
       </w:r>
       <w:r>
         <w:rPr>
@@ -8600,7 +9106,7 @@
           <w:sz w:val="22"/>
           <w:szCs w:val="22"/>
         </w:rPr>
-        <w:t xml:space="preserve">29.  </w:t>
+        <w:t xml:space="preserve">31.  </w:t>
       </w:r>
       <w:r>
         <w:rPr>
@@ -8897,7 +9403,7 @@
           <w:sz w:val="22"/>
           <w:szCs w:val="22"/>
         </w:rPr>
-        <w:t xml:space="preserve">30.  </w:t>
+        <w:t xml:space="preserve">32.  </w:t>
       </w:r>
       <w:r>
         <w:rPr>
@@ -9199,6 +9705,200 @@
                 <w:szCs w:val="18"/>
               </w:rPr>
               <w:t xml:space="preserve">Anything you've tried before and didn't like</w:t>
+            </w:r>
+          </w:p>
+        </w:tc>
+        <w:tc>
+          <w:tcPr>
+            <w:tcW w:type="dxa" w:w="6168"/>
+            <w:tcBorders>
+              <w:top w:val="single" w:color="BFBFBF" w:sz="4"/>
+              <w:left w:val="single" w:color="BFBFBF" w:sz="4"/>
+              <w:bottom w:val="single" w:color="BFBFBF" w:sz="4"/>
+              <w:right w:val="single" w:color="BFBFBF" w:sz="4"/>
+            </w:tcBorders>
+            <w:tcMar>
+              <w:top w:type="dxa" w:w="80"/>
+              <w:left w:type="dxa" w:w="120"/>
+              <w:bottom w:type="dxa" w:w="80"/>
+              <w:right w:type="dxa" w:w="120"/>
+            </w:tcMar>
+          </w:tcPr>
+          <w:p>
+            <w:pPr>
+              <w:spacing w:after="0" w:before="0"/>
+            </w:pPr>
+            <w:r>
+              <w:rPr>
+                <w:rFonts w:ascii="Arial" w:cs="Arial" w:eastAsia="Arial" w:hAnsi="Arial"/>
+                <w:sz w:val="21"/>
+                <w:szCs w:val="21"/>
+              </w:rPr>
+              <w:t xml:space="preserve"/>
+            </w:r>
+          </w:p>
+        </w:tc>
+      </w:tr>
+    </w:tbl>
+    <w:p>
+      <w:pPr>
+        <w:keepNext/>
+        <w:spacing w:after="60" w:before="280"/>
+      </w:pPr>
+      <w:r>
+        <w:rPr>
+          <w:rFonts w:ascii="Arial" w:cs="Arial" w:eastAsia="Arial" w:hAnsi="Arial"/>
+          <w:b/>
+          <w:bCs/>
+          <w:sz w:val="22"/>
+          <w:szCs w:val="22"/>
+        </w:rPr>
+        <w:t xml:space="preserve">33.  </w:t>
+      </w:r>
+      <w:r>
+        <w:rPr>
+          <w:rFonts w:ascii="Arial" w:cs="Arial" w:eastAsia="Arial" w:hAnsi="Arial"/>
+          <w:b/>
+          <w:bCs/>
+          <w:sz w:val="22"/>
+          <w:szCs w:val="22"/>
+        </w:rPr>
+        <w:t xml:space="preserve">Got files to share?</w:t>
+      </w:r>
+    </w:p>
+    <w:p>
+      <w:pPr>
+        <w:keepNext/>
+        <w:spacing w:after="80" w:before="0"/>
+      </w:pPr>
+      <w:r>
+        <w:rPr>
+          <w:rFonts w:ascii="Arial" w:cs="Arial" w:eastAsia="Arial" w:hAnsi="Arial"/>
+          <w:color w:val="6F6F6F"/>
+          <w:sz w:val="19"/>
+          <w:szCs w:val="19"/>
+        </w:rPr>
+        <w:t xml:space="preserve">Put them in a shared folder and paste the link. Handy to have: your logo and brand files, photos of your space and team, past videos, and screenshots of your Instagram, TikTok or Google insights. Website or Google Analytics screenshots help too.</w:t>
+      </w:r>
+    </w:p>
+    <w:tbl>
+      <w:tblPr>
+        <w:tblW w:type="dxa" w:w="9638"/>
+        <w:tblBorders>
+          <w:top w:val="single" w:color="auto" w:sz="4"/>
+          <w:left w:val="single" w:color="auto" w:sz="4"/>
+          <w:bottom w:val="single" w:color="auto" w:sz="4"/>
+          <w:right w:val="single" w:color="auto" w:sz="4"/>
+          <w:insideH w:val="single" w:color="auto" w:sz="4"/>
+          <w:insideV w:val="single" w:color="auto" w:sz="4"/>
+        </w:tblBorders>
+      </w:tblPr>
+      <w:tblGrid>
+        <w:gridCol w:w="3470"/>
+        <w:gridCol w:w="6168"/>
+      </w:tblGrid>
+      <w:tr>
+        <w:trPr>
+          <w:cantSplit/>
+          <w:trHeight w:val="520" w:hRule="atLeast"/>
+        </w:trPr>
+        <w:tc>
+          <w:tcPr>
+            <w:tcW w:type="dxa" w:w="3470"/>
+            <w:tcBorders>
+              <w:top w:val="single" w:color="BFBFBF" w:sz="4"/>
+              <w:left w:val="single" w:color="BFBFBF" w:sz="4"/>
+              <w:bottom w:val="single" w:color="BFBFBF" w:sz="4"/>
+              <w:right w:val="single" w:color="BFBFBF" w:sz="4"/>
+            </w:tcBorders>
+            <w:shd w:fill="F2F2F2" w:color="auto" w:val="clear"/>
+            <w:tcMar>
+              <w:top w:type="dxa" w:w="80"/>
+              <w:left w:type="dxa" w:w="120"/>
+              <w:bottom w:type="dxa" w:w="80"/>
+              <w:right w:type="dxa" w:w="120"/>
+            </w:tcMar>
+          </w:tcPr>
+          <w:p>
+            <w:pPr>
+              <w:spacing w:after="0" w:before="0"/>
+            </w:pPr>
+            <w:r>
+              <w:rPr>
+                <w:rFonts w:ascii="Arial" w:cs="Arial" w:eastAsia="Arial" w:hAnsi="Arial"/>
+                <w:color w:val="6F6F6F"/>
+                <w:sz w:val="18"/>
+                <w:szCs w:val="18"/>
+              </w:rPr>
+              <w:t xml:space="preserve">Google Drive or Dropbox folder link</w:t>
+            </w:r>
+          </w:p>
+        </w:tc>
+        <w:tc>
+          <w:tcPr>
+            <w:tcW w:type="dxa" w:w="6168"/>
+            <w:tcBorders>
+              <w:top w:val="single" w:color="BFBFBF" w:sz="4"/>
+              <w:left w:val="single" w:color="BFBFBF" w:sz="4"/>
+              <w:bottom w:val="single" w:color="BFBFBF" w:sz="4"/>
+              <w:right w:val="single" w:color="BFBFBF" w:sz="4"/>
+            </w:tcBorders>
+            <w:tcMar>
+              <w:top w:type="dxa" w:w="80"/>
+              <w:left w:type="dxa" w:w="120"/>
+              <w:bottom w:type="dxa" w:w="80"/>
+              <w:right w:type="dxa" w:w="120"/>
+            </w:tcMar>
+          </w:tcPr>
+          <w:p>
+            <w:pPr>
+              <w:spacing w:after="0" w:before="0"/>
+            </w:pPr>
+            <w:r>
+              <w:rPr>
+                <w:rFonts w:ascii="Arial" w:cs="Arial" w:eastAsia="Arial" w:hAnsi="Arial"/>
+                <w:sz w:val="21"/>
+                <w:szCs w:val="21"/>
+              </w:rPr>
+              <w:t xml:space="preserve"/>
+            </w:r>
+          </w:p>
+        </w:tc>
+      </w:tr>
+      <w:tr>
+        <w:trPr>
+          <w:cantSplit/>
+          <w:trHeight w:val="520" w:hRule="atLeast"/>
+        </w:trPr>
+        <w:tc>
+          <w:tcPr>
+            <w:tcW w:type="dxa" w:w="3470"/>
+            <w:tcBorders>
+              <w:top w:val="single" w:color="BFBFBF" w:sz="4"/>
+              <w:left w:val="single" w:color="BFBFBF" w:sz="4"/>
+              <w:bottom w:val="single" w:color="BFBFBF" w:sz="4"/>
+              <w:right w:val="single" w:color="BFBFBF" w:sz="4"/>
+            </w:tcBorders>
+            <w:shd w:fill="F2F2F2" w:color="auto" w:val="clear"/>
+            <w:tcMar>
+              <w:top w:type="dxa" w:w="80"/>
+              <w:left w:type="dxa" w:w="120"/>
+              <w:bottom w:type="dxa" w:w="80"/>
+              <w:right w:type="dxa" w:w="120"/>
+            </w:tcMar>
+          </w:tcPr>
+          <w:p>
+            <w:pPr>
+              <w:spacing w:after="0" w:before="0"/>
+            </w:pPr>
+            <w:r>
+              <w:rPr>
+                <w:rFonts w:ascii="Arial" w:cs="Arial" w:eastAsia="Arial" w:hAnsi="Arial"/>
+                <w:color w:val="6F6F6F"/>
+                <w:sz w:val="18"/>
+                <w:szCs w:val="18"/>
+              </w:rPr>
+              <w:t xml:space="preserve">What's in there</w:t>
             </w:r>
           </w:p>
         </w:tc>

--- a/dist/word/ASAP Marketing Brief.docx
+++ b/dist/word/ASAP Marketing Brief.docx
@@ -319,7 +319,7 @@
           <w:sz w:val="32"/>
           <w:szCs w:val="32"/>
         </w:rPr>
-        <w:t xml:space="preserve">Your Business</w:t>
+        <w:t xml:space="preserve">Your Goals</w:t>
       </w:r>
     </w:p>
     <w:p>
@@ -345,7 +345,7 @@
           <w:sz w:val="22"/>
           <w:szCs w:val="22"/>
         </w:rPr>
-        <w:t xml:space="preserve">Which package are you starting with?</w:t>
+        <w:t xml:space="preserve">What's the main goal here?</w:t>
       </w:r>
     </w:p>
     <w:p>
@@ -360,7 +360,25 @@
           <w:sz w:val="19"/>
           <w:szCs w:val="19"/>
         </w:rPr>
-        <w:t xml:space="preserve">This just tells us which questions matter for you.</w:t>
+        <w:t xml:space="preserve">Pick the one that matters most. Your strategy gets built around it.</w:t>
+      </w:r>
+    </w:p>
+    <w:p>
+      <w:pPr>
+        <w:keepNext/>
+        <w:spacing w:after="80" w:before="0"/>
+      </w:pPr>
+      <w:r>
+        <w:rPr>
+          <w:rFonts w:ascii="Arial" w:cs="Arial" w:eastAsia="Arial" w:hAnsi="Arial"/>
+          <w:b/>
+          <w:bCs/>
+          <w:caps/>
+          <w:spacing w:val="20"/>
+          <w:sz w:val="16"/>
+          <w:szCs w:val="16"/>
+        </w:rPr>
+        <w:t xml:space="preserve">We need this one to plan your content</w:t>
       </w:r>
     </w:p>
     <w:p>
@@ -389,7 +407,7 @@
           <w:sz w:val="21"/>
           <w:szCs w:val="21"/>
         </w:rPr>
-        <w:t xml:space="preserve">☐ Marketing Strategy</w:t>
+        <w:t xml:space="preserve">☐ More bookings or sales</w:t>
       </w:r>
       <w:r>
         <w:rPr>
@@ -397,7 +415,7 @@
           <w:sz w:val="21"/>
           <w:szCs w:val="21"/>
         </w:rPr>
-        <w:t xml:space="preserve">      ☐ ASAP Agency</w:t>
+        <w:t xml:space="preserve">      ☐ Fill quiet times</w:t>
       </w:r>
       <w:r>
         <w:rPr>
@@ -405,7 +423,7 @@
           <w:sz w:val="21"/>
           <w:szCs w:val="21"/>
         </w:rPr>
-        <w:t xml:space="preserve">      ☐ Custom Retainer</w:t>
+        <w:t xml:space="preserve">      ☐ Push a service or product</w:t>
       </w:r>
       <w:r>
         <w:rPr>
@@ -413,7 +431,39 @@
           <w:sz w:val="21"/>
           <w:szCs w:val="21"/>
         </w:rPr>
-        <w:t xml:space="preserve">      ☐ Not sure yet</w:t>
+        <w:t xml:space="preserve">      ☐ Launch something new</w:t>
+      </w:r>
+      <w:r>
+        <w:rPr>
+          <w:rFonts w:ascii="Arial" w:cs="Arial" w:eastAsia="Arial" w:hAnsi="Arial"/>
+          <w:sz w:val="21"/>
+          <w:szCs w:val="21"/>
+        </w:rPr>
+        <w:t xml:space="preserve">      ☐ Get known locally</w:t>
+      </w:r>
+      <w:r>
+        <w:rPr>
+          <w:rFonts w:ascii="Arial" w:cs="Arial" w:eastAsia="Arial" w:hAnsi="Arial"/>
+          <w:sz w:val="21"/>
+          <w:szCs w:val="21"/>
+        </w:rPr>
+        <w:t xml:space="preserve">      ☐ Grow into new areas</w:t>
+      </w:r>
+      <w:r>
+        <w:rPr>
+          <w:rFonts w:ascii="Arial" w:cs="Arial" w:eastAsia="Arial" w:hAnsi="Arial"/>
+          <w:sz w:val="21"/>
+          <w:szCs w:val="21"/>
+        </w:rPr>
+        <w:t xml:space="preserve">      ☐ Go more premium</w:t>
+      </w:r>
+      <w:r>
+        <w:rPr>
+          <w:rFonts w:ascii="Arial" w:cs="Arial" w:eastAsia="Arial" w:hAnsi="Arial"/>
+          <w:sz w:val="21"/>
+          <w:szCs w:val="21"/>
+        </w:rPr>
+        <w:t xml:space="preserve">      ☐ Hire staff</w:t>
       </w:r>
     </w:p>
     <w:p>
@@ -439,7 +489,7 @@
           <w:sz w:val="22"/>
           <w:szCs w:val="22"/>
         </w:rPr>
-        <w:t xml:space="preserve">What does your business do, in one sentence?</w:t>
+        <w:t xml:space="preserve">What do you want your marketing to do for you over the next 3 to 12 months?</w:t>
       </w:r>
     </w:p>
     <w:p>
@@ -454,7 +504,7 @@
           <w:sz w:val="19"/>
           <w:szCs w:val="19"/>
         </w:rPr>
-        <w:t xml:space="preserve">Like you'd explain it to a 12-year-old.</w:t>
+        <w:t xml:space="preserve">Be specific if you can: more of a certain service, fill quiet days, hire staff, launch something, open a second site.</w:t>
       </w:r>
     </w:p>
     <w:p>
@@ -471,7 +521,830 @@
           <w:sz w:val="18"/>
           <w:szCs w:val="18"/>
         </w:rPr>
-        <w:t xml:space="preserve">e.g. We fix sore backs and necks so people can get back to work and sport.</w:t>
+        <w:t xml:space="preserve">e.g. Fill our Tuesday and Wednesday afternoons, and get more people booking pregnancy massage.</w:t>
+      </w:r>
+    </w:p>
+    <w:tbl>
+      <w:tblPr>
+        <w:tblW w:type="dxa" w:w="9638"/>
+        <w:tblBorders>
+          <w:top w:val="single" w:color="auto" w:sz="4"/>
+          <w:left w:val="single" w:color="auto" w:sz="4"/>
+          <w:bottom w:val="single" w:color="auto" w:sz="4"/>
+          <w:right w:val="single" w:color="auto" w:sz="4"/>
+          <w:insideH w:val="single" w:color="auto" w:sz="4"/>
+          <w:insideV w:val="single" w:color="auto" w:sz="4"/>
+        </w:tblBorders>
+      </w:tblPr>
+      <w:tblGrid>
+        <w:gridCol w:w="9638"/>
+      </w:tblGrid>
+      <w:tr>
+        <w:trPr>
+          <w:cantSplit/>
+          <w:trHeight w:val="1300" w:hRule="atLeast"/>
+        </w:trPr>
+        <w:tc>
+          <w:tcPr>
+            <w:tcW w:type="dxa" w:w="9638"/>
+            <w:tcBorders>
+              <w:top w:val="single" w:color="BFBFBF" w:sz="4"/>
+              <w:left w:val="single" w:color="BFBFBF" w:sz="4"/>
+              <w:bottom w:val="single" w:color="BFBFBF" w:sz="4"/>
+              <w:right w:val="single" w:color="BFBFBF" w:sz="4"/>
+            </w:tcBorders>
+            <w:tcMar>
+              <w:top w:type="dxa" w:w="80"/>
+              <w:left w:type="dxa" w:w="120"/>
+              <w:bottom w:type="dxa" w:w="80"/>
+              <w:right w:type="dxa" w:w="120"/>
+            </w:tcMar>
+          </w:tcPr>
+          <w:p>
+            <w:pPr>
+              <w:spacing w:after="0" w:before="0"/>
+            </w:pPr>
+            <w:r>
+              <w:rPr>
+                <w:rFonts w:ascii="Arial" w:cs="Arial" w:eastAsia="Arial" w:hAnsi="Arial"/>
+                <w:sz w:val="21"/>
+                <w:szCs w:val="21"/>
+              </w:rPr>
+              <w:t xml:space="preserve"/>
+            </w:r>
+          </w:p>
+        </w:tc>
+      </w:tr>
+    </w:tbl>
+    <w:p>
+      <w:pPr>
+        <w:keepNext/>
+        <w:spacing w:after="60" w:before="280"/>
+      </w:pPr>
+      <w:r>
+        <w:rPr>
+          <w:rFonts w:ascii="Arial" w:cs="Arial" w:eastAsia="Arial" w:hAnsi="Arial"/>
+          <w:b/>
+          <w:bCs/>
+          <w:sz w:val="22"/>
+          <w:szCs w:val="22"/>
+        </w:rPr>
+        <w:t xml:space="preserve">3.  </w:t>
+      </w:r>
+      <w:r>
+        <w:rPr>
+          <w:rFonts w:ascii="Arial" w:cs="Arial" w:eastAsia="Arial" w:hAnsi="Arial"/>
+          <w:b/>
+          <w:bCs/>
+          <w:sz w:val="22"/>
+          <w:szCs w:val="22"/>
+        </w:rPr>
+        <w:t xml:space="preserve">How will we know it's working?</w:t>
+      </w:r>
+    </w:p>
+    <w:p>
+      <w:pPr>
+        <w:keepNext/>
+        <w:spacing w:after="80" w:before="0"/>
+      </w:pPr>
+      <w:r>
+        <w:rPr>
+          <w:rFonts w:ascii="Arial" w:cs="Arial" w:eastAsia="Arial" w:hAnsi="Arial"/>
+          <w:color w:val="6F6F6F"/>
+          <w:sz w:val="19"/>
+          <w:szCs w:val="19"/>
+        </w:rPr>
+        <w:t xml:space="preserve">Rough numbers are perfect. Knowing where you're starting lets us show you what's moved.</w:t>
+      </w:r>
+    </w:p>
+    <w:tbl>
+      <w:tblPr>
+        <w:tblW w:type="dxa" w:w="9638"/>
+        <w:tblBorders>
+          <w:top w:val="single" w:color="auto" w:sz="4"/>
+          <w:left w:val="single" w:color="auto" w:sz="4"/>
+          <w:bottom w:val="single" w:color="auto" w:sz="4"/>
+          <w:right w:val="single" w:color="auto" w:sz="4"/>
+          <w:insideH w:val="single" w:color="auto" w:sz="4"/>
+          <w:insideV w:val="single" w:color="auto" w:sz="4"/>
+        </w:tblBorders>
+      </w:tblPr>
+      <w:tblGrid>
+        <w:gridCol w:w="3470"/>
+        <w:gridCol w:w="6168"/>
+      </w:tblGrid>
+      <w:tr>
+        <w:trPr>
+          <w:cantSplit/>
+          <w:trHeight w:val="520" w:hRule="atLeast"/>
+        </w:trPr>
+        <w:tc>
+          <w:tcPr>
+            <w:tcW w:type="dxa" w:w="3470"/>
+            <w:tcBorders>
+              <w:top w:val="single" w:color="BFBFBF" w:sz="4"/>
+              <w:left w:val="single" w:color="BFBFBF" w:sz="4"/>
+              <w:bottom w:val="single" w:color="BFBFBF" w:sz="4"/>
+              <w:right w:val="single" w:color="BFBFBF" w:sz="4"/>
+            </w:tcBorders>
+            <w:shd w:fill="F2F2F2" w:color="auto" w:val="clear"/>
+            <w:tcMar>
+              <w:top w:type="dxa" w:w="80"/>
+              <w:left w:type="dxa" w:w="120"/>
+              <w:bottom w:type="dxa" w:w="80"/>
+              <w:right w:type="dxa" w:w="120"/>
+            </w:tcMar>
+          </w:tcPr>
+          <w:p>
+            <w:pPr>
+              <w:spacing w:after="0" w:before="0"/>
+            </w:pPr>
+            <w:r>
+              <w:rPr>
+                <w:rFonts w:ascii="Arial" w:cs="Arial" w:eastAsia="Arial" w:hAnsi="Arial"/>
+                <w:color w:val="6F6F6F"/>
+                <w:sz w:val="18"/>
+                <w:szCs w:val="18"/>
+              </w:rPr>
+              <w:t xml:space="preserve">What a win looks like in 3 months</w:t>
+            </w:r>
+          </w:p>
+        </w:tc>
+        <w:tc>
+          <w:tcPr>
+            <w:tcW w:type="dxa" w:w="6168"/>
+            <w:tcBorders>
+              <w:top w:val="single" w:color="BFBFBF" w:sz="4"/>
+              <w:left w:val="single" w:color="BFBFBF" w:sz="4"/>
+              <w:bottom w:val="single" w:color="BFBFBF" w:sz="4"/>
+              <w:right w:val="single" w:color="BFBFBF" w:sz="4"/>
+            </w:tcBorders>
+            <w:tcMar>
+              <w:top w:type="dxa" w:w="80"/>
+              <w:left w:type="dxa" w:w="120"/>
+              <w:bottom w:type="dxa" w:w="80"/>
+              <w:right w:type="dxa" w:w="120"/>
+            </w:tcMar>
+          </w:tcPr>
+          <w:p>
+            <w:pPr>
+              <w:spacing w:after="0" w:before="0"/>
+            </w:pPr>
+            <w:r>
+              <w:rPr>
+                <w:rFonts w:ascii="Arial" w:cs="Arial" w:eastAsia="Arial" w:hAnsi="Arial"/>
+                <w:sz w:val="21"/>
+                <w:szCs w:val="21"/>
+              </w:rPr>
+              <w:t xml:space="preserve"/>
+            </w:r>
+          </w:p>
+        </w:tc>
+      </w:tr>
+      <w:tr>
+        <w:trPr>
+          <w:cantSplit/>
+          <w:trHeight w:val="520" w:hRule="atLeast"/>
+        </w:trPr>
+        <w:tc>
+          <w:tcPr>
+            <w:tcW w:type="dxa" w:w="3470"/>
+            <w:tcBorders>
+              <w:top w:val="single" w:color="BFBFBF" w:sz="4"/>
+              <w:left w:val="single" w:color="BFBFBF" w:sz="4"/>
+              <w:bottom w:val="single" w:color="BFBFBF" w:sz="4"/>
+              <w:right w:val="single" w:color="BFBFBF" w:sz="4"/>
+            </w:tcBorders>
+            <w:shd w:fill="F2F2F2" w:color="auto" w:val="clear"/>
+            <w:tcMar>
+              <w:top w:type="dxa" w:w="80"/>
+              <w:left w:type="dxa" w:w="120"/>
+              <w:bottom w:type="dxa" w:w="80"/>
+              <w:right w:type="dxa" w:w="120"/>
+            </w:tcMar>
+          </w:tcPr>
+          <w:p>
+            <w:pPr>
+              <w:spacing w:after="0" w:before="0"/>
+            </w:pPr>
+            <w:r>
+              <w:rPr>
+                <w:rFonts w:ascii="Arial" w:cs="Arial" w:eastAsia="Arial" w:hAnsi="Arial"/>
+                <w:color w:val="6F6F6F"/>
+                <w:sz w:val="18"/>
+                <w:szCs w:val="18"/>
+              </w:rPr>
+              <w:t xml:space="preserve">How you'll measure it</w:t>
+            </w:r>
+          </w:p>
+        </w:tc>
+        <w:tc>
+          <w:tcPr>
+            <w:tcW w:type="dxa" w:w="6168"/>
+            <w:tcBorders>
+              <w:top w:val="single" w:color="BFBFBF" w:sz="4"/>
+              <w:left w:val="single" w:color="BFBFBF" w:sz="4"/>
+              <w:bottom w:val="single" w:color="BFBFBF" w:sz="4"/>
+              <w:right w:val="single" w:color="BFBFBF" w:sz="4"/>
+            </w:tcBorders>
+            <w:tcMar>
+              <w:top w:type="dxa" w:w="80"/>
+              <w:left w:type="dxa" w:w="120"/>
+              <w:bottom w:type="dxa" w:w="80"/>
+              <w:right w:type="dxa" w:w="120"/>
+            </w:tcMar>
+          </w:tcPr>
+          <w:p>
+            <w:pPr>
+              <w:spacing w:after="0" w:before="0"/>
+            </w:pPr>
+            <w:r>
+              <w:rPr>
+                <w:rFonts w:ascii="Arial" w:cs="Arial" w:eastAsia="Arial" w:hAnsi="Arial"/>
+                <w:sz w:val="21"/>
+                <w:szCs w:val="21"/>
+              </w:rPr>
+              <w:t xml:space="preserve"/>
+            </w:r>
+          </w:p>
+        </w:tc>
+      </w:tr>
+      <w:tr>
+        <w:trPr>
+          <w:cantSplit/>
+          <w:trHeight w:val="520" w:hRule="atLeast"/>
+        </w:trPr>
+        <w:tc>
+          <w:tcPr>
+            <w:tcW w:type="dxa" w:w="3470"/>
+            <w:tcBorders>
+              <w:top w:val="single" w:color="BFBFBF" w:sz="4"/>
+              <w:left w:val="single" w:color="BFBFBF" w:sz="4"/>
+              <w:bottom w:val="single" w:color="BFBFBF" w:sz="4"/>
+              <w:right w:val="single" w:color="BFBFBF" w:sz="4"/>
+            </w:tcBorders>
+            <w:shd w:fill="F2F2F2" w:color="auto" w:val="clear"/>
+            <w:tcMar>
+              <w:top w:type="dxa" w:w="80"/>
+              <w:left w:type="dxa" w:w="120"/>
+              <w:bottom w:type="dxa" w:w="80"/>
+              <w:right w:type="dxa" w:w="120"/>
+            </w:tcMar>
+          </w:tcPr>
+          <w:p>
+            <w:pPr>
+              <w:spacing w:after="0" w:before="0"/>
+            </w:pPr>
+            <w:r>
+              <w:rPr>
+                <w:rFonts w:ascii="Arial" w:cs="Arial" w:eastAsia="Arial" w:hAnsi="Arial"/>
+                <w:color w:val="6F6F6F"/>
+                <w:sz w:val="18"/>
+                <w:szCs w:val="18"/>
+              </w:rPr>
+              <w:t xml:space="preserve">Where that's at today</w:t>
+            </w:r>
+          </w:p>
+        </w:tc>
+        <w:tc>
+          <w:tcPr>
+            <w:tcW w:type="dxa" w:w="6168"/>
+            <w:tcBorders>
+              <w:top w:val="single" w:color="BFBFBF" w:sz="4"/>
+              <w:left w:val="single" w:color="BFBFBF" w:sz="4"/>
+              <w:bottom w:val="single" w:color="BFBFBF" w:sz="4"/>
+              <w:right w:val="single" w:color="BFBFBF" w:sz="4"/>
+            </w:tcBorders>
+            <w:tcMar>
+              <w:top w:type="dxa" w:w="80"/>
+              <w:left w:type="dxa" w:w="120"/>
+              <w:bottom w:type="dxa" w:w="80"/>
+              <w:right w:type="dxa" w:w="120"/>
+            </w:tcMar>
+          </w:tcPr>
+          <w:p>
+            <w:pPr>
+              <w:spacing w:after="0" w:before="0"/>
+            </w:pPr>
+            <w:r>
+              <w:rPr>
+                <w:rFonts w:ascii="Arial" w:cs="Arial" w:eastAsia="Arial" w:hAnsi="Arial"/>
+                <w:sz w:val="21"/>
+                <w:szCs w:val="21"/>
+              </w:rPr>
+              <w:t xml:space="preserve"/>
+            </w:r>
+          </w:p>
+        </w:tc>
+      </w:tr>
+    </w:tbl>
+    <w:p>
+      <w:pPr>
+        <w:keepNext/>
+        <w:spacing w:after="60" w:before="280"/>
+      </w:pPr>
+      <w:r>
+        <w:rPr>
+          <w:rFonts w:ascii="Arial" w:cs="Arial" w:eastAsia="Arial" w:hAnsi="Arial"/>
+          <w:b/>
+          <w:bCs/>
+          <w:sz w:val="22"/>
+          <w:szCs w:val="22"/>
+        </w:rPr>
+        <w:t xml:space="preserve">4.  </w:t>
+      </w:r>
+      <w:r>
+        <w:rPr>
+          <w:rFonts w:ascii="Arial" w:cs="Arial" w:eastAsia="Arial" w:hAnsi="Arial"/>
+          <w:b/>
+          <w:bCs/>
+          <w:sz w:val="22"/>
+          <w:szCs w:val="22"/>
+        </w:rPr>
+        <w:t xml:space="preserve">What are your numbers right now?</w:t>
+      </w:r>
+    </w:p>
+    <w:p>
+      <w:pPr>
+        <w:keepNext/>
+        <w:spacing w:after="80" w:before="0"/>
+      </w:pPr>
+      <w:r>
+        <w:rPr>
+          <w:rFonts w:ascii="Arial" w:cs="Arial" w:eastAsia="Arial" w:hAnsi="Arial"/>
+          <w:color w:val="6F6F6F"/>
+          <w:sz w:val="19"/>
+          <w:szCs w:val="19"/>
+        </w:rPr>
+        <w:t xml:space="preserve">Rough is fine. These turn your strategy from a guess into a plan. Skip any you don't know.</w:t>
+      </w:r>
+    </w:p>
+    <w:tbl>
+      <w:tblPr>
+        <w:tblW w:type="dxa" w:w="9638"/>
+        <w:tblBorders>
+          <w:top w:val="single" w:color="auto" w:sz="4"/>
+          <w:left w:val="single" w:color="auto" w:sz="4"/>
+          <w:bottom w:val="single" w:color="auto" w:sz="4"/>
+          <w:right w:val="single" w:color="auto" w:sz="4"/>
+          <w:insideH w:val="single" w:color="auto" w:sz="4"/>
+          <w:insideV w:val="single" w:color="auto" w:sz="4"/>
+        </w:tblBorders>
+      </w:tblPr>
+      <w:tblGrid>
+        <w:gridCol w:w="3470"/>
+        <w:gridCol w:w="6168"/>
+      </w:tblGrid>
+      <w:tr>
+        <w:trPr>
+          <w:cantSplit/>
+          <w:trHeight w:val="520" w:hRule="atLeast"/>
+        </w:trPr>
+        <w:tc>
+          <w:tcPr>
+            <w:tcW w:type="dxa" w:w="3470"/>
+            <w:tcBorders>
+              <w:top w:val="single" w:color="BFBFBF" w:sz="4"/>
+              <w:left w:val="single" w:color="BFBFBF" w:sz="4"/>
+              <w:bottom w:val="single" w:color="BFBFBF" w:sz="4"/>
+              <w:right w:val="single" w:color="BFBFBF" w:sz="4"/>
+            </w:tcBorders>
+            <w:shd w:fill="F2F2F2" w:color="auto" w:val="clear"/>
+            <w:tcMar>
+              <w:top w:type="dxa" w:w="80"/>
+              <w:left w:type="dxa" w:w="120"/>
+              <w:bottom w:type="dxa" w:w="80"/>
+              <w:right w:type="dxa" w:w="120"/>
+            </w:tcMar>
+          </w:tcPr>
+          <w:p>
+            <w:pPr>
+              <w:spacing w:after="0" w:before="0"/>
+            </w:pPr>
+            <w:r>
+              <w:rPr>
+                <w:rFonts w:ascii="Arial" w:cs="Arial" w:eastAsia="Arial" w:hAnsi="Arial"/>
+                <w:color w:val="6F6F6F"/>
+                <w:sz w:val="18"/>
+                <w:szCs w:val="18"/>
+              </w:rPr>
+              <w:t xml:space="preserve">Enquiries or bookings a month</w:t>
+            </w:r>
+          </w:p>
+        </w:tc>
+        <w:tc>
+          <w:tcPr>
+            <w:tcW w:type="dxa" w:w="6168"/>
+            <w:tcBorders>
+              <w:top w:val="single" w:color="BFBFBF" w:sz="4"/>
+              <w:left w:val="single" w:color="BFBFBF" w:sz="4"/>
+              <w:bottom w:val="single" w:color="BFBFBF" w:sz="4"/>
+              <w:right w:val="single" w:color="BFBFBF" w:sz="4"/>
+            </w:tcBorders>
+            <w:tcMar>
+              <w:top w:type="dxa" w:w="80"/>
+              <w:left w:type="dxa" w:w="120"/>
+              <w:bottom w:type="dxa" w:w="80"/>
+              <w:right w:type="dxa" w:w="120"/>
+            </w:tcMar>
+          </w:tcPr>
+          <w:p>
+            <w:pPr>
+              <w:spacing w:after="0" w:before="0"/>
+            </w:pPr>
+            <w:r>
+              <w:rPr>
+                <w:rFonts w:ascii="Arial" w:cs="Arial" w:eastAsia="Arial" w:hAnsi="Arial"/>
+                <w:sz w:val="21"/>
+                <w:szCs w:val="21"/>
+              </w:rPr>
+              <w:t xml:space="preserve"/>
+            </w:r>
+          </w:p>
+        </w:tc>
+      </w:tr>
+      <w:tr>
+        <w:trPr>
+          <w:cantSplit/>
+          <w:trHeight w:val="520" w:hRule="atLeast"/>
+        </w:trPr>
+        <w:tc>
+          <w:tcPr>
+            <w:tcW w:type="dxa" w:w="3470"/>
+            <w:tcBorders>
+              <w:top w:val="single" w:color="BFBFBF" w:sz="4"/>
+              <w:left w:val="single" w:color="BFBFBF" w:sz="4"/>
+              <w:bottom w:val="single" w:color="BFBFBF" w:sz="4"/>
+              <w:right w:val="single" w:color="BFBFBF" w:sz="4"/>
+            </w:tcBorders>
+            <w:shd w:fill="F2F2F2" w:color="auto" w:val="clear"/>
+            <w:tcMar>
+              <w:top w:type="dxa" w:w="80"/>
+              <w:left w:type="dxa" w:w="120"/>
+              <w:bottom w:type="dxa" w:w="80"/>
+              <w:right w:type="dxa" w:w="120"/>
+            </w:tcMar>
+          </w:tcPr>
+          <w:p>
+            <w:pPr>
+              <w:spacing w:after="0" w:before="0"/>
+            </w:pPr>
+            <w:r>
+              <w:rPr>
+                <w:rFonts w:ascii="Arial" w:cs="Arial" w:eastAsia="Arial" w:hAnsi="Arial"/>
+                <w:color w:val="6F6F6F"/>
+                <w:sz w:val="18"/>
+                <w:szCs w:val="18"/>
+              </w:rPr>
+              <w:t xml:space="preserve">How many more customers you could take</w:t>
+            </w:r>
+          </w:p>
+        </w:tc>
+        <w:tc>
+          <w:tcPr>
+            <w:tcW w:type="dxa" w:w="6168"/>
+            <w:tcBorders>
+              <w:top w:val="single" w:color="BFBFBF" w:sz="4"/>
+              <w:left w:val="single" w:color="BFBFBF" w:sz="4"/>
+              <w:bottom w:val="single" w:color="BFBFBF" w:sz="4"/>
+              <w:right w:val="single" w:color="BFBFBF" w:sz="4"/>
+            </w:tcBorders>
+            <w:tcMar>
+              <w:top w:type="dxa" w:w="80"/>
+              <w:left w:type="dxa" w:w="120"/>
+              <w:bottom w:type="dxa" w:w="80"/>
+              <w:right w:type="dxa" w:w="120"/>
+            </w:tcMar>
+          </w:tcPr>
+          <w:p>
+            <w:pPr>
+              <w:spacing w:after="0" w:before="0"/>
+            </w:pPr>
+            <w:r>
+              <w:rPr>
+                <w:rFonts w:ascii="Arial" w:cs="Arial" w:eastAsia="Arial" w:hAnsi="Arial"/>
+                <w:sz w:val="21"/>
+                <w:szCs w:val="21"/>
+              </w:rPr>
+              <w:t xml:space="preserve"/>
+            </w:r>
+          </w:p>
+        </w:tc>
+      </w:tr>
+      <w:tr>
+        <w:trPr>
+          <w:cantSplit/>
+          <w:trHeight w:val="520" w:hRule="atLeast"/>
+        </w:trPr>
+        <w:tc>
+          <w:tcPr>
+            <w:tcW w:type="dxa" w:w="3470"/>
+            <w:tcBorders>
+              <w:top w:val="single" w:color="BFBFBF" w:sz="4"/>
+              <w:left w:val="single" w:color="BFBFBF" w:sz="4"/>
+              <w:bottom w:val="single" w:color="BFBFBF" w:sz="4"/>
+              <w:right w:val="single" w:color="BFBFBF" w:sz="4"/>
+            </w:tcBorders>
+            <w:shd w:fill="F2F2F2" w:color="auto" w:val="clear"/>
+            <w:tcMar>
+              <w:top w:type="dxa" w:w="80"/>
+              <w:left w:type="dxa" w:w="120"/>
+              <w:bottom w:type="dxa" w:w="80"/>
+              <w:right w:type="dxa" w:w="120"/>
+            </w:tcMar>
+          </w:tcPr>
+          <w:p>
+            <w:pPr>
+              <w:spacing w:after="0" w:before="0"/>
+            </w:pPr>
+            <w:r>
+              <w:rPr>
+                <w:rFonts w:ascii="Arial" w:cs="Arial" w:eastAsia="Arial" w:hAnsi="Arial"/>
+                <w:color w:val="6F6F6F"/>
+                <w:sz w:val="18"/>
+                <w:szCs w:val="18"/>
+              </w:rPr>
+              <w:t xml:space="preserve">Your most profitable service or product</w:t>
+            </w:r>
+          </w:p>
+        </w:tc>
+        <w:tc>
+          <w:tcPr>
+            <w:tcW w:type="dxa" w:w="6168"/>
+            <w:tcBorders>
+              <w:top w:val="single" w:color="BFBFBF" w:sz="4"/>
+              <w:left w:val="single" w:color="BFBFBF" w:sz="4"/>
+              <w:bottom w:val="single" w:color="BFBFBF" w:sz="4"/>
+              <w:right w:val="single" w:color="BFBFBF" w:sz="4"/>
+            </w:tcBorders>
+            <w:tcMar>
+              <w:top w:type="dxa" w:w="80"/>
+              <w:left w:type="dxa" w:w="120"/>
+              <w:bottom w:type="dxa" w:w="80"/>
+              <w:right w:type="dxa" w:w="120"/>
+            </w:tcMar>
+          </w:tcPr>
+          <w:p>
+            <w:pPr>
+              <w:spacing w:after="0" w:before="0"/>
+            </w:pPr>
+            <w:r>
+              <w:rPr>
+                <w:rFonts w:ascii="Arial" w:cs="Arial" w:eastAsia="Arial" w:hAnsi="Arial"/>
+                <w:sz w:val="21"/>
+                <w:szCs w:val="21"/>
+              </w:rPr>
+              <w:t xml:space="preserve"/>
+            </w:r>
+          </w:p>
+        </w:tc>
+      </w:tr>
+      <w:tr>
+        <w:trPr>
+          <w:cantSplit/>
+          <w:trHeight w:val="520" w:hRule="atLeast"/>
+        </w:trPr>
+        <w:tc>
+          <w:tcPr>
+            <w:tcW w:type="dxa" w:w="3470"/>
+            <w:tcBorders>
+              <w:top w:val="single" w:color="BFBFBF" w:sz="4"/>
+              <w:left w:val="single" w:color="BFBFBF" w:sz="4"/>
+              <w:bottom w:val="single" w:color="BFBFBF" w:sz="4"/>
+              <w:right w:val="single" w:color="BFBFBF" w:sz="4"/>
+            </w:tcBorders>
+            <w:shd w:fill="F2F2F2" w:color="auto" w:val="clear"/>
+            <w:tcMar>
+              <w:top w:type="dxa" w:w="80"/>
+              <w:left w:type="dxa" w:w="120"/>
+              <w:bottom w:type="dxa" w:w="80"/>
+              <w:right w:type="dxa" w:w="120"/>
+            </w:tcMar>
+          </w:tcPr>
+          <w:p>
+            <w:pPr>
+              <w:spacing w:after="0" w:before="0"/>
+            </w:pPr>
+            <w:r>
+              <w:rPr>
+                <w:rFonts w:ascii="Arial" w:cs="Arial" w:eastAsia="Arial" w:hAnsi="Arial"/>
+                <w:color w:val="6F6F6F"/>
+                <w:sz w:val="18"/>
+                <w:szCs w:val="18"/>
+              </w:rPr>
+              <w:t xml:space="preserve">Google rating and number of reviews</w:t>
+            </w:r>
+          </w:p>
+        </w:tc>
+        <w:tc>
+          <w:tcPr>
+            <w:tcW w:type="dxa" w:w="6168"/>
+            <w:tcBorders>
+              <w:top w:val="single" w:color="BFBFBF" w:sz="4"/>
+              <w:left w:val="single" w:color="BFBFBF" w:sz="4"/>
+              <w:bottom w:val="single" w:color="BFBFBF" w:sz="4"/>
+              <w:right w:val="single" w:color="BFBFBF" w:sz="4"/>
+            </w:tcBorders>
+            <w:tcMar>
+              <w:top w:type="dxa" w:w="80"/>
+              <w:left w:type="dxa" w:w="120"/>
+              <w:bottom w:type="dxa" w:w="80"/>
+              <w:right w:type="dxa" w:w="120"/>
+            </w:tcMar>
+          </w:tcPr>
+          <w:p>
+            <w:pPr>
+              <w:spacing w:after="0" w:before="0"/>
+            </w:pPr>
+            <w:r>
+              <w:rPr>
+                <w:rFonts w:ascii="Arial" w:cs="Arial" w:eastAsia="Arial" w:hAnsi="Arial"/>
+                <w:sz w:val="21"/>
+                <w:szCs w:val="21"/>
+              </w:rPr>
+              <w:t xml:space="preserve"/>
+            </w:r>
+          </w:p>
+        </w:tc>
+      </w:tr>
+      <w:tr>
+        <w:trPr>
+          <w:cantSplit/>
+          <w:trHeight w:val="520" w:hRule="atLeast"/>
+        </w:trPr>
+        <w:tc>
+          <w:tcPr>
+            <w:tcW w:type="dxa" w:w="3470"/>
+            <w:tcBorders>
+              <w:top w:val="single" w:color="BFBFBF" w:sz="4"/>
+              <w:left w:val="single" w:color="BFBFBF" w:sz="4"/>
+              <w:bottom w:val="single" w:color="BFBFBF" w:sz="4"/>
+              <w:right w:val="single" w:color="BFBFBF" w:sz="4"/>
+            </w:tcBorders>
+            <w:shd w:fill="F2F2F2" w:color="auto" w:val="clear"/>
+            <w:tcMar>
+              <w:top w:type="dxa" w:w="80"/>
+              <w:left w:type="dxa" w:w="120"/>
+              <w:bottom w:type="dxa" w:w="80"/>
+              <w:right w:type="dxa" w:w="120"/>
+            </w:tcMar>
+          </w:tcPr>
+          <w:p>
+            <w:pPr>
+              <w:spacing w:after="0" w:before="0"/>
+            </w:pPr>
+            <w:r>
+              <w:rPr>
+                <w:rFonts w:ascii="Arial" w:cs="Arial" w:eastAsia="Arial" w:hAnsi="Arial"/>
+                <w:color w:val="6F6F6F"/>
+                <w:sz w:val="18"/>
+                <w:szCs w:val="18"/>
+              </w:rPr>
+              <w:t xml:space="preserve">Followers on your main account</w:t>
+            </w:r>
+          </w:p>
+        </w:tc>
+        <w:tc>
+          <w:tcPr>
+            <w:tcW w:type="dxa" w:w="6168"/>
+            <w:tcBorders>
+              <w:top w:val="single" w:color="BFBFBF" w:sz="4"/>
+              <w:left w:val="single" w:color="BFBFBF" w:sz="4"/>
+              <w:bottom w:val="single" w:color="BFBFBF" w:sz="4"/>
+              <w:right w:val="single" w:color="BFBFBF" w:sz="4"/>
+            </w:tcBorders>
+            <w:tcMar>
+              <w:top w:type="dxa" w:w="80"/>
+              <w:left w:type="dxa" w:w="120"/>
+              <w:bottom w:type="dxa" w:w="80"/>
+              <w:right w:type="dxa" w:w="120"/>
+            </w:tcMar>
+          </w:tcPr>
+          <w:p>
+            <w:pPr>
+              <w:spacing w:after="0" w:before="0"/>
+            </w:pPr>
+            <w:r>
+              <w:rPr>
+                <w:rFonts w:ascii="Arial" w:cs="Arial" w:eastAsia="Arial" w:hAnsi="Arial"/>
+                <w:sz w:val="21"/>
+                <w:szCs w:val="21"/>
+              </w:rPr>
+              <w:t xml:space="preserve"/>
+            </w:r>
+          </w:p>
+        </w:tc>
+      </w:tr>
+      <w:tr>
+        <w:trPr>
+          <w:cantSplit/>
+          <w:trHeight w:val="520" w:hRule="atLeast"/>
+        </w:trPr>
+        <w:tc>
+          <w:tcPr>
+            <w:tcW w:type="dxa" w:w="3470"/>
+            <w:tcBorders>
+              <w:top w:val="single" w:color="BFBFBF" w:sz="4"/>
+              <w:left w:val="single" w:color="BFBFBF" w:sz="4"/>
+              <w:bottom w:val="single" w:color="BFBFBF" w:sz="4"/>
+              <w:right w:val="single" w:color="BFBFBF" w:sz="4"/>
+            </w:tcBorders>
+            <w:shd w:fill="F2F2F2" w:color="auto" w:val="clear"/>
+            <w:tcMar>
+              <w:top w:type="dxa" w:w="80"/>
+              <w:left w:type="dxa" w:w="120"/>
+              <w:bottom w:type="dxa" w:w="80"/>
+              <w:right w:type="dxa" w:w="120"/>
+            </w:tcMar>
+          </w:tcPr>
+          <w:p>
+            <w:pPr>
+              <w:spacing w:after="0" w:before="0"/>
+            </w:pPr>
+            <w:r>
+              <w:rPr>
+                <w:rFonts w:ascii="Arial" w:cs="Arial" w:eastAsia="Arial" w:hAnsi="Arial"/>
+                <w:color w:val="6F6F6F"/>
+                <w:sz w:val="18"/>
+                <w:szCs w:val="18"/>
+              </w:rPr>
+              <w:t xml:space="preserve">Monthly ad spend, if any</w:t>
+            </w:r>
+          </w:p>
+        </w:tc>
+        <w:tc>
+          <w:tcPr>
+            <w:tcW w:type="dxa" w:w="6168"/>
+            <w:tcBorders>
+              <w:top w:val="single" w:color="BFBFBF" w:sz="4"/>
+              <w:left w:val="single" w:color="BFBFBF" w:sz="4"/>
+              <w:bottom w:val="single" w:color="BFBFBF" w:sz="4"/>
+              <w:right w:val="single" w:color="BFBFBF" w:sz="4"/>
+            </w:tcBorders>
+            <w:tcMar>
+              <w:top w:type="dxa" w:w="80"/>
+              <w:left w:type="dxa" w:w="120"/>
+              <w:bottom w:type="dxa" w:w="80"/>
+              <w:right w:type="dxa" w:w="120"/>
+            </w:tcMar>
+          </w:tcPr>
+          <w:p>
+            <w:pPr>
+              <w:spacing w:after="0" w:before="0"/>
+            </w:pPr>
+            <w:r>
+              <w:rPr>
+                <w:rFonts w:ascii="Arial" w:cs="Arial" w:eastAsia="Arial" w:hAnsi="Arial"/>
+                <w:sz w:val="21"/>
+                <w:szCs w:val="21"/>
+              </w:rPr>
+              <w:t xml:space="preserve"/>
+            </w:r>
+          </w:p>
+        </w:tc>
+      </w:tr>
+    </w:tbl>
+    <w:p>
+      <w:pPr>
+        <w:keepNext/>
+        <w:spacing w:after="60" w:before="280"/>
+      </w:pPr>
+      <w:r>
+        <w:rPr>
+          <w:rFonts w:ascii="Arial" w:cs="Arial" w:eastAsia="Arial" w:hAnsi="Arial"/>
+          <w:b/>
+          <w:bCs/>
+          <w:sz w:val="22"/>
+          <w:szCs w:val="22"/>
+        </w:rPr>
+        <w:t xml:space="preserve">5.  </w:t>
+      </w:r>
+      <w:r>
+        <w:rPr>
+          <w:rFonts w:ascii="Arial" w:cs="Arial" w:eastAsia="Arial" w:hAnsi="Arial"/>
+          <w:b/>
+          <w:bCs/>
+          <w:sz w:val="22"/>
+          <w:szCs w:val="22"/>
+        </w:rPr>
+        <w:t xml:space="preserve">What's the biggest thing holding your marketing back right now?</w:t>
+      </w:r>
+    </w:p>
+    <w:p>
+      <w:pPr>
+        <w:keepNext/>
+        <w:spacing w:after="80" w:before="0"/>
+      </w:pPr>
+      <w:r>
+        <w:rPr>
+          <w:rFonts w:ascii="Arial" w:cs="Arial" w:eastAsia="Arial" w:hAnsi="Arial"/>
+          <w:i/>
+          <w:iCs/>
+          <w:color w:val="9A9A9A"/>
+          <w:sz w:val="18"/>
+          <w:szCs w:val="18"/>
+        </w:rPr>
+        <w:t xml:space="preserve">e.g. Time. We post in bursts, then disappear for a month.</w:t>
       </w:r>
     </w:p>
     <w:tbl>
@@ -594,6 +1467,556 @@
                 <w:sz w:val="18"/>
                 <w:szCs w:val="18"/>
               </w:rPr>
+              <w:t xml:space="preserve">What have you tried before that didn't work, and why do you think it didn't?</w:t>
+            </w:r>
+          </w:p>
+        </w:tc>
+        <w:tc>
+          <w:tcPr>
+            <w:tcW w:type="dxa" w:w="6168"/>
+            <w:tcBorders>
+              <w:top w:val="single" w:color="BFBFBF" w:sz="4"/>
+              <w:left w:val="single" w:color="BFBFBF" w:sz="4"/>
+              <w:bottom w:val="single" w:color="BFBFBF" w:sz="4"/>
+              <w:right w:val="single" w:color="BFBFBF" w:sz="4"/>
+            </w:tcBorders>
+            <w:tcMar>
+              <w:top w:type="dxa" w:w="80"/>
+              <w:left w:type="dxa" w:w="120"/>
+              <w:bottom w:type="dxa" w:w="80"/>
+              <w:right w:type="dxa" w:w="120"/>
+            </w:tcMar>
+          </w:tcPr>
+          <w:p>
+            <w:pPr>
+              <w:spacing w:after="0" w:before="0"/>
+            </w:pPr>
+            <w:r>
+              <w:rPr>
+                <w:rFonts w:ascii="Arial" w:cs="Arial" w:eastAsia="Arial" w:hAnsi="Arial"/>
+                <w:sz w:val="21"/>
+                <w:szCs w:val="21"/>
+              </w:rPr>
+              <w:t xml:space="preserve"/>
+            </w:r>
+          </w:p>
+        </w:tc>
+      </w:tr>
+    </w:tbl>
+    <w:p>
+      <w:pPr>
+        <w:keepNext/>
+        <w:spacing w:after="60" w:before="280"/>
+      </w:pPr>
+      <w:r>
+        <w:rPr>
+          <w:rFonts w:ascii="Arial" w:cs="Arial" w:eastAsia="Arial" w:hAnsi="Arial"/>
+          <w:b/>
+          <w:bCs/>
+          <w:sz w:val="22"/>
+          <w:szCs w:val="22"/>
+        </w:rPr>
+        <w:t xml:space="preserve">6.  </w:t>
+      </w:r>
+      <w:r>
+        <w:rPr>
+          <w:rFonts w:ascii="Arial" w:cs="Arial" w:eastAsia="Arial" w:hAnsi="Arial"/>
+          <w:b/>
+          <w:bCs/>
+          <w:sz w:val="22"/>
+          <w:szCs w:val="22"/>
+        </w:rPr>
+        <w:t xml:space="preserve">When are your busy and quiet times of year?</w:t>
+      </w:r>
+    </w:p>
+    <w:p>
+      <w:pPr>
+        <w:keepNext/>
+        <w:spacing w:after="80" w:before="0"/>
+      </w:pPr>
+      <w:r>
+        <w:rPr>
+          <w:rFonts w:ascii="Arial" w:cs="Arial" w:eastAsia="Arial" w:hAnsi="Arial"/>
+          <w:color w:val="6F6F6F"/>
+          <w:sz w:val="19"/>
+          <w:szCs w:val="19"/>
+        </w:rPr>
+        <w:t xml:space="preserve">We'll plan your months around them.</w:t>
+      </w:r>
+    </w:p>
+    <w:p>
+      <w:pPr>
+        <w:keepNext/>
+        <w:spacing w:after="80" w:before="0"/>
+      </w:pPr>
+      <w:r>
+        <w:rPr>
+          <w:rFonts w:ascii="Arial" w:cs="Arial" w:eastAsia="Arial" w:hAnsi="Arial"/>
+          <w:i/>
+          <w:iCs/>
+          <w:color w:val="9A9A9A"/>
+          <w:sz w:val="18"/>
+          <w:szCs w:val="18"/>
+        </w:rPr>
+        <w:t xml:space="preserve">e.g. January is dead. June to August is flat out with winter sport injuries.</w:t>
+      </w:r>
+    </w:p>
+    <w:tbl>
+      <w:tblPr>
+        <w:tblW w:type="dxa" w:w="9638"/>
+        <w:tblBorders>
+          <w:top w:val="single" w:color="auto" w:sz="4"/>
+          <w:left w:val="single" w:color="auto" w:sz="4"/>
+          <w:bottom w:val="single" w:color="auto" w:sz="4"/>
+          <w:right w:val="single" w:color="auto" w:sz="4"/>
+          <w:insideH w:val="single" w:color="auto" w:sz="4"/>
+          <w:insideV w:val="single" w:color="auto" w:sz="4"/>
+        </w:tblBorders>
+      </w:tblPr>
+      <w:tblGrid>
+        <w:gridCol w:w="9638"/>
+      </w:tblGrid>
+      <w:tr>
+        <w:trPr>
+          <w:cantSplit/>
+          <w:trHeight w:val="1300" w:hRule="atLeast"/>
+        </w:trPr>
+        <w:tc>
+          <w:tcPr>
+            <w:tcW w:type="dxa" w:w="9638"/>
+            <w:tcBorders>
+              <w:top w:val="single" w:color="BFBFBF" w:sz="4"/>
+              <w:left w:val="single" w:color="BFBFBF" w:sz="4"/>
+              <w:bottom w:val="single" w:color="BFBFBF" w:sz="4"/>
+              <w:right w:val="single" w:color="BFBFBF" w:sz="4"/>
+            </w:tcBorders>
+            <w:tcMar>
+              <w:top w:type="dxa" w:w="80"/>
+              <w:left w:type="dxa" w:w="120"/>
+              <w:bottom w:type="dxa" w:w="80"/>
+              <w:right w:type="dxa" w:w="120"/>
+            </w:tcMar>
+          </w:tcPr>
+          <w:p>
+            <w:pPr>
+              <w:spacing w:after="0" w:before="0"/>
+            </w:pPr>
+            <w:r>
+              <w:rPr>
+                <w:rFonts w:ascii="Arial" w:cs="Arial" w:eastAsia="Arial" w:hAnsi="Arial"/>
+                <w:sz w:val="21"/>
+                <w:szCs w:val="21"/>
+              </w:rPr>
+              <w:t xml:space="preserve"/>
+            </w:r>
+          </w:p>
+        </w:tc>
+      </w:tr>
+    </w:tbl>
+    <w:p>
+      <w:pPr>
+        <w:keepNext/>
+        <w:spacing w:after="80" w:before="160"/>
+      </w:pPr>
+      <w:r>
+        <w:rPr>
+          <w:rFonts w:ascii="Arial" w:cs="Arial" w:eastAsia="Arial" w:hAnsi="Arial"/>
+          <w:b/>
+          <w:bCs/>
+          <w:caps/>
+          <w:color w:val="6F6F6F"/>
+          <w:spacing w:val="20"/>
+          <w:sz w:val="16"/>
+          <w:szCs w:val="16"/>
+        </w:rPr>
+        <w:t xml:space="preserve">Got more to say? Optional</w:t>
+      </w:r>
+    </w:p>
+    <w:tbl>
+      <w:tblPr>
+        <w:tblW w:type="dxa" w:w="9638"/>
+        <w:tblBorders>
+          <w:top w:val="single" w:color="auto" w:sz="4"/>
+          <w:left w:val="single" w:color="auto" w:sz="4"/>
+          <w:bottom w:val="single" w:color="auto" w:sz="4"/>
+          <w:right w:val="single" w:color="auto" w:sz="4"/>
+          <w:insideH w:val="single" w:color="auto" w:sz="4"/>
+          <w:insideV w:val="single" w:color="auto" w:sz="4"/>
+        </w:tblBorders>
+      </w:tblPr>
+      <w:tblGrid>
+        <w:gridCol w:w="3470"/>
+        <w:gridCol w:w="6168"/>
+      </w:tblGrid>
+      <w:tr>
+        <w:trPr>
+          <w:cantSplit/>
+          <w:trHeight w:val="700" w:hRule="atLeast"/>
+        </w:trPr>
+        <w:tc>
+          <w:tcPr>
+            <w:tcW w:type="dxa" w:w="3470"/>
+            <w:tcBorders>
+              <w:top w:val="single" w:color="BFBFBF" w:sz="4"/>
+              <w:left w:val="single" w:color="BFBFBF" w:sz="4"/>
+              <w:bottom w:val="single" w:color="BFBFBF" w:sz="4"/>
+              <w:right w:val="single" w:color="BFBFBF" w:sz="4"/>
+            </w:tcBorders>
+            <w:shd w:fill="F2F2F2" w:color="auto" w:val="clear"/>
+            <w:tcMar>
+              <w:top w:type="dxa" w:w="80"/>
+              <w:left w:type="dxa" w:w="120"/>
+              <w:bottom w:type="dxa" w:w="80"/>
+              <w:right w:type="dxa" w:w="120"/>
+            </w:tcMar>
+          </w:tcPr>
+          <w:p>
+            <w:pPr>
+              <w:spacing w:after="0" w:before="0"/>
+            </w:pPr>
+            <w:r>
+              <w:rPr>
+                <w:rFonts w:ascii="Arial" w:cs="Arial" w:eastAsia="Arial" w:hAnsi="Arial"/>
+                <w:color w:val="6F6F6F"/>
+                <w:sz w:val="18"/>
+                <w:szCs w:val="18"/>
+              </w:rPr>
+              <w:t xml:space="preserve">Launches, events, anniversaries or big dates coming up</w:t>
+            </w:r>
+          </w:p>
+        </w:tc>
+        <w:tc>
+          <w:tcPr>
+            <w:tcW w:type="dxa" w:w="6168"/>
+            <w:tcBorders>
+              <w:top w:val="single" w:color="BFBFBF" w:sz="4"/>
+              <w:left w:val="single" w:color="BFBFBF" w:sz="4"/>
+              <w:bottom w:val="single" w:color="BFBFBF" w:sz="4"/>
+              <w:right w:val="single" w:color="BFBFBF" w:sz="4"/>
+            </w:tcBorders>
+            <w:tcMar>
+              <w:top w:type="dxa" w:w="80"/>
+              <w:left w:type="dxa" w:w="120"/>
+              <w:bottom w:type="dxa" w:w="80"/>
+              <w:right w:type="dxa" w:w="120"/>
+            </w:tcMar>
+          </w:tcPr>
+          <w:p>
+            <w:pPr>
+              <w:spacing w:after="0" w:before="0"/>
+            </w:pPr>
+            <w:r>
+              <w:rPr>
+                <w:rFonts w:ascii="Arial" w:cs="Arial" w:eastAsia="Arial" w:hAnsi="Arial"/>
+                <w:sz w:val="21"/>
+                <w:szCs w:val="21"/>
+              </w:rPr>
+              <w:t xml:space="preserve"/>
+            </w:r>
+          </w:p>
+        </w:tc>
+      </w:tr>
+    </w:tbl>
+    <w:p>
+      <w:pPr>
+        <w:keepNext/>
+        <w:pBdr>
+          <w:bottom w:val="single" w:color="111111" w:sz="12" w:space="6"/>
+        </w:pBdr>
+        <w:spacing w:after="80" w:before="480"/>
+      </w:pPr>
+      <w:r>
+        <w:rPr>
+          <w:rFonts w:ascii="Arial" w:cs="Arial" w:eastAsia="Arial" w:hAnsi="Arial"/>
+          <w:color w:val="6F6F6F"/>
+          <w:sz w:val="20"/>
+          <w:szCs w:val="20"/>
+        </w:rPr>
+        <w:t xml:space="preserve">02   </w:t>
+      </w:r>
+      <w:r>
+        <w:rPr>
+          <w:rFonts w:ascii="Arial" w:cs="Arial" w:eastAsia="Arial" w:hAnsi="Arial"/>
+          <w:b/>
+          <w:bCs/>
+          <w:sz w:val="32"/>
+          <w:szCs w:val="32"/>
+        </w:rPr>
+        <w:t xml:space="preserve">Your Business</w:t>
+      </w:r>
+    </w:p>
+    <w:p>
+      <w:pPr>
+        <w:keepNext/>
+        <w:spacing w:after="60" w:before="280"/>
+      </w:pPr>
+      <w:r>
+        <w:rPr>
+          <w:rFonts w:ascii="Arial" w:cs="Arial" w:eastAsia="Arial" w:hAnsi="Arial"/>
+          <w:b/>
+          <w:bCs/>
+          <w:sz w:val="22"/>
+          <w:szCs w:val="22"/>
+        </w:rPr>
+        <w:t xml:space="preserve">7.  </w:t>
+      </w:r>
+      <w:r>
+        <w:rPr>
+          <w:rFonts w:ascii="Arial" w:cs="Arial" w:eastAsia="Arial" w:hAnsi="Arial"/>
+          <w:b/>
+          <w:bCs/>
+          <w:sz w:val="22"/>
+          <w:szCs w:val="22"/>
+        </w:rPr>
+        <w:t xml:space="preserve">Which package are you starting with?</w:t>
+      </w:r>
+    </w:p>
+    <w:p>
+      <w:pPr>
+        <w:keepNext/>
+        <w:spacing w:after="80" w:before="0"/>
+      </w:pPr>
+      <w:r>
+        <w:rPr>
+          <w:rFonts w:ascii="Arial" w:cs="Arial" w:eastAsia="Arial" w:hAnsi="Arial"/>
+          <w:color w:val="6F6F6F"/>
+          <w:sz w:val="19"/>
+          <w:szCs w:val="19"/>
+        </w:rPr>
+        <w:t xml:space="preserve">This just tells us which questions matter for you.</w:t>
+      </w:r>
+    </w:p>
+    <w:p>
+      <w:pPr>
+        <w:keepNext/>
+        <w:spacing w:after="80" w:before="0"/>
+      </w:pPr>
+      <w:r>
+        <w:rPr>
+          <w:rFonts w:ascii="Arial" w:cs="Arial" w:eastAsia="Arial" w:hAnsi="Arial"/>
+          <w:color w:val="6F6F6F"/>
+          <w:sz w:val="17"/>
+          <w:szCs w:val="17"/>
+        </w:rPr>
+        <w:t xml:space="preserve">Pick one. Swap ☐ for ☒, or highlight your pick.</w:t>
+      </w:r>
+    </w:p>
+    <w:p>
+      <w:pPr>
+        <w:keepNext w:val="false"/>
+        <w:spacing w:after="120" w:before="0" w:line="360"/>
+      </w:pPr>
+      <w:r>
+        <w:rPr>
+          <w:rFonts w:ascii="Arial" w:cs="Arial" w:eastAsia="Arial" w:hAnsi="Arial"/>
+          <w:sz w:val="21"/>
+          <w:szCs w:val="21"/>
+        </w:rPr>
+        <w:t xml:space="preserve">☐ Marketing Strategy</w:t>
+      </w:r>
+      <w:r>
+        <w:rPr>
+          <w:rFonts w:ascii="Arial" w:cs="Arial" w:eastAsia="Arial" w:hAnsi="Arial"/>
+          <w:sz w:val="21"/>
+          <w:szCs w:val="21"/>
+        </w:rPr>
+        <w:t xml:space="preserve">      ☐ ASAP Agency</w:t>
+      </w:r>
+      <w:r>
+        <w:rPr>
+          <w:rFonts w:ascii="Arial" w:cs="Arial" w:eastAsia="Arial" w:hAnsi="Arial"/>
+          <w:sz w:val="21"/>
+          <w:szCs w:val="21"/>
+        </w:rPr>
+        <w:t xml:space="preserve">      ☐ Custom Retainer</w:t>
+      </w:r>
+      <w:r>
+        <w:rPr>
+          <w:rFonts w:ascii="Arial" w:cs="Arial" w:eastAsia="Arial" w:hAnsi="Arial"/>
+          <w:sz w:val="21"/>
+          <w:szCs w:val="21"/>
+        </w:rPr>
+        <w:t xml:space="preserve">      ☐ Not sure yet</w:t>
+      </w:r>
+    </w:p>
+    <w:p>
+      <w:pPr>
+        <w:keepNext/>
+        <w:spacing w:after="60" w:before="280"/>
+      </w:pPr>
+      <w:r>
+        <w:rPr>
+          <w:rFonts w:ascii="Arial" w:cs="Arial" w:eastAsia="Arial" w:hAnsi="Arial"/>
+          <w:b/>
+          <w:bCs/>
+          <w:sz w:val="22"/>
+          <w:szCs w:val="22"/>
+        </w:rPr>
+        <w:t xml:space="preserve">8.  </w:t>
+      </w:r>
+      <w:r>
+        <w:rPr>
+          <w:rFonts w:ascii="Arial" w:cs="Arial" w:eastAsia="Arial" w:hAnsi="Arial"/>
+          <w:b/>
+          <w:bCs/>
+          <w:sz w:val="22"/>
+          <w:szCs w:val="22"/>
+        </w:rPr>
+        <w:t xml:space="preserve">What does your business do, in one sentence?</w:t>
+      </w:r>
+    </w:p>
+    <w:p>
+      <w:pPr>
+        <w:keepNext/>
+        <w:spacing w:after="80" w:before="0"/>
+      </w:pPr>
+      <w:r>
+        <w:rPr>
+          <w:rFonts w:ascii="Arial" w:cs="Arial" w:eastAsia="Arial" w:hAnsi="Arial"/>
+          <w:color w:val="6F6F6F"/>
+          <w:sz w:val="19"/>
+          <w:szCs w:val="19"/>
+        </w:rPr>
+        <w:t xml:space="preserve">Like you'd explain it to a 12-year-old.</w:t>
+      </w:r>
+    </w:p>
+    <w:p>
+      <w:pPr>
+        <w:keepNext/>
+        <w:spacing w:after="80" w:before="0"/>
+      </w:pPr>
+      <w:r>
+        <w:rPr>
+          <w:rFonts w:ascii="Arial" w:cs="Arial" w:eastAsia="Arial" w:hAnsi="Arial"/>
+          <w:i/>
+          <w:iCs/>
+          <w:color w:val="9A9A9A"/>
+          <w:sz w:val="18"/>
+          <w:szCs w:val="18"/>
+        </w:rPr>
+        <w:t xml:space="preserve">e.g. We fix sore backs and necks so people can get back to work and sport.</w:t>
+      </w:r>
+    </w:p>
+    <w:tbl>
+      <w:tblPr>
+        <w:tblW w:type="dxa" w:w="9638"/>
+        <w:tblBorders>
+          <w:top w:val="single" w:color="auto" w:sz="4"/>
+          <w:left w:val="single" w:color="auto" w:sz="4"/>
+          <w:bottom w:val="single" w:color="auto" w:sz="4"/>
+          <w:right w:val="single" w:color="auto" w:sz="4"/>
+          <w:insideH w:val="single" w:color="auto" w:sz="4"/>
+          <w:insideV w:val="single" w:color="auto" w:sz="4"/>
+        </w:tblBorders>
+      </w:tblPr>
+      <w:tblGrid>
+        <w:gridCol w:w="9638"/>
+      </w:tblGrid>
+      <w:tr>
+        <w:trPr>
+          <w:cantSplit/>
+          <w:trHeight w:val="1300" w:hRule="atLeast"/>
+        </w:trPr>
+        <w:tc>
+          <w:tcPr>
+            <w:tcW w:type="dxa" w:w="9638"/>
+            <w:tcBorders>
+              <w:top w:val="single" w:color="BFBFBF" w:sz="4"/>
+              <w:left w:val="single" w:color="BFBFBF" w:sz="4"/>
+              <w:bottom w:val="single" w:color="BFBFBF" w:sz="4"/>
+              <w:right w:val="single" w:color="BFBFBF" w:sz="4"/>
+            </w:tcBorders>
+            <w:tcMar>
+              <w:top w:type="dxa" w:w="80"/>
+              <w:left w:type="dxa" w:w="120"/>
+              <w:bottom w:type="dxa" w:w="80"/>
+              <w:right w:type="dxa" w:w="120"/>
+            </w:tcMar>
+          </w:tcPr>
+          <w:p>
+            <w:pPr>
+              <w:spacing w:after="0" w:before="0"/>
+            </w:pPr>
+            <w:r>
+              <w:rPr>
+                <w:rFonts w:ascii="Arial" w:cs="Arial" w:eastAsia="Arial" w:hAnsi="Arial"/>
+                <w:sz w:val="21"/>
+                <w:szCs w:val="21"/>
+              </w:rPr>
+              <w:t xml:space="preserve"/>
+            </w:r>
+          </w:p>
+        </w:tc>
+      </w:tr>
+    </w:tbl>
+    <w:p>
+      <w:pPr>
+        <w:keepNext/>
+        <w:spacing w:after="80" w:before="160"/>
+      </w:pPr>
+      <w:r>
+        <w:rPr>
+          <w:rFonts w:ascii="Arial" w:cs="Arial" w:eastAsia="Arial" w:hAnsi="Arial"/>
+          <w:b/>
+          <w:bCs/>
+          <w:caps/>
+          <w:color w:val="6F6F6F"/>
+          <w:spacing w:val="20"/>
+          <w:sz w:val="16"/>
+          <w:szCs w:val="16"/>
+        </w:rPr>
+        <w:t xml:space="preserve">Got more to say? Optional</w:t>
+      </w:r>
+    </w:p>
+    <w:tbl>
+      <w:tblPr>
+        <w:tblW w:type="dxa" w:w="9638"/>
+        <w:tblBorders>
+          <w:top w:val="single" w:color="auto" w:sz="4"/>
+          <w:left w:val="single" w:color="auto" w:sz="4"/>
+          <w:bottom w:val="single" w:color="auto" w:sz="4"/>
+          <w:right w:val="single" w:color="auto" w:sz="4"/>
+          <w:insideH w:val="single" w:color="auto" w:sz="4"/>
+          <w:insideV w:val="single" w:color="auto" w:sz="4"/>
+        </w:tblBorders>
+      </w:tblPr>
+      <w:tblGrid>
+        <w:gridCol w:w="3470"/>
+        <w:gridCol w:w="6168"/>
+      </w:tblGrid>
+      <w:tr>
+        <w:trPr>
+          <w:cantSplit/>
+          <w:trHeight w:val="700" w:hRule="atLeast"/>
+        </w:trPr>
+        <w:tc>
+          <w:tcPr>
+            <w:tcW w:type="dxa" w:w="3470"/>
+            <w:tcBorders>
+              <w:top w:val="single" w:color="BFBFBF" w:sz="4"/>
+              <w:left w:val="single" w:color="BFBFBF" w:sz="4"/>
+              <w:bottom w:val="single" w:color="BFBFBF" w:sz="4"/>
+              <w:right w:val="single" w:color="BFBFBF" w:sz="4"/>
+            </w:tcBorders>
+            <w:shd w:fill="F2F2F2" w:color="auto" w:val="clear"/>
+            <w:tcMar>
+              <w:top w:type="dxa" w:w="80"/>
+              <w:left w:type="dxa" w:w="120"/>
+              <w:bottom w:type="dxa" w:w="80"/>
+              <w:right w:type="dxa" w:w="120"/>
+            </w:tcMar>
+          </w:tcPr>
+          <w:p>
+            <w:pPr>
+              <w:spacing w:after="0" w:before="0"/>
+            </w:pPr>
+            <w:r>
+              <w:rPr>
+                <w:rFonts w:ascii="Arial" w:cs="Arial" w:eastAsia="Arial" w:hAnsi="Arial"/>
+                <w:color w:val="6F6F6F"/>
+                <w:sz w:val="18"/>
+                <w:szCs w:val="18"/>
+              </w:rPr>
               <w:t xml:space="preserve">Why did you start the business? The real reason, not the website version.</w:t>
             </w:r>
           </w:p>
@@ -779,7 +2202,7 @@
           <w:sz w:val="22"/>
           <w:szCs w:val="22"/>
         </w:rPr>
-        <w:t xml:space="preserve">3.  </w:t>
+        <w:t xml:space="preserve">9.  </w:t>
       </w:r>
       <w:r>
         <w:rPr>
@@ -1132,7 +2555,7 @@
           <w:sz w:val="20"/>
           <w:szCs w:val="20"/>
         </w:rPr>
-        <w:t xml:space="preserve">02   </w:t>
+        <w:t xml:space="preserve">03   </w:t>
       </w:r>
       <w:r>
         <w:rPr>
@@ -1142,7 +2565,7 @@
           <w:sz w:val="32"/>
           <w:szCs w:val="32"/>
         </w:rPr>
-        <w:t xml:space="preserve">Your Goals</w:t>
+        <w:t xml:space="preserve">Your Prices</w:t>
       </w:r>
     </w:p>
     <w:p>
@@ -1158,7 +2581,7 @@
           <w:sz w:val="22"/>
           <w:szCs w:val="22"/>
         </w:rPr>
-        <w:t xml:space="preserve">4.  </w:t>
+        <w:t xml:space="preserve">10.  </w:t>
       </w:r>
       <w:r>
         <w:rPr>
@@ -1168,7 +2591,7 @@
           <w:sz w:val="22"/>
           <w:szCs w:val="22"/>
         </w:rPr>
-        <w:t xml:space="preserve">What do you want your marketing to do for you over the next 3 to 12 months?</w:t>
+        <w:t xml:space="preserve">What do you sell, and what does it cost?</w:t>
       </w:r>
     </w:p>
     <w:p>
@@ -1183,42 +2606,7 @@
           <w:sz w:val="19"/>
           <w:szCs w:val="19"/>
         </w:rPr>
-        <w:t xml:space="preserve">Be specific if you can: more of a certain service, fill quiet days, hire staff, launch something, open a second site.</w:t>
-      </w:r>
-    </w:p>
-    <w:p>
-      <w:pPr>
-        <w:keepNext/>
-        <w:spacing w:after="80" w:before="0"/>
-      </w:pPr>
-      <w:r>
-        <w:rPr>
-          <w:rFonts w:ascii="Arial" w:cs="Arial" w:eastAsia="Arial" w:hAnsi="Arial"/>
-          <w:b/>
-          <w:bCs/>
-          <w:caps/>
-          <w:spacing w:val="20"/>
-          <w:sz w:val="16"/>
-          <w:szCs w:val="16"/>
-        </w:rPr>
-        <w:t xml:space="preserve">We need this one to plan your content</w:t>
-      </w:r>
-    </w:p>
-    <w:p>
-      <w:pPr>
-        <w:keepNext/>
-        <w:spacing w:after="80" w:before="0"/>
-      </w:pPr>
-      <w:r>
-        <w:rPr>
-          <w:rFonts w:ascii="Arial" w:cs="Arial" w:eastAsia="Arial" w:hAnsi="Arial"/>
-          <w:i/>
-          <w:iCs/>
-          <w:color w:val="9A9A9A"/>
-          <w:sz w:val="18"/>
-          <w:szCs w:val="18"/>
-        </w:rPr>
-        <w:t xml:space="preserve">e.g. Fill our Tuesday and Wednesday afternoons, and get more people booking pregnancy massage.</w:t>
+        <w:t xml:space="preserve">Real prices only. One line per service or product. We never make up a price.</w:t>
       </w:r>
     </w:p>
     <w:tbl>
@@ -1234,110 +2622,17 @@
         </w:tblBorders>
       </w:tblPr>
       <w:tblGrid>
-        <w:gridCol w:w="9638"/>
+        <w:gridCol w:w="4819"/>
+        <w:gridCol w:w="2409"/>
+        <w:gridCol w:w="2410"/>
       </w:tblGrid>
       <w:tr>
         <w:trPr>
-          <w:cantSplit/>
-          <w:trHeight w:val="1300" w:hRule="atLeast"/>
+          <w:tblHeader/>
         </w:trPr>
         <w:tc>
           <w:tcPr>
-            <w:tcW w:type="dxa" w:w="9638"/>
-            <w:tcBorders>
-              <w:top w:val="single" w:color="BFBFBF" w:sz="4"/>
-              <w:left w:val="single" w:color="BFBFBF" w:sz="4"/>
-              <w:bottom w:val="single" w:color="BFBFBF" w:sz="4"/>
-              <w:right w:val="single" w:color="BFBFBF" w:sz="4"/>
-            </w:tcBorders>
-            <w:tcMar>
-              <w:top w:type="dxa" w:w="80"/>
-              <w:left w:type="dxa" w:w="120"/>
-              <w:bottom w:type="dxa" w:w="80"/>
-              <w:right w:type="dxa" w:w="120"/>
-            </w:tcMar>
-          </w:tcPr>
-          <w:p>
-            <w:pPr>
-              <w:spacing w:after="0" w:before="0"/>
-            </w:pPr>
-            <w:r>
-              <w:rPr>
-                <w:rFonts w:ascii="Arial" w:cs="Arial" w:eastAsia="Arial" w:hAnsi="Arial"/>
-                <w:sz w:val="21"/>
-                <w:szCs w:val="21"/>
-              </w:rPr>
-              <w:t xml:space="preserve"/>
-            </w:r>
-          </w:p>
-        </w:tc>
-      </w:tr>
-    </w:tbl>
-    <w:p>
-      <w:pPr>
-        <w:keepNext/>
-        <w:spacing w:after="60" w:before="280"/>
-      </w:pPr>
-      <w:r>
-        <w:rPr>
-          <w:rFonts w:ascii="Arial" w:cs="Arial" w:eastAsia="Arial" w:hAnsi="Arial"/>
-          <w:b/>
-          <w:bCs/>
-          <w:sz w:val="22"/>
-          <w:szCs w:val="22"/>
-        </w:rPr>
-        <w:t xml:space="preserve">5.  </w:t>
-      </w:r>
-      <w:r>
-        <w:rPr>
-          <w:rFonts w:ascii="Arial" w:cs="Arial" w:eastAsia="Arial" w:hAnsi="Arial"/>
-          <w:b/>
-          <w:bCs/>
-          <w:sz w:val="22"/>
-          <w:szCs w:val="22"/>
-        </w:rPr>
-        <w:t xml:space="preserve">How will we know it's working?</w:t>
-      </w:r>
-    </w:p>
-    <w:p>
-      <w:pPr>
-        <w:keepNext/>
-        <w:spacing w:after="80" w:before="0"/>
-      </w:pPr>
-      <w:r>
-        <w:rPr>
-          <w:rFonts w:ascii="Arial" w:cs="Arial" w:eastAsia="Arial" w:hAnsi="Arial"/>
-          <w:color w:val="6F6F6F"/>
-          <w:sz w:val="19"/>
-          <w:szCs w:val="19"/>
-        </w:rPr>
-        <w:t xml:space="preserve">Rough numbers are perfect. Knowing where you're starting lets us show you what's moved.</w:t>
-      </w:r>
-    </w:p>
-    <w:tbl>
-      <w:tblPr>
-        <w:tblW w:type="dxa" w:w="9638"/>
-        <w:tblBorders>
-          <w:top w:val="single" w:color="auto" w:sz="4"/>
-          <w:left w:val="single" w:color="auto" w:sz="4"/>
-          <w:bottom w:val="single" w:color="auto" w:sz="4"/>
-          <w:right w:val="single" w:color="auto" w:sz="4"/>
-          <w:insideH w:val="single" w:color="auto" w:sz="4"/>
-          <w:insideV w:val="single" w:color="auto" w:sz="4"/>
-        </w:tblBorders>
-      </w:tblPr>
-      <w:tblGrid>
-        <w:gridCol w:w="3470"/>
-        <w:gridCol w:w="6168"/>
-      </w:tblGrid>
-      <w:tr>
-        <w:trPr>
-          <w:cantSplit/>
-          <w:trHeight w:val="520" w:hRule="atLeast"/>
-        </w:trPr>
-        <w:tc>
-          <w:tcPr>
-            <w:tcW w:type="dxa" w:w="3470"/>
+            <w:tcW w:type="dxa" w:w="4819"/>
             <w:tcBorders>
               <w:top w:val="single" w:color="BFBFBF" w:sz="4"/>
               <w:left w:val="single" w:color="BFBFBF" w:sz="4"/>
@@ -1359,41 +2654,78 @@
             <w:r>
               <w:rPr>
                 <w:rFonts w:ascii="Arial" w:cs="Arial" w:eastAsia="Arial" w:hAnsi="Arial"/>
-                <w:color w:val="6F6F6F"/>
+                <w:b/>
+                <w:bCs/>
                 <w:sz w:val="18"/>
                 <w:szCs w:val="18"/>
               </w:rPr>
-              <w:t xml:space="preserve">What a win looks like in 3 months</w:t>
-            </w:r>
-          </w:p>
-        </w:tc>
-        <w:tc>
-          <w:tcPr>
-            <w:tcW w:type="dxa" w:w="6168"/>
-            <w:tcBorders>
-              <w:top w:val="single" w:color="BFBFBF" w:sz="4"/>
-              <w:left w:val="single" w:color="BFBFBF" w:sz="4"/>
-              <w:bottom w:val="single" w:color="BFBFBF" w:sz="4"/>
-              <w:right w:val="single" w:color="BFBFBF" w:sz="4"/>
-            </w:tcBorders>
-            <w:tcMar>
-              <w:top w:type="dxa" w:w="80"/>
-              <w:left w:type="dxa" w:w="120"/>
-              <w:bottom w:type="dxa" w:w="80"/>
-              <w:right w:type="dxa" w:w="120"/>
-            </w:tcMar>
-          </w:tcPr>
-          <w:p>
-            <w:pPr>
-              <w:spacing w:after="0" w:before="0"/>
-            </w:pPr>
-            <w:r>
-              <w:rPr>
-                <w:rFonts w:ascii="Arial" w:cs="Arial" w:eastAsia="Arial" w:hAnsi="Arial"/>
-                <w:sz w:val="21"/>
-                <w:szCs w:val="21"/>
-              </w:rPr>
-              <w:t xml:space="preserve"/>
+              <w:t xml:space="preserve">Service or product</w:t>
+            </w:r>
+          </w:p>
+        </w:tc>
+        <w:tc>
+          <w:tcPr>
+            <w:tcW w:type="dxa" w:w="2409"/>
+            <w:tcBorders>
+              <w:top w:val="single" w:color="BFBFBF" w:sz="4"/>
+              <w:left w:val="single" w:color="BFBFBF" w:sz="4"/>
+              <w:bottom w:val="single" w:color="BFBFBF" w:sz="4"/>
+              <w:right w:val="single" w:color="BFBFBF" w:sz="4"/>
+            </w:tcBorders>
+            <w:shd w:fill="F2F2F2" w:color="auto" w:val="clear"/>
+            <w:tcMar>
+              <w:top w:type="dxa" w:w="80"/>
+              <w:left w:type="dxa" w:w="120"/>
+              <w:bottom w:type="dxa" w:w="80"/>
+              <w:right w:type="dxa" w:w="120"/>
+            </w:tcMar>
+          </w:tcPr>
+          <w:p>
+            <w:pPr>
+              <w:spacing w:after="0" w:before="0"/>
+            </w:pPr>
+            <w:r>
+              <w:rPr>
+                <w:rFonts w:ascii="Arial" w:cs="Arial" w:eastAsia="Arial" w:hAnsi="Arial"/>
+                <w:b/>
+                <w:bCs/>
+                <w:sz w:val="18"/>
+                <w:szCs w:val="18"/>
+              </w:rPr>
+              <w:t xml:space="preserve">Price ($)</w:t>
+            </w:r>
+          </w:p>
+        </w:tc>
+        <w:tc>
+          <w:tcPr>
+            <w:tcW w:type="dxa" w:w="2410"/>
+            <w:tcBorders>
+              <w:top w:val="single" w:color="BFBFBF" w:sz="4"/>
+              <w:left w:val="single" w:color="BFBFBF" w:sz="4"/>
+              <w:bottom w:val="single" w:color="BFBFBF" w:sz="4"/>
+              <w:right w:val="single" w:color="BFBFBF" w:sz="4"/>
+            </w:tcBorders>
+            <w:shd w:fill="F2F2F2" w:color="auto" w:val="clear"/>
+            <w:tcMar>
+              <w:top w:type="dxa" w:w="80"/>
+              <w:left w:type="dxa" w:w="120"/>
+              <w:bottom w:type="dxa" w:w="80"/>
+              <w:right w:type="dxa" w:w="120"/>
+            </w:tcMar>
+          </w:tcPr>
+          <w:p>
+            <w:pPr>
+              <w:spacing w:after="0" w:before="0"/>
+            </w:pPr>
+            <w:r>
+              <w:rPr>
+                <w:rFonts w:ascii="Arial" w:cs="Arial" w:eastAsia="Arial" w:hAnsi="Arial"/>
+                <w:b/>
+                <w:bCs/>
+                <w:sz w:val="18"/>
+                <w:szCs w:val="18"/>
+              </w:rPr>
+              <w:t xml:space="preserve">Length or size</w:t>
             </w:r>
           </w:p>
         </w:tc>
@@ -1401,43 +2733,71 @@
       <w:tr>
         <w:trPr>
           <w:cantSplit/>
-          <w:trHeight w:val="520" w:hRule="atLeast"/>
+          <w:trHeight w:val="460" w:hRule="atLeast"/>
         </w:trPr>
         <w:tc>
           <w:tcPr>
-            <w:tcW w:type="dxa" w:w="3470"/>
-            <w:tcBorders>
-              <w:top w:val="single" w:color="BFBFBF" w:sz="4"/>
-              <w:left w:val="single" w:color="BFBFBF" w:sz="4"/>
-              <w:bottom w:val="single" w:color="BFBFBF" w:sz="4"/>
-              <w:right w:val="single" w:color="BFBFBF" w:sz="4"/>
-            </w:tcBorders>
-            <w:shd w:fill="F2F2F2" w:color="auto" w:val="clear"/>
-            <w:tcMar>
-              <w:top w:type="dxa" w:w="80"/>
-              <w:left w:type="dxa" w:w="120"/>
-              <w:bottom w:type="dxa" w:w="80"/>
-              <w:right w:type="dxa" w:w="120"/>
-            </w:tcMar>
-          </w:tcPr>
-          <w:p>
-            <w:pPr>
-              <w:spacing w:after="0" w:before="0"/>
-            </w:pPr>
-            <w:r>
-              <w:rPr>
-                <w:rFonts w:ascii="Arial" w:cs="Arial" w:eastAsia="Arial" w:hAnsi="Arial"/>
-                <w:color w:val="6F6F6F"/>
-                <w:sz w:val="18"/>
-                <w:szCs w:val="18"/>
-              </w:rPr>
-              <w:t xml:space="preserve">How you'll measure it</w:t>
-            </w:r>
-          </w:p>
-        </w:tc>
-        <w:tc>
-          <w:tcPr>
-            <w:tcW w:type="dxa" w:w="6168"/>
+            <w:tcW w:type="dxa" w:w="4819"/>
+            <w:tcBorders>
+              <w:top w:val="single" w:color="BFBFBF" w:sz="4"/>
+              <w:left w:val="single" w:color="BFBFBF" w:sz="4"/>
+              <w:bottom w:val="single" w:color="BFBFBF" w:sz="4"/>
+              <w:right w:val="single" w:color="BFBFBF" w:sz="4"/>
+            </w:tcBorders>
+            <w:tcMar>
+              <w:top w:type="dxa" w:w="80"/>
+              <w:left w:type="dxa" w:w="120"/>
+              <w:bottom w:type="dxa" w:w="80"/>
+              <w:right w:type="dxa" w:w="120"/>
+            </w:tcMar>
+          </w:tcPr>
+          <w:p>
+            <w:pPr>
+              <w:spacing w:after="0" w:before="0"/>
+            </w:pPr>
+            <w:r>
+              <w:rPr>
+                <w:rFonts w:ascii="Arial" w:cs="Arial" w:eastAsia="Arial" w:hAnsi="Arial"/>
+                <w:sz w:val="21"/>
+                <w:szCs w:val="21"/>
+              </w:rPr>
+              <w:t xml:space="preserve"/>
+            </w:r>
+          </w:p>
+        </w:tc>
+        <w:tc>
+          <w:tcPr>
+            <w:tcW w:type="dxa" w:w="2409"/>
+            <w:tcBorders>
+              <w:top w:val="single" w:color="BFBFBF" w:sz="4"/>
+              <w:left w:val="single" w:color="BFBFBF" w:sz="4"/>
+              <w:bottom w:val="single" w:color="BFBFBF" w:sz="4"/>
+              <w:right w:val="single" w:color="BFBFBF" w:sz="4"/>
+            </w:tcBorders>
+            <w:tcMar>
+              <w:top w:type="dxa" w:w="80"/>
+              <w:left w:type="dxa" w:w="120"/>
+              <w:bottom w:type="dxa" w:w="80"/>
+              <w:right w:type="dxa" w:w="120"/>
+            </w:tcMar>
+          </w:tcPr>
+          <w:p>
+            <w:pPr>
+              <w:spacing w:after="0" w:before="0"/>
+            </w:pPr>
+            <w:r>
+              <w:rPr>
+                <w:rFonts w:ascii="Arial" w:cs="Arial" w:eastAsia="Arial" w:hAnsi="Arial"/>
+                <w:sz w:val="21"/>
+                <w:szCs w:val="21"/>
+              </w:rPr>
+              <w:t xml:space="preserve"/>
+            </w:r>
+          </w:p>
+        </w:tc>
+        <w:tc>
+          <w:tcPr>
+            <w:tcW w:type="dxa" w:w="2410"/>
             <w:tcBorders>
               <w:top w:val="single" w:color="BFBFBF" w:sz="4"/>
               <w:left w:val="single" w:color="BFBFBF" w:sz="4"/>
@@ -1469,169 +2829,71 @@
       <w:tr>
         <w:trPr>
           <w:cantSplit/>
-          <w:trHeight w:val="520" w:hRule="atLeast"/>
+          <w:trHeight w:val="460" w:hRule="atLeast"/>
         </w:trPr>
         <w:tc>
           <w:tcPr>
-            <w:tcW w:type="dxa" w:w="3470"/>
-            <w:tcBorders>
-              <w:top w:val="single" w:color="BFBFBF" w:sz="4"/>
-              <w:left w:val="single" w:color="BFBFBF" w:sz="4"/>
-              <w:bottom w:val="single" w:color="BFBFBF" w:sz="4"/>
-              <w:right w:val="single" w:color="BFBFBF" w:sz="4"/>
-            </w:tcBorders>
-            <w:shd w:fill="F2F2F2" w:color="auto" w:val="clear"/>
-            <w:tcMar>
-              <w:top w:type="dxa" w:w="80"/>
-              <w:left w:type="dxa" w:w="120"/>
-              <w:bottom w:type="dxa" w:w="80"/>
-              <w:right w:type="dxa" w:w="120"/>
-            </w:tcMar>
-          </w:tcPr>
-          <w:p>
-            <w:pPr>
-              <w:spacing w:after="0" w:before="0"/>
-            </w:pPr>
-            <w:r>
-              <w:rPr>
-                <w:rFonts w:ascii="Arial" w:cs="Arial" w:eastAsia="Arial" w:hAnsi="Arial"/>
-                <w:color w:val="6F6F6F"/>
-                <w:sz w:val="18"/>
-                <w:szCs w:val="18"/>
-              </w:rPr>
-              <w:t xml:space="preserve">Where that's at today</w:t>
-            </w:r>
-          </w:p>
-        </w:tc>
-        <w:tc>
-          <w:tcPr>
-            <w:tcW w:type="dxa" w:w="6168"/>
-            <w:tcBorders>
-              <w:top w:val="single" w:color="BFBFBF" w:sz="4"/>
-              <w:left w:val="single" w:color="BFBFBF" w:sz="4"/>
-              <w:bottom w:val="single" w:color="BFBFBF" w:sz="4"/>
-              <w:right w:val="single" w:color="BFBFBF" w:sz="4"/>
-            </w:tcBorders>
-            <w:tcMar>
-              <w:top w:type="dxa" w:w="80"/>
-              <w:left w:type="dxa" w:w="120"/>
-              <w:bottom w:type="dxa" w:w="80"/>
-              <w:right w:type="dxa" w:w="120"/>
-            </w:tcMar>
-          </w:tcPr>
-          <w:p>
-            <w:pPr>
-              <w:spacing w:after="0" w:before="0"/>
-            </w:pPr>
-            <w:r>
-              <w:rPr>
-                <w:rFonts w:ascii="Arial" w:cs="Arial" w:eastAsia="Arial" w:hAnsi="Arial"/>
-                <w:sz w:val="21"/>
-                <w:szCs w:val="21"/>
-              </w:rPr>
-              <w:t xml:space="preserve"/>
-            </w:r>
-          </w:p>
-        </w:tc>
-      </w:tr>
-    </w:tbl>
-    <w:p>
-      <w:pPr>
-        <w:keepNext/>
-        <w:spacing w:after="60" w:before="280"/>
-      </w:pPr>
-      <w:r>
-        <w:rPr>
-          <w:rFonts w:ascii="Arial" w:cs="Arial" w:eastAsia="Arial" w:hAnsi="Arial"/>
-          <w:b/>
-          <w:bCs/>
-          <w:sz w:val="22"/>
-          <w:szCs w:val="22"/>
-        </w:rPr>
-        <w:t xml:space="preserve">6.  </w:t>
-      </w:r>
-      <w:r>
-        <w:rPr>
-          <w:rFonts w:ascii="Arial" w:cs="Arial" w:eastAsia="Arial" w:hAnsi="Arial"/>
-          <w:b/>
-          <w:bCs/>
-          <w:sz w:val="22"/>
-          <w:szCs w:val="22"/>
-        </w:rPr>
-        <w:t xml:space="preserve">What are your numbers right now?</w:t>
-      </w:r>
-    </w:p>
-    <w:p>
-      <w:pPr>
-        <w:keepNext/>
-        <w:spacing w:after="80" w:before="0"/>
-      </w:pPr>
-      <w:r>
-        <w:rPr>
-          <w:rFonts w:ascii="Arial" w:cs="Arial" w:eastAsia="Arial" w:hAnsi="Arial"/>
-          <w:color w:val="6F6F6F"/>
-          <w:sz w:val="19"/>
-          <w:szCs w:val="19"/>
-        </w:rPr>
-        <w:t xml:space="preserve">Rough is fine. These turn your strategy from a guess into a plan. Skip any you don't know.</w:t>
-      </w:r>
-    </w:p>
-    <w:tbl>
-      <w:tblPr>
-        <w:tblW w:type="dxa" w:w="9638"/>
-        <w:tblBorders>
-          <w:top w:val="single" w:color="auto" w:sz="4"/>
-          <w:left w:val="single" w:color="auto" w:sz="4"/>
-          <w:bottom w:val="single" w:color="auto" w:sz="4"/>
-          <w:right w:val="single" w:color="auto" w:sz="4"/>
-          <w:insideH w:val="single" w:color="auto" w:sz="4"/>
-          <w:insideV w:val="single" w:color="auto" w:sz="4"/>
-        </w:tblBorders>
-      </w:tblPr>
-      <w:tblGrid>
-        <w:gridCol w:w="3470"/>
-        <w:gridCol w:w="6168"/>
-      </w:tblGrid>
-      <w:tr>
-        <w:trPr>
-          <w:cantSplit/>
-          <w:trHeight w:val="520" w:hRule="atLeast"/>
-        </w:trPr>
-        <w:tc>
-          <w:tcPr>
-            <w:tcW w:type="dxa" w:w="3470"/>
-            <w:tcBorders>
-              <w:top w:val="single" w:color="BFBFBF" w:sz="4"/>
-              <w:left w:val="single" w:color="BFBFBF" w:sz="4"/>
-              <w:bottom w:val="single" w:color="BFBFBF" w:sz="4"/>
-              <w:right w:val="single" w:color="BFBFBF" w:sz="4"/>
-            </w:tcBorders>
-            <w:shd w:fill="F2F2F2" w:color="auto" w:val="clear"/>
-            <w:tcMar>
-              <w:top w:type="dxa" w:w="80"/>
-              <w:left w:type="dxa" w:w="120"/>
-              <w:bottom w:type="dxa" w:w="80"/>
-              <w:right w:type="dxa" w:w="120"/>
-            </w:tcMar>
-          </w:tcPr>
-          <w:p>
-            <w:pPr>
-              <w:spacing w:after="0" w:before="0"/>
-            </w:pPr>
-            <w:r>
-              <w:rPr>
-                <w:rFonts w:ascii="Arial" w:cs="Arial" w:eastAsia="Arial" w:hAnsi="Arial"/>
-                <w:color w:val="6F6F6F"/>
-                <w:sz w:val="18"/>
-                <w:szCs w:val="18"/>
-              </w:rPr>
-              <w:t xml:space="preserve">Enquiries or bookings a month</w:t>
-            </w:r>
-          </w:p>
-        </w:tc>
-        <w:tc>
-          <w:tcPr>
-            <w:tcW w:type="dxa" w:w="6168"/>
+            <w:tcW w:type="dxa" w:w="4819"/>
+            <w:tcBorders>
+              <w:top w:val="single" w:color="BFBFBF" w:sz="4"/>
+              <w:left w:val="single" w:color="BFBFBF" w:sz="4"/>
+              <w:bottom w:val="single" w:color="BFBFBF" w:sz="4"/>
+              <w:right w:val="single" w:color="BFBFBF" w:sz="4"/>
+            </w:tcBorders>
+            <w:tcMar>
+              <w:top w:type="dxa" w:w="80"/>
+              <w:left w:type="dxa" w:w="120"/>
+              <w:bottom w:type="dxa" w:w="80"/>
+              <w:right w:type="dxa" w:w="120"/>
+            </w:tcMar>
+          </w:tcPr>
+          <w:p>
+            <w:pPr>
+              <w:spacing w:after="0" w:before="0"/>
+            </w:pPr>
+            <w:r>
+              <w:rPr>
+                <w:rFonts w:ascii="Arial" w:cs="Arial" w:eastAsia="Arial" w:hAnsi="Arial"/>
+                <w:sz w:val="21"/>
+                <w:szCs w:val="21"/>
+              </w:rPr>
+              <w:t xml:space="preserve"/>
+            </w:r>
+          </w:p>
+        </w:tc>
+        <w:tc>
+          <w:tcPr>
+            <w:tcW w:type="dxa" w:w="2409"/>
+            <w:tcBorders>
+              <w:top w:val="single" w:color="BFBFBF" w:sz="4"/>
+              <w:left w:val="single" w:color="BFBFBF" w:sz="4"/>
+              <w:bottom w:val="single" w:color="BFBFBF" w:sz="4"/>
+              <w:right w:val="single" w:color="BFBFBF" w:sz="4"/>
+            </w:tcBorders>
+            <w:tcMar>
+              <w:top w:type="dxa" w:w="80"/>
+              <w:left w:type="dxa" w:w="120"/>
+              <w:bottom w:type="dxa" w:w="80"/>
+              <w:right w:type="dxa" w:w="120"/>
+            </w:tcMar>
+          </w:tcPr>
+          <w:p>
+            <w:pPr>
+              <w:spacing w:after="0" w:before="0"/>
+            </w:pPr>
+            <w:r>
+              <w:rPr>
+                <w:rFonts w:ascii="Arial" w:cs="Arial" w:eastAsia="Arial" w:hAnsi="Arial"/>
+                <w:sz w:val="21"/>
+                <w:szCs w:val="21"/>
+              </w:rPr>
+              <w:t xml:space="preserve"/>
+            </w:r>
+          </w:p>
+        </w:tc>
+        <w:tc>
+          <w:tcPr>
+            <w:tcW w:type="dxa" w:w="2410"/>
             <w:tcBorders>
               <w:top w:val="single" w:color="BFBFBF" w:sz="4"/>
               <w:left w:val="single" w:color="BFBFBF" w:sz="4"/>
@@ -1663,43 +2925,71 @@
       <w:tr>
         <w:trPr>
           <w:cantSplit/>
-          <w:trHeight w:val="520" w:hRule="atLeast"/>
+          <w:trHeight w:val="460" w:hRule="atLeast"/>
         </w:trPr>
         <w:tc>
           <w:tcPr>
-            <w:tcW w:type="dxa" w:w="3470"/>
-            <w:tcBorders>
-              <w:top w:val="single" w:color="BFBFBF" w:sz="4"/>
-              <w:left w:val="single" w:color="BFBFBF" w:sz="4"/>
-              <w:bottom w:val="single" w:color="BFBFBF" w:sz="4"/>
-              <w:right w:val="single" w:color="BFBFBF" w:sz="4"/>
-            </w:tcBorders>
-            <w:shd w:fill="F2F2F2" w:color="auto" w:val="clear"/>
-            <w:tcMar>
-              <w:top w:type="dxa" w:w="80"/>
-              <w:left w:type="dxa" w:w="120"/>
-              <w:bottom w:type="dxa" w:w="80"/>
-              <w:right w:type="dxa" w:w="120"/>
-            </w:tcMar>
-          </w:tcPr>
-          <w:p>
-            <w:pPr>
-              <w:spacing w:after="0" w:before="0"/>
-            </w:pPr>
-            <w:r>
-              <w:rPr>
-                <w:rFonts w:ascii="Arial" w:cs="Arial" w:eastAsia="Arial" w:hAnsi="Arial"/>
-                <w:color w:val="6F6F6F"/>
-                <w:sz w:val="18"/>
-                <w:szCs w:val="18"/>
-              </w:rPr>
-              <w:t xml:space="preserve">How many more customers you could take</w:t>
-            </w:r>
-          </w:p>
-        </w:tc>
-        <w:tc>
-          <w:tcPr>
-            <w:tcW w:type="dxa" w:w="6168"/>
+            <w:tcW w:type="dxa" w:w="4819"/>
+            <w:tcBorders>
+              <w:top w:val="single" w:color="BFBFBF" w:sz="4"/>
+              <w:left w:val="single" w:color="BFBFBF" w:sz="4"/>
+              <w:bottom w:val="single" w:color="BFBFBF" w:sz="4"/>
+              <w:right w:val="single" w:color="BFBFBF" w:sz="4"/>
+            </w:tcBorders>
+            <w:tcMar>
+              <w:top w:type="dxa" w:w="80"/>
+              <w:left w:type="dxa" w:w="120"/>
+              <w:bottom w:type="dxa" w:w="80"/>
+              <w:right w:type="dxa" w:w="120"/>
+            </w:tcMar>
+          </w:tcPr>
+          <w:p>
+            <w:pPr>
+              <w:spacing w:after="0" w:before="0"/>
+            </w:pPr>
+            <w:r>
+              <w:rPr>
+                <w:rFonts w:ascii="Arial" w:cs="Arial" w:eastAsia="Arial" w:hAnsi="Arial"/>
+                <w:sz w:val="21"/>
+                <w:szCs w:val="21"/>
+              </w:rPr>
+              <w:t xml:space="preserve"/>
+            </w:r>
+          </w:p>
+        </w:tc>
+        <w:tc>
+          <w:tcPr>
+            <w:tcW w:type="dxa" w:w="2409"/>
+            <w:tcBorders>
+              <w:top w:val="single" w:color="BFBFBF" w:sz="4"/>
+              <w:left w:val="single" w:color="BFBFBF" w:sz="4"/>
+              <w:bottom w:val="single" w:color="BFBFBF" w:sz="4"/>
+              <w:right w:val="single" w:color="BFBFBF" w:sz="4"/>
+            </w:tcBorders>
+            <w:tcMar>
+              <w:top w:type="dxa" w:w="80"/>
+              <w:left w:type="dxa" w:w="120"/>
+              <w:bottom w:type="dxa" w:w="80"/>
+              <w:right w:type="dxa" w:w="120"/>
+            </w:tcMar>
+          </w:tcPr>
+          <w:p>
+            <w:pPr>
+              <w:spacing w:after="0" w:before="0"/>
+            </w:pPr>
+            <w:r>
+              <w:rPr>
+                <w:rFonts w:ascii="Arial" w:cs="Arial" w:eastAsia="Arial" w:hAnsi="Arial"/>
+                <w:sz w:val="21"/>
+                <w:szCs w:val="21"/>
+              </w:rPr>
+              <w:t xml:space="preserve"/>
+            </w:r>
+          </w:p>
+        </w:tc>
+        <w:tc>
+          <w:tcPr>
+            <w:tcW w:type="dxa" w:w="2410"/>
             <w:tcBorders>
               <w:top w:val="single" w:color="BFBFBF" w:sz="4"/>
               <w:left w:val="single" w:color="BFBFBF" w:sz="4"/>
@@ -1731,43 +3021,71 @@
       <w:tr>
         <w:trPr>
           <w:cantSplit/>
-          <w:trHeight w:val="520" w:hRule="atLeast"/>
+          <w:trHeight w:val="460" w:hRule="atLeast"/>
         </w:trPr>
         <w:tc>
           <w:tcPr>
-            <w:tcW w:type="dxa" w:w="3470"/>
-            <w:tcBorders>
-              <w:top w:val="single" w:color="BFBFBF" w:sz="4"/>
-              <w:left w:val="single" w:color="BFBFBF" w:sz="4"/>
-              <w:bottom w:val="single" w:color="BFBFBF" w:sz="4"/>
-              <w:right w:val="single" w:color="BFBFBF" w:sz="4"/>
-            </w:tcBorders>
-            <w:shd w:fill="F2F2F2" w:color="auto" w:val="clear"/>
-            <w:tcMar>
-              <w:top w:type="dxa" w:w="80"/>
-              <w:left w:type="dxa" w:w="120"/>
-              <w:bottom w:type="dxa" w:w="80"/>
-              <w:right w:type="dxa" w:w="120"/>
-            </w:tcMar>
-          </w:tcPr>
-          <w:p>
-            <w:pPr>
-              <w:spacing w:after="0" w:before="0"/>
-            </w:pPr>
-            <w:r>
-              <w:rPr>
-                <w:rFonts w:ascii="Arial" w:cs="Arial" w:eastAsia="Arial" w:hAnsi="Arial"/>
-                <w:color w:val="6F6F6F"/>
-                <w:sz w:val="18"/>
-                <w:szCs w:val="18"/>
-              </w:rPr>
-              <w:t xml:space="preserve">Your most profitable service or product</w:t>
-            </w:r>
-          </w:p>
-        </w:tc>
-        <w:tc>
-          <w:tcPr>
-            <w:tcW w:type="dxa" w:w="6168"/>
+            <w:tcW w:type="dxa" w:w="4819"/>
+            <w:tcBorders>
+              <w:top w:val="single" w:color="BFBFBF" w:sz="4"/>
+              <w:left w:val="single" w:color="BFBFBF" w:sz="4"/>
+              <w:bottom w:val="single" w:color="BFBFBF" w:sz="4"/>
+              <w:right w:val="single" w:color="BFBFBF" w:sz="4"/>
+            </w:tcBorders>
+            <w:tcMar>
+              <w:top w:type="dxa" w:w="80"/>
+              <w:left w:type="dxa" w:w="120"/>
+              <w:bottom w:type="dxa" w:w="80"/>
+              <w:right w:type="dxa" w:w="120"/>
+            </w:tcMar>
+          </w:tcPr>
+          <w:p>
+            <w:pPr>
+              <w:spacing w:after="0" w:before="0"/>
+            </w:pPr>
+            <w:r>
+              <w:rPr>
+                <w:rFonts w:ascii="Arial" w:cs="Arial" w:eastAsia="Arial" w:hAnsi="Arial"/>
+                <w:sz w:val="21"/>
+                <w:szCs w:val="21"/>
+              </w:rPr>
+              <w:t xml:space="preserve"/>
+            </w:r>
+          </w:p>
+        </w:tc>
+        <w:tc>
+          <w:tcPr>
+            <w:tcW w:type="dxa" w:w="2409"/>
+            <w:tcBorders>
+              <w:top w:val="single" w:color="BFBFBF" w:sz="4"/>
+              <w:left w:val="single" w:color="BFBFBF" w:sz="4"/>
+              <w:bottom w:val="single" w:color="BFBFBF" w:sz="4"/>
+              <w:right w:val="single" w:color="BFBFBF" w:sz="4"/>
+            </w:tcBorders>
+            <w:tcMar>
+              <w:top w:type="dxa" w:w="80"/>
+              <w:left w:type="dxa" w:w="120"/>
+              <w:bottom w:type="dxa" w:w="80"/>
+              <w:right w:type="dxa" w:w="120"/>
+            </w:tcMar>
+          </w:tcPr>
+          <w:p>
+            <w:pPr>
+              <w:spacing w:after="0" w:before="0"/>
+            </w:pPr>
+            <w:r>
+              <w:rPr>
+                <w:rFonts w:ascii="Arial" w:cs="Arial" w:eastAsia="Arial" w:hAnsi="Arial"/>
+                <w:sz w:val="21"/>
+                <w:szCs w:val="21"/>
+              </w:rPr>
+              <w:t xml:space="preserve"/>
+            </w:r>
+          </w:p>
+        </w:tc>
+        <w:tc>
+          <w:tcPr>
+            <w:tcW w:type="dxa" w:w="2410"/>
             <w:tcBorders>
               <w:top w:val="single" w:color="BFBFBF" w:sz="4"/>
               <w:left w:val="single" w:color="BFBFBF" w:sz="4"/>
@@ -1799,274 +3117,71 @@
       <w:tr>
         <w:trPr>
           <w:cantSplit/>
-          <w:trHeight w:val="520" w:hRule="atLeast"/>
+          <w:trHeight w:val="460" w:hRule="atLeast"/>
         </w:trPr>
         <w:tc>
           <w:tcPr>
-            <w:tcW w:type="dxa" w:w="3470"/>
-            <w:tcBorders>
-              <w:top w:val="single" w:color="BFBFBF" w:sz="4"/>
-              <w:left w:val="single" w:color="BFBFBF" w:sz="4"/>
-              <w:bottom w:val="single" w:color="BFBFBF" w:sz="4"/>
-              <w:right w:val="single" w:color="BFBFBF" w:sz="4"/>
-            </w:tcBorders>
-            <w:shd w:fill="F2F2F2" w:color="auto" w:val="clear"/>
-            <w:tcMar>
-              <w:top w:type="dxa" w:w="80"/>
-              <w:left w:type="dxa" w:w="120"/>
-              <w:bottom w:type="dxa" w:w="80"/>
-              <w:right w:type="dxa" w:w="120"/>
-            </w:tcMar>
-          </w:tcPr>
-          <w:p>
-            <w:pPr>
-              <w:spacing w:after="0" w:before="0"/>
-            </w:pPr>
-            <w:r>
-              <w:rPr>
-                <w:rFonts w:ascii="Arial" w:cs="Arial" w:eastAsia="Arial" w:hAnsi="Arial"/>
-                <w:color w:val="6F6F6F"/>
-                <w:sz w:val="18"/>
-                <w:szCs w:val="18"/>
-              </w:rPr>
-              <w:t xml:space="preserve">Google rating and number of reviews</w:t>
-            </w:r>
-          </w:p>
-        </w:tc>
-        <w:tc>
-          <w:tcPr>
-            <w:tcW w:type="dxa" w:w="6168"/>
-            <w:tcBorders>
-              <w:top w:val="single" w:color="BFBFBF" w:sz="4"/>
-              <w:left w:val="single" w:color="BFBFBF" w:sz="4"/>
-              <w:bottom w:val="single" w:color="BFBFBF" w:sz="4"/>
-              <w:right w:val="single" w:color="BFBFBF" w:sz="4"/>
-            </w:tcBorders>
-            <w:tcMar>
-              <w:top w:type="dxa" w:w="80"/>
-              <w:left w:type="dxa" w:w="120"/>
-              <w:bottom w:type="dxa" w:w="80"/>
-              <w:right w:type="dxa" w:w="120"/>
-            </w:tcMar>
-          </w:tcPr>
-          <w:p>
-            <w:pPr>
-              <w:spacing w:after="0" w:before="0"/>
-            </w:pPr>
-            <w:r>
-              <w:rPr>
-                <w:rFonts w:ascii="Arial" w:cs="Arial" w:eastAsia="Arial" w:hAnsi="Arial"/>
-                <w:sz w:val="21"/>
-                <w:szCs w:val="21"/>
-              </w:rPr>
-              <w:t xml:space="preserve"/>
-            </w:r>
-          </w:p>
-        </w:tc>
-      </w:tr>
-      <w:tr>
-        <w:trPr>
-          <w:cantSplit/>
-          <w:trHeight w:val="520" w:hRule="atLeast"/>
-        </w:trPr>
-        <w:tc>
-          <w:tcPr>
-            <w:tcW w:type="dxa" w:w="3470"/>
-            <w:tcBorders>
-              <w:top w:val="single" w:color="BFBFBF" w:sz="4"/>
-              <w:left w:val="single" w:color="BFBFBF" w:sz="4"/>
-              <w:bottom w:val="single" w:color="BFBFBF" w:sz="4"/>
-              <w:right w:val="single" w:color="BFBFBF" w:sz="4"/>
-            </w:tcBorders>
-            <w:shd w:fill="F2F2F2" w:color="auto" w:val="clear"/>
-            <w:tcMar>
-              <w:top w:type="dxa" w:w="80"/>
-              <w:left w:type="dxa" w:w="120"/>
-              <w:bottom w:type="dxa" w:w="80"/>
-              <w:right w:type="dxa" w:w="120"/>
-            </w:tcMar>
-          </w:tcPr>
-          <w:p>
-            <w:pPr>
-              <w:spacing w:after="0" w:before="0"/>
-            </w:pPr>
-            <w:r>
-              <w:rPr>
-                <w:rFonts w:ascii="Arial" w:cs="Arial" w:eastAsia="Arial" w:hAnsi="Arial"/>
-                <w:color w:val="6F6F6F"/>
-                <w:sz w:val="18"/>
-                <w:szCs w:val="18"/>
-              </w:rPr>
-              <w:t xml:space="preserve">Followers on your main account</w:t>
-            </w:r>
-          </w:p>
-        </w:tc>
-        <w:tc>
-          <w:tcPr>
-            <w:tcW w:type="dxa" w:w="6168"/>
-            <w:tcBorders>
-              <w:top w:val="single" w:color="BFBFBF" w:sz="4"/>
-              <w:left w:val="single" w:color="BFBFBF" w:sz="4"/>
-              <w:bottom w:val="single" w:color="BFBFBF" w:sz="4"/>
-              <w:right w:val="single" w:color="BFBFBF" w:sz="4"/>
-            </w:tcBorders>
-            <w:tcMar>
-              <w:top w:type="dxa" w:w="80"/>
-              <w:left w:type="dxa" w:w="120"/>
-              <w:bottom w:type="dxa" w:w="80"/>
-              <w:right w:type="dxa" w:w="120"/>
-            </w:tcMar>
-          </w:tcPr>
-          <w:p>
-            <w:pPr>
-              <w:spacing w:after="0" w:before="0"/>
-            </w:pPr>
-            <w:r>
-              <w:rPr>
-                <w:rFonts w:ascii="Arial" w:cs="Arial" w:eastAsia="Arial" w:hAnsi="Arial"/>
-                <w:sz w:val="21"/>
-                <w:szCs w:val="21"/>
-              </w:rPr>
-              <w:t xml:space="preserve"/>
-            </w:r>
-          </w:p>
-        </w:tc>
-      </w:tr>
-      <w:tr>
-        <w:trPr>
-          <w:cantSplit/>
-          <w:trHeight w:val="520" w:hRule="atLeast"/>
-        </w:trPr>
-        <w:tc>
-          <w:tcPr>
-            <w:tcW w:type="dxa" w:w="3470"/>
-            <w:tcBorders>
-              <w:top w:val="single" w:color="BFBFBF" w:sz="4"/>
-              <w:left w:val="single" w:color="BFBFBF" w:sz="4"/>
-              <w:bottom w:val="single" w:color="BFBFBF" w:sz="4"/>
-              <w:right w:val="single" w:color="BFBFBF" w:sz="4"/>
-            </w:tcBorders>
-            <w:shd w:fill="F2F2F2" w:color="auto" w:val="clear"/>
-            <w:tcMar>
-              <w:top w:type="dxa" w:w="80"/>
-              <w:left w:type="dxa" w:w="120"/>
-              <w:bottom w:type="dxa" w:w="80"/>
-              <w:right w:type="dxa" w:w="120"/>
-            </w:tcMar>
-          </w:tcPr>
-          <w:p>
-            <w:pPr>
-              <w:spacing w:after="0" w:before="0"/>
-            </w:pPr>
-            <w:r>
-              <w:rPr>
-                <w:rFonts w:ascii="Arial" w:cs="Arial" w:eastAsia="Arial" w:hAnsi="Arial"/>
-                <w:color w:val="6F6F6F"/>
-                <w:sz w:val="18"/>
-                <w:szCs w:val="18"/>
-              </w:rPr>
-              <w:t xml:space="preserve">Monthly ad spend, if any</w:t>
-            </w:r>
-          </w:p>
-        </w:tc>
-        <w:tc>
-          <w:tcPr>
-            <w:tcW w:type="dxa" w:w="6168"/>
-            <w:tcBorders>
-              <w:top w:val="single" w:color="BFBFBF" w:sz="4"/>
-              <w:left w:val="single" w:color="BFBFBF" w:sz="4"/>
-              <w:bottom w:val="single" w:color="BFBFBF" w:sz="4"/>
-              <w:right w:val="single" w:color="BFBFBF" w:sz="4"/>
-            </w:tcBorders>
-            <w:tcMar>
-              <w:top w:type="dxa" w:w="80"/>
-              <w:left w:type="dxa" w:w="120"/>
-              <w:bottom w:type="dxa" w:w="80"/>
-              <w:right w:type="dxa" w:w="120"/>
-            </w:tcMar>
-          </w:tcPr>
-          <w:p>
-            <w:pPr>
-              <w:spacing w:after="0" w:before="0"/>
-            </w:pPr>
-            <w:r>
-              <w:rPr>
-                <w:rFonts w:ascii="Arial" w:cs="Arial" w:eastAsia="Arial" w:hAnsi="Arial"/>
-                <w:sz w:val="21"/>
-                <w:szCs w:val="21"/>
-              </w:rPr>
-              <w:t xml:space="preserve"/>
-            </w:r>
-          </w:p>
-        </w:tc>
-      </w:tr>
-    </w:tbl>
-    <w:p>
-      <w:pPr>
-        <w:keepNext/>
-        <w:spacing w:after="60" w:before="280"/>
-      </w:pPr>
-      <w:r>
-        <w:rPr>
-          <w:rFonts w:ascii="Arial" w:cs="Arial" w:eastAsia="Arial" w:hAnsi="Arial"/>
-          <w:b/>
-          <w:bCs/>
-          <w:sz w:val="22"/>
-          <w:szCs w:val="22"/>
-        </w:rPr>
-        <w:t xml:space="preserve">7.  </w:t>
-      </w:r>
-      <w:r>
-        <w:rPr>
-          <w:rFonts w:ascii="Arial" w:cs="Arial" w:eastAsia="Arial" w:hAnsi="Arial"/>
-          <w:b/>
-          <w:bCs/>
-          <w:sz w:val="22"/>
-          <w:szCs w:val="22"/>
-        </w:rPr>
-        <w:t xml:space="preserve">What's the biggest thing holding your marketing back right now?</w:t>
-      </w:r>
-    </w:p>
-    <w:p>
-      <w:pPr>
-        <w:keepNext/>
-        <w:spacing w:after="80" w:before="0"/>
-      </w:pPr>
-      <w:r>
-        <w:rPr>
-          <w:rFonts w:ascii="Arial" w:cs="Arial" w:eastAsia="Arial" w:hAnsi="Arial"/>
-          <w:i/>
-          <w:iCs/>
-          <w:color w:val="9A9A9A"/>
-          <w:sz w:val="18"/>
-          <w:szCs w:val="18"/>
-        </w:rPr>
-        <w:t xml:space="preserve">e.g. Time. We post in bursts, then disappear for a month.</w:t>
-      </w:r>
-    </w:p>
-    <w:tbl>
-      <w:tblPr>
-        <w:tblW w:type="dxa" w:w="9638"/>
-        <w:tblBorders>
-          <w:top w:val="single" w:color="auto" w:sz="4"/>
-          <w:left w:val="single" w:color="auto" w:sz="4"/>
-          <w:bottom w:val="single" w:color="auto" w:sz="4"/>
-          <w:right w:val="single" w:color="auto" w:sz="4"/>
-          <w:insideH w:val="single" w:color="auto" w:sz="4"/>
-          <w:insideV w:val="single" w:color="auto" w:sz="4"/>
-        </w:tblBorders>
-      </w:tblPr>
-      <w:tblGrid>
-        <w:gridCol w:w="9638"/>
-      </w:tblGrid>
-      <w:tr>
-        <w:trPr>
-          <w:cantSplit/>
-          <w:trHeight w:val="1300" w:hRule="atLeast"/>
-        </w:trPr>
-        <w:tc>
-          <w:tcPr>
-            <w:tcW w:type="dxa" w:w="9638"/>
+            <w:tcW w:type="dxa" w:w="4819"/>
+            <w:tcBorders>
+              <w:top w:val="single" w:color="BFBFBF" w:sz="4"/>
+              <w:left w:val="single" w:color="BFBFBF" w:sz="4"/>
+              <w:bottom w:val="single" w:color="BFBFBF" w:sz="4"/>
+              <w:right w:val="single" w:color="BFBFBF" w:sz="4"/>
+            </w:tcBorders>
+            <w:tcMar>
+              <w:top w:type="dxa" w:w="80"/>
+              <w:left w:type="dxa" w:w="120"/>
+              <w:bottom w:type="dxa" w:w="80"/>
+              <w:right w:type="dxa" w:w="120"/>
+            </w:tcMar>
+          </w:tcPr>
+          <w:p>
+            <w:pPr>
+              <w:spacing w:after="0" w:before="0"/>
+            </w:pPr>
+            <w:r>
+              <w:rPr>
+                <w:rFonts w:ascii="Arial" w:cs="Arial" w:eastAsia="Arial" w:hAnsi="Arial"/>
+                <w:sz w:val="21"/>
+                <w:szCs w:val="21"/>
+              </w:rPr>
+              <w:t xml:space="preserve"/>
+            </w:r>
+          </w:p>
+        </w:tc>
+        <w:tc>
+          <w:tcPr>
+            <w:tcW w:type="dxa" w:w="2409"/>
+            <w:tcBorders>
+              <w:top w:val="single" w:color="BFBFBF" w:sz="4"/>
+              <w:left w:val="single" w:color="BFBFBF" w:sz="4"/>
+              <w:bottom w:val="single" w:color="BFBFBF" w:sz="4"/>
+              <w:right w:val="single" w:color="BFBFBF" w:sz="4"/>
+            </w:tcBorders>
+            <w:tcMar>
+              <w:top w:type="dxa" w:w="80"/>
+              <w:left w:type="dxa" w:w="120"/>
+              <w:bottom w:type="dxa" w:w="80"/>
+              <w:right w:type="dxa" w:w="120"/>
+            </w:tcMar>
+          </w:tcPr>
+          <w:p>
+            <w:pPr>
+              <w:spacing w:after="0" w:before="0"/>
+            </w:pPr>
+            <w:r>
+              <w:rPr>
+                <w:rFonts w:ascii="Arial" w:cs="Arial" w:eastAsia="Arial" w:hAnsi="Arial"/>
+                <w:sz w:val="21"/>
+                <w:szCs w:val="21"/>
+              </w:rPr>
+              <w:t xml:space="preserve"/>
+            </w:r>
+          </w:p>
+        </w:tc>
+        <w:tc>
+          <w:tcPr>
+            <w:tcW w:type="dxa" w:w="2410"/>
             <w:tcBorders>
               <w:top w:val="single" w:color="BFBFBF" w:sz="4"/>
               <w:left w:val="single" w:color="BFBFBF" w:sz="4"/>
@@ -2164,7 +3279,75 @@
                 <w:sz w:val="18"/>
                 <w:szCs w:val="18"/>
               </w:rPr>
-              <w:t xml:space="preserve">What have you tried before that didn't work, and why do you think it didn't?</w:t>
+              <w:t xml:space="preserve">Health fund rebates, packages, memberships or gift cards?</w:t>
+            </w:r>
+          </w:p>
+        </w:tc>
+        <w:tc>
+          <w:tcPr>
+            <w:tcW w:type="dxa" w:w="6168"/>
+            <w:tcBorders>
+              <w:top w:val="single" w:color="BFBFBF" w:sz="4"/>
+              <w:left w:val="single" w:color="BFBFBF" w:sz="4"/>
+              <w:bottom w:val="single" w:color="BFBFBF" w:sz="4"/>
+              <w:right w:val="single" w:color="BFBFBF" w:sz="4"/>
+            </w:tcBorders>
+            <w:tcMar>
+              <w:top w:type="dxa" w:w="80"/>
+              <w:left w:type="dxa" w:w="120"/>
+              <w:bottom w:type="dxa" w:w="80"/>
+              <w:right w:type="dxa" w:w="120"/>
+            </w:tcMar>
+          </w:tcPr>
+          <w:p>
+            <w:pPr>
+              <w:spacing w:after="0" w:before="0"/>
+            </w:pPr>
+            <w:r>
+              <w:rPr>
+                <w:rFonts w:ascii="Arial" w:cs="Arial" w:eastAsia="Arial" w:hAnsi="Arial"/>
+                <w:sz w:val="21"/>
+                <w:szCs w:val="21"/>
+              </w:rPr>
+              <w:t xml:space="preserve"/>
+            </w:r>
+          </w:p>
+        </w:tc>
+      </w:tr>
+      <w:tr>
+        <w:trPr>
+          <w:cantSplit/>
+          <w:trHeight w:val="700" w:hRule="atLeast"/>
+        </w:trPr>
+        <w:tc>
+          <w:tcPr>
+            <w:tcW w:type="dxa" w:w="3470"/>
+            <w:tcBorders>
+              <w:top w:val="single" w:color="BFBFBF" w:sz="4"/>
+              <w:left w:val="single" w:color="BFBFBF" w:sz="4"/>
+              <w:bottom w:val="single" w:color="BFBFBF" w:sz="4"/>
+              <w:right w:val="single" w:color="BFBFBF" w:sz="4"/>
+            </w:tcBorders>
+            <w:shd w:fill="F2F2F2" w:color="auto" w:val="clear"/>
+            <w:tcMar>
+              <w:top w:type="dxa" w:w="80"/>
+              <w:left w:type="dxa" w:w="120"/>
+              <w:bottom w:type="dxa" w:w="80"/>
+              <w:right w:type="dxa" w:w="120"/>
+            </w:tcMar>
+          </w:tcPr>
+          <w:p>
+            <w:pPr>
+              <w:spacing w:after="0" w:before="0"/>
+            </w:pPr>
+            <w:r>
+              <w:rPr>
+                <w:rFonts w:ascii="Arial" w:cs="Arial" w:eastAsia="Arial" w:hAnsi="Arial"/>
+                <w:color w:val="6F6F6F"/>
+                <w:sz w:val="18"/>
+                <w:szCs w:val="18"/>
+              </w:rPr>
+              <w:t xml:space="preserve">Roughly what does a customer spend, and how often do they come back?</w:t>
             </w:r>
           </w:p>
         </w:tc>
@@ -2213,7 +3396,7 @@
           <w:sz w:val="22"/>
           <w:szCs w:val="22"/>
         </w:rPr>
-        <w:t xml:space="preserve">8.  </w:t>
+        <w:t xml:space="preserve">11.  </w:t>
       </w:r>
       <w:r>
         <w:rPr>
@@ -2223,7 +3406,7 @@
           <w:sz w:val="22"/>
           <w:szCs w:val="22"/>
         </w:rPr>
-        <w:t xml:space="preserve">When are your busy and quiet times of year?</w:t>
+        <w:t xml:space="preserve">Any deals or specials coming up?</w:t>
       </w:r>
     </w:p>
     <w:p>
@@ -2238,7 +3421,7 @@
           <w:sz w:val="19"/>
           <w:szCs w:val="19"/>
         </w:rPr>
-        <w:t xml:space="preserve">We'll plan your months around them.</w:t>
+        <w:t xml:space="preserve">Include the price, start and end dates, and any fine print. None right now? Just skip.</w:t>
       </w:r>
     </w:p>
     <w:p>
@@ -2255,7 +3438,7 @@
           <w:sz w:val="18"/>
           <w:szCs w:val="18"/>
         </w:rPr>
-        <w:t xml:space="preserve">e.g. January is dead. June to August is flat out with winter sport injuries.</w:t>
+        <w:t xml:space="preserve">e.g. $20 off your first visit, 1 to 30 November, new clients only</w:t>
       </w:r>
     </w:p>
     <w:tbl>
@@ -2313,138 +3496,6 @@
     <w:p>
       <w:pPr>
         <w:keepNext/>
-        <w:spacing w:after="80" w:before="160"/>
-      </w:pPr>
-      <w:r>
-        <w:rPr>
-          <w:rFonts w:ascii="Arial" w:cs="Arial" w:eastAsia="Arial" w:hAnsi="Arial"/>
-          <w:b/>
-          <w:bCs/>
-          <w:caps/>
-          <w:color w:val="6F6F6F"/>
-          <w:spacing w:val="20"/>
-          <w:sz w:val="16"/>
-          <w:szCs w:val="16"/>
-        </w:rPr>
-        <w:t xml:space="preserve">Got more to say? Optional</w:t>
-      </w:r>
-    </w:p>
-    <w:tbl>
-      <w:tblPr>
-        <w:tblW w:type="dxa" w:w="9638"/>
-        <w:tblBorders>
-          <w:top w:val="single" w:color="auto" w:sz="4"/>
-          <w:left w:val="single" w:color="auto" w:sz="4"/>
-          <w:bottom w:val="single" w:color="auto" w:sz="4"/>
-          <w:right w:val="single" w:color="auto" w:sz="4"/>
-          <w:insideH w:val="single" w:color="auto" w:sz="4"/>
-          <w:insideV w:val="single" w:color="auto" w:sz="4"/>
-        </w:tblBorders>
-      </w:tblPr>
-      <w:tblGrid>
-        <w:gridCol w:w="3470"/>
-        <w:gridCol w:w="6168"/>
-      </w:tblGrid>
-      <w:tr>
-        <w:trPr>
-          <w:cantSplit/>
-          <w:trHeight w:val="700" w:hRule="atLeast"/>
-        </w:trPr>
-        <w:tc>
-          <w:tcPr>
-            <w:tcW w:type="dxa" w:w="3470"/>
-            <w:tcBorders>
-              <w:top w:val="single" w:color="BFBFBF" w:sz="4"/>
-              <w:left w:val="single" w:color="BFBFBF" w:sz="4"/>
-              <w:bottom w:val="single" w:color="BFBFBF" w:sz="4"/>
-              <w:right w:val="single" w:color="BFBFBF" w:sz="4"/>
-            </w:tcBorders>
-            <w:shd w:fill="F2F2F2" w:color="auto" w:val="clear"/>
-            <w:tcMar>
-              <w:top w:type="dxa" w:w="80"/>
-              <w:left w:type="dxa" w:w="120"/>
-              <w:bottom w:type="dxa" w:w="80"/>
-              <w:right w:type="dxa" w:w="120"/>
-            </w:tcMar>
-          </w:tcPr>
-          <w:p>
-            <w:pPr>
-              <w:spacing w:after="0" w:before="0"/>
-            </w:pPr>
-            <w:r>
-              <w:rPr>
-                <w:rFonts w:ascii="Arial" w:cs="Arial" w:eastAsia="Arial" w:hAnsi="Arial"/>
-                <w:color w:val="6F6F6F"/>
-                <w:sz w:val="18"/>
-                <w:szCs w:val="18"/>
-              </w:rPr>
-              <w:t xml:space="preserve">Launches, events, anniversaries or big dates coming up</w:t>
-            </w:r>
-          </w:p>
-        </w:tc>
-        <w:tc>
-          <w:tcPr>
-            <w:tcW w:type="dxa" w:w="6168"/>
-            <w:tcBorders>
-              <w:top w:val="single" w:color="BFBFBF" w:sz="4"/>
-              <w:left w:val="single" w:color="BFBFBF" w:sz="4"/>
-              <w:bottom w:val="single" w:color="BFBFBF" w:sz="4"/>
-              <w:right w:val="single" w:color="BFBFBF" w:sz="4"/>
-            </w:tcBorders>
-            <w:tcMar>
-              <w:top w:type="dxa" w:w="80"/>
-              <w:left w:type="dxa" w:w="120"/>
-              <w:bottom w:type="dxa" w:w="80"/>
-              <w:right w:type="dxa" w:w="120"/>
-            </w:tcMar>
-          </w:tcPr>
-          <w:p>
-            <w:pPr>
-              <w:spacing w:after="0" w:before="0"/>
-            </w:pPr>
-            <w:r>
-              <w:rPr>
-                <w:rFonts w:ascii="Arial" w:cs="Arial" w:eastAsia="Arial" w:hAnsi="Arial"/>
-                <w:sz w:val="21"/>
-                <w:szCs w:val="21"/>
-              </w:rPr>
-              <w:t xml:space="preserve"/>
-            </w:r>
-          </w:p>
-        </w:tc>
-      </w:tr>
-    </w:tbl>
-    <w:p>
-      <w:pPr>
-        <w:keepNext/>
-        <w:pBdr>
-          <w:bottom w:val="single" w:color="111111" w:sz="12" w:space="6"/>
-        </w:pBdr>
-        <w:spacing w:after="80" w:before="480"/>
-      </w:pPr>
-      <w:r>
-        <w:rPr>
-          <w:rFonts w:ascii="Arial" w:cs="Arial" w:eastAsia="Arial" w:hAnsi="Arial"/>
-          <w:color w:val="6F6F6F"/>
-          <w:sz w:val="20"/>
-          <w:szCs w:val="20"/>
-        </w:rPr>
-        <w:t xml:space="preserve">03   </w:t>
-      </w:r>
-      <w:r>
-        <w:rPr>
-          <w:rFonts w:ascii="Arial" w:cs="Arial" w:eastAsia="Arial" w:hAnsi="Arial"/>
-          <w:b/>
-          <w:bCs/>
-          <w:sz w:val="32"/>
-          <w:szCs w:val="32"/>
-        </w:rPr>
-        <w:t xml:space="preserve">Your Prices</w:t>
-      </w:r>
-    </w:p>
-    <w:p>
-      <w:pPr>
-        <w:keepNext/>
         <w:spacing w:after="60" w:before="280"/>
       </w:pPr>
       <w:r>
@@ -2455,7 +3506,7 @@
           <w:sz w:val="22"/>
           <w:szCs w:val="22"/>
         </w:rPr>
-        <w:t xml:space="preserve">9.  </w:t>
+        <w:t xml:space="preserve">12.  </w:t>
       </w:r>
       <w:r>
         <w:rPr>
@@ -2465,837 +3516,7 @@
           <w:sz w:val="22"/>
           <w:szCs w:val="22"/>
         </w:rPr>
-        <w:t xml:space="preserve">What do you sell, and what does it cost?</w:t>
-      </w:r>
-    </w:p>
-    <w:p>
-      <w:pPr>
-        <w:keepNext/>
-        <w:spacing w:after="80" w:before="0"/>
-      </w:pPr>
-      <w:r>
-        <w:rPr>
-          <w:rFonts w:ascii="Arial" w:cs="Arial" w:eastAsia="Arial" w:hAnsi="Arial"/>
-          <w:color w:val="6F6F6F"/>
-          <w:sz w:val="19"/>
-          <w:szCs w:val="19"/>
-        </w:rPr>
-        <w:t xml:space="preserve">Real prices only. One line per service or product. We never make up a price.</w:t>
-      </w:r>
-    </w:p>
-    <w:tbl>
-      <w:tblPr>
-        <w:tblW w:type="dxa" w:w="9638"/>
-        <w:tblBorders>
-          <w:top w:val="single" w:color="auto" w:sz="4"/>
-          <w:left w:val="single" w:color="auto" w:sz="4"/>
-          <w:bottom w:val="single" w:color="auto" w:sz="4"/>
-          <w:right w:val="single" w:color="auto" w:sz="4"/>
-          <w:insideH w:val="single" w:color="auto" w:sz="4"/>
-          <w:insideV w:val="single" w:color="auto" w:sz="4"/>
-        </w:tblBorders>
-      </w:tblPr>
-      <w:tblGrid>
-        <w:gridCol w:w="4819"/>
-        <w:gridCol w:w="2409"/>
-        <w:gridCol w:w="2410"/>
-      </w:tblGrid>
-      <w:tr>
-        <w:trPr>
-          <w:tblHeader/>
-        </w:trPr>
-        <w:tc>
-          <w:tcPr>
-            <w:tcW w:type="dxa" w:w="4819"/>
-            <w:tcBorders>
-              <w:top w:val="single" w:color="BFBFBF" w:sz="4"/>
-              <w:left w:val="single" w:color="BFBFBF" w:sz="4"/>
-              <w:bottom w:val="single" w:color="BFBFBF" w:sz="4"/>
-              <w:right w:val="single" w:color="BFBFBF" w:sz="4"/>
-            </w:tcBorders>
-            <w:shd w:fill="F2F2F2" w:color="auto" w:val="clear"/>
-            <w:tcMar>
-              <w:top w:type="dxa" w:w="80"/>
-              <w:left w:type="dxa" w:w="120"/>
-              <w:bottom w:type="dxa" w:w="80"/>
-              <w:right w:type="dxa" w:w="120"/>
-            </w:tcMar>
-          </w:tcPr>
-          <w:p>
-            <w:pPr>
-              <w:spacing w:after="0" w:before="0"/>
-            </w:pPr>
-            <w:r>
-              <w:rPr>
-                <w:rFonts w:ascii="Arial" w:cs="Arial" w:eastAsia="Arial" w:hAnsi="Arial"/>
-                <w:b/>
-                <w:bCs/>
-                <w:sz w:val="18"/>
-                <w:szCs w:val="18"/>
-              </w:rPr>
-              <w:t xml:space="preserve">Service or product</w:t>
-            </w:r>
-          </w:p>
-        </w:tc>
-        <w:tc>
-          <w:tcPr>
-            <w:tcW w:type="dxa" w:w="2409"/>
-            <w:tcBorders>
-              <w:top w:val="single" w:color="BFBFBF" w:sz="4"/>
-              <w:left w:val="single" w:color="BFBFBF" w:sz="4"/>
-              <w:bottom w:val="single" w:color="BFBFBF" w:sz="4"/>
-              <w:right w:val="single" w:color="BFBFBF" w:sz="4"/>
-            </w:tcBorders>
-            <w:shd w:fill="F2F2F2" w:color="auto" w:val="clear"/>
-            <w:tcMar>
-              <w:top w:type="dxa" w:w="80"/>
-              <w:left w:type="dxa" w:w="120"/>
-              <w:bottom w:type="dxa" w:w="80"/>
-              <w:right w:type="dxa" w:w="120"/>
-            </w:tcMar>
-          </w:tcPr>
-          <w:p>
-            <w:pPr>
-              <w:spacing w:after="0" w:before="0"/>
-            </w:pPr>
-            <w:r>
-              <w:rPr>
-                <w:rFonts w:ascii="Arial" w:cs="Arial" w:eastAsia="Arial" w:hAnsi="Arial"/>
-                <w:b/>
-                <w:bCs/>
-                <w:sz w:val="18"/>
-                <w:szCs w:val="18"/>
-              </w:rPr>
-              <w:t xml:space="preserve">Price ($)</w:t>
-            </w:r>
-          </w:p>
-        </w:tc>
-        <w:tc>
-          <w:tcPr>
-            <w:tcW w:type="dxa" w:w="2410"/>
-            <w:tcBorders>
-              <w:top w:val="single" w:color="BFBFBF" w:sz="4"/>
-              <w:left w:val="single" w:color="BFBFBF" w:sz="4"/>
-              <w:bottom w:val="single" w:color="BFBFBF" w:sz="4"/>
-              <w:right w:val="single" w:color="BFBFBF" w:sz="4"/>
-            </w:tcBorders>
-            <w:shd w:fill="F2F2F2" w:color="auto" w:val="clear"/>
-            <w:tcMar>
-              <w:top w:type="dxa" w:w="80"/>
-              <w:left w:type="dxa" w:w="120"/>
-              <w:bottom w:type="dxa" w:w="80"/>
-              <w:right w:type="dxa" w:w="120"/>
-            </w:tcMar>
-          </w:tcPr>
-          <w:p>
-            <w:pPr>
-              <w:spacing w:after="0" w:before="0"/>
-            </w:pPr>
-            <w:r>
-              <w:rPr>
-                <w:rFonts w:ascii="Arial" w:cs="Arial" w:eastAsia="Arial" w:hAnsi="Arial"/>
-                <w:b/>
-                <w:bCs/>
-                <w:sz w:val="18"/>
-                <w:szCs w:val="18"/>
-              </w:rPr>
-              <w:t xml:space="preserve">Length or size</w:t>
-            </w:r>
-          </w:p>
-        </w:tc>
-      </w:tr>
-      <w:tr>
-        <w:trPr>
-          <w:cantSplit/>
-          <w:trHeight w:val="460" w:hRule="atLeast"/>
-        </w:trPr>
-        <w:tc>
-          <w:tcPr>
-            <w:tcW w:type="dxa" w:w="4819"/>
-            <w:tcBorders>
-              <w:top w:val="single" w:color="BFBFBF" w:sz="4"/>
-              <w:left w:val="single" w:color="BFBFBF" w:sz="4"/>
-              <w:bottom w:val="single" w:color="BFBFBF" w:sz="4"/>
-              <w:right w:val="single" w:color="BFBFBF" w:sz="4"/>
-            </w:tcBorders>
-            <w:tcMar>
-              <w:top w:type="dxa" w:w="80"/>
-              <w:left w:type="dxa" w:w="120"/>
-              <w:bottom w:type="dxa" w:w="80"/>
-              <w:right w:type="dxa" w:w="120"/>
-            </w:tcMar>
-          </w:tcPr>
-          <w:p>
-            <w:pPr>
-              <w:spacing w:after="0" w:before="0"/>
-            </w:pPr>
-            <w:r>
-              <w:rPr>
-                <w:rFonts w:ascii="Arial" w:cs="Arial" w:eastAsia="Arial" w:hAnsi="Arial"/>
-                <w:sz w:val="21"/>
-                <w:szCs w:val="21"/>
-              </w:rPr>
-              <w:t xml:space="preserve"/>
-            </w:r>
-          </w:p>
-        </w:tc>
-        <w:tc>
-          <w:tcPr>
-            <w:tcW w:type="dxa" w:w="2409"/>
-            <w:tcBorders>
-              <w:top w:val="single" w:color="BFBFBF" w:sz="4"/>
-              <w:left w:val="single" w:color="BFBFBF" w:sz="4"/>
-              <w:bottom w:val="single" w:color="BFBFBF" w:sz="4"/>
-              <w:right w:val="single" w:color="BFBFBF" w:sz="4"/>
-            </w:tcBorders>
-            <w:tcMar>
-              <w:top w:type="dxa" w:w="80"/>
-              <w:left w:type="dxa" w:w="120"/>
-              <w:bottom w:type="dxa" w:w="80"/>
-              <w:right w:type="dxa" w:w="120"/>
-            </w:tcMar>
-          </w:tcPr>
-          <w:p>
-            <w:pPr>
-              <w:spacing w:after="0" w:before="0"/>
-            </w:pPr>
-            <w:r>
-              <w:rPr>
-                <w:rFonts w:ascii="Arial" w:cs="Arial" w:eastAsia="Arial" w:hAnsi="Arial"/>
-                <w:sz w:val="21"/>
-                <w:szCs w:val="21"/>
-              </w:rPr>
-              <w:t xml:space="preserve"/>
-            </w:r>
-          </w:p>
-        </w:tc>
-        <w:tc>
-          <w:tcPr>
-            <w:tcW w:type="dxa" w:w="2410"/>
-            <w:tcBorders>
-              <w:top w:val="single" w:color="BFBFBF" w:sz="4"/>
-              <w:left w:val="single" w:color="BFBFBF" w:sz="4"/>
-              <w:bottom w:val="single" w:color="BFBFBF" w:sz="4"/>
-              <w:right w:val="single" w:color="BFBFBF" w:sz="4"/>
-            </w:tcBorders>
-            <w:tcMar>
-              <w:top w:type="dxa" w:w="80"/>
-              <w:left w:type="dxa" w:w="120"/>
-              <w:bottom w:type="dxa" w:w="80"/>
-              <w:right w:type="dxa" w:w="120"/>
-            </w:tcMar>
-          </w:tcPr>
-          <w:p>
-            <w:pPr>
-              <w:spacing w:after="0" w:before="0"/>
-            </w:pPr>
-            <w:r>
-              <w:rPr>
-                <w:rFonts w:ascii="Arial" w:cs="Arial" w:eastAsia="Arial" w:hAnsi="Arial"/>
-                <w:sz w:val="21"/>
-                <w:szCs w:val="21"/>
-              </w:rPr>
-              <w:t xml:space="preserve"/>
-            </w:r>
-          </w:p>
-        </w:tc>
-      </w:tr>
-      <w:tr>
-        <w:trPr>
-          <w:cantSplit/>
-          <w:trHeight w:val="460" w:hRule="atLeast"/>
-        </w:trPr>
-        <w:tc>
-          <w:tcPr>
-            <w:tcW w:type="dxa" w:w="4819"/>
-            <w:tcBorders>
-              <w:top w:val="single" w:color="BFBFBF" w:sz="4"/>
-              <w:left w:val="single" w:color="BFBFBF" w:sz="4"/>
-              <w:bottom w:val="single" w:color="BFBFBF" w:sz="4"/>
-              <w:right w:val="single" w:color="BFBFBF" w:sz="4"/>
-            </w:tcBorders>
-            <w:tcMar>
-              <w:top w:type="dxa" w:w="80"/>
-              <w:left w:type="dxa" w:w="120"/>
-              <w:bottom w:type="dxa" w:w="80"/>
-              <w:right w:type="dxa" w:w="120"/>
-            </w:tcMar>
-          </w:tcPr>
-          <w:p>
-            <w:pPr>
-              <w:spacing w:after="0" w:before="0"/>
-            </w:pPr>
-            <w:r>
-              <w:rPr>
-                <w:rFonts w:ascii="Arial" w:cs="Arial" w:eastAsia="Arial" w:hAnsi="Arial"/>
-                <w:sz w:val="21"/>
-                <w:szCs w:val="21"/>
-              </w:rPr>
-              <w:t xml:space="preserve"/>
-            </w:r>
-          </w:p>
-        </w:tc>
-        <w:tc>
-          <w:tcPr>
-            <w:tcW w:type="dxa" w:w="2409"/>
-            <w:tcBorders>
-              <w:top w:val="single" w:color="BFBFBF" w:sz="4"/>
-              <w:left w:val="single" w:color="BFBFBF" w:sz="4"/>
-              <w:bottom w:val="single" w:color="BFBFBF" w:sz="4"/>
-              <w:right w:val="single" w:color="BFBFBF" w:sz="4"/>
-            </w:tcBorders>
-            <w:tcMar>
-              <w:top w:type="dxa" w:w="80"/>
-              <w:left w:type="dxa" w:w="120"/>
-              <w:bottom w:type="dxa" w:w="80"/>
-              <w:right w:type="dxa" w:w="120"/>
-            </w:tcMar>
-          </w:tcPr>
-          <w:p>
-            <w:pPr>
-              <w:spacing w:after="0" w:before="0"/>
-            </w:pPr>
-            <w:r>
-              <w:rPr>
-                <w:rFonts w:ascii="Arial" w:cs="Arial" w:eastAsia="Arial" w:hAnsi="Arial"/>
-                <w:sz w:val="21"/>
-                <w:szCs w:val="21"/>
-              </w:rPr>
-              <w:t xml:space="preserve"/>
-            </w:r>
-          </w:p>
-        </w:tc>
-        <w:tc>
-          <w:tcPr>
-            <w:tcW w:type="dxa" w:w="2410"/>
-            <w:tcBorders>
-              <w:top w:val="single" w:color="BFBFBF" w:sz="4"/>
-              <w:left w:val="single" w:color="BFBFBF" w:sz="4"/>
-              <w:bottom w:val="single" w:color="BFBFBF" w:sz="4"/>
-              <w:right w:val="single" w:color="BFBFBF" w:sz="4"/>
-            </w:tcBorders>
-            <w:tcMar>
-              <w:top w:type="dxa" w:w="80"/>
-              <w:left w:type="dxa" w:w="120"/>
-              <w:bottom w:type="dxa" w:w="80"/>
-              <w:right w:type="dxa" w:w="120"/>
-            </w:tcMar>
-          </w:tcPr>
-          <w:p>
-            <w:pPr>
-              <w:spacing w:after="0" w:before="0"/>
-            </w:pPr>
-            <w:r>
-              <w:rPr>
-                <w:rFonts w:ascii="Arial" w:cs="Arial" w:eastAsia="Arial" w:hAnsi="Arial"/>
-                <w:sz w:val="21"/>
-                <w:szCs w:val="21"/>
-              </w:rPr>
-              <w:t xml:space="preserve"/>
-            </w:r>
-          </w:p>
-        </w:tc>
-      </w:tr>
-      <w:tr>
-        <w:trPr>
-          <w:cantSplit/>
-          <w:trHeight w:val="460" w:hRule="atLeast"/>
-        </w:trPr>
-        <w:tc>
-          <w:tcPr>
-            <w:tcW w:type="dxa" w:w="4819"/>
-            <w:tcBorders>
-              <w:top w:val="single" w:color="BFBFBF" w:sz="4"/>
-              <w:left w:val="single" w:color="BFBFBF" w:sz="4"/>
-              <w:bottom w:val="single" w:color="BFBFBF" w:sz="4"/>
-              <w:right w:val="single" w:color="BFBFBF" w:sz="4"/>
-            </w:tcBorders>
-            <w:tcMar>
-              <w:top w:type="dxa" w:w="80"/>
-              <w:left w:type="dxa" w:w="120"/>
-              <w:bottom w:type="dxa" w:w="80"/>
-              <w:right w:type="dxa" w:w="120"/>
-            </w:tcMar>
-          </w:tcPr>
-          <w:p>
-            <w:pPr>
-              <w:spacing w:after="0" w:before="0"/>
-            </w:pPr>
-            <w:r>
-              <w:rPr>
-                <w:rFonts w:ascii="Arial" w:cs="Arial" w:eastAsia="Arial" w:hAnsi="Arial"/>
-                <w:sz w:val="21"/>
-                <w:szCs w:val="21"/>
-              </w:rPr>
-              <w:t xml:space="preserve"/>
-            </w:r>
-          </w:p>
-        </w:tc>
-        <w:tc>
-          <w:tcPr>
-            <w:tcW w:type="dxa" w:w="2409"/>
-            <w:tcBorders>
-              <w:top w:val="single" w:color="BFBFBF" w:sz="4"/>
-              <w:left w:val="single" w:color="BFBFBF" w:sz="4"/>
-              <w:bottom w:val="single" w:color="BFBFBF" w:sz="4"/>
-              <w:right w:val="single" w:color="BFBFBF" w:sz="4"/>
-            </w:tcBorders>
-            <w:tcMar>
-              <w:top w:type="dxa" w:w="80"/>
-              <w:left w:type="dxa" w:w="120"/>
-              <w:bottom w:type="dxa" w:w="80"/>
-              <w:right w:type="dxa" w:w="120"/>
-            </w:tcMar>
-          </w:tcPr>
-          <w:p>
-            <w:pPr>
-              <w:spacing w:after="0" w:before="0"/>
-            </w:pPr>
-            <w:r>
-              <w:rPr>
-                <w:rFonts w:ascii="Arial" w:cs="Arial" w:eastAsia="Arial" w:hAnsi="Arial"/>
-                <w:sz w:val="21"/>
-                <w:szCs w:val="21"/>
-              </w:rPr>
-              <w:t xml:space="preserve"/>
-            </w:r>
-          </w:p>
-        </w:tc>
-        <w:tc>
-          <w:tcPr>
-            <w:tcW w:type="dxa" w:w="2410"/>
-            <w:tcBorders>
-              <w:top w:val="single" w:color="BFBFBF" w:sz="4"/>
-              <w:left w:val="single" w:color="BFBFBF" w:sz="4"/>
-              <w:bottom w:val="single" w:color="BFBFBF" w:sz="4"/>
-              <w:right w:val="single" w:color="BFBFBF" w:sz="4"/>
-            </w:tcBorders>
-            <w:tcMar>
-              <w:top w:type="dxa" w:w="80"/>
-              <w:left w:type="dxa" w:w="120"/>
-              <w:bottom w:type="dxa" w:w="80"/>
-              <w:right w:type="dxa" w:w="120"/>
-            </w:tcMar>
-          </w:tcPr>
-          <w:p>
-            <w:pPr>
-              <w:spacing w:after="0" w:before="0"/>
-            </w:pPr>
-            <w:r>
-              <w:rPr>
-                <w:rFonts w:ascii="Arial" w:cs="Arial" w:eastAsia="Arial" w:hAnsi="Arial"/>
-                <w:sz w:val="21"/>
-                <w:szCs w:val="21"/>
-              </w:rPr>
-              <w:t xml:space="preserve"/>
-            </w:r>
-          </w:p>
-        </w:tc>
-      </w:tr>
-      <w:tr>
-        <w:trPr>
-          <w:cantSplit/>
-          <w:trHeight w:val="460" w:hRule="atLeast"/>
-        </w:trPr>
-        <w:tc>
-          <w:tcPr>
-            <w:tcW w:type="dxa" w:w="4819"/>
-            <w:tcBorders>
-              <w:top w:val="single" w:color="BFBFBF" w:sz="4"/>
-              <w:left w:val="single" w:color="BFBFBF" w:sz="4"/>
-              <w:bottom w:val="single" w:color="BFBFBF" w:sz="4"/>
-              <w:right w:val="single" w:color="BFBFBF" w:sz="4"/>
-            </w:tcBorders>
-            <w:tcMar>
-              <w:top w:type="dxa" w:w="80"/>
-              <w:left w:type="dxa" w:w="120"/>
-              <w:bottom w:type="dxa" w:w="80"/>
-              <w:right w:type="dxa" w:w="120"/>
-            </w:tcMar>
-          </w:tcPr>
-          <w:p>
-            <w:pPr>
-              <w:spacing w:after="0" w:before="0"/>
-            </w:pPr>
-            <w:r>
-              <w:rPr>
-                <w:rFonts w:ascii="Arial" w:cs="Arial" w:eastAsia="Arial" w:hAnsi="Arial"/>
-                <w:sz w:val="21"/>
-                <w:szCs w:val="21"/>
-              </w:rPr>
-              <w:t xml:space="preserve"/>
-            </w:r>
-          </w:p>
-        </w:tc>
-        <w:tc>
-          <w:tcPr>
-            <w:tcW w:type="dxa" w:w="2409"/>
-            <w:tcBorders>
-              <w:top w:val="single" w:color="BFBFBF" w:sz="4"/>
-              <w:left w:val="single" w:color="BFBFBF" w:sz="4"/>
-              <w:bottom w:val="single" w:color="BFBFBF" w:sz="4"/>
-              <w:right w:val="single" w:color="BFBFBF" w:sz="4"/>
-            </w:tcBorders>
-            <w:tcMar>
-              <w:top w:type="dxa" w:w="80"/>
-              <w:left w:type="dxa" w:w="120"/>
-              <w:bottom w:type="dxa" w:w="80"/>
-              <w:right w:type="dxa" w:w="120"/>
-            </w:tcMar>
-          </w:tcPr>
-          <w:p>
-            <w:pPr>
-              <w:spacing w:after="0" w:before="0"/>
-            </w:pPr>
-            <w:r>
-              <w:rPr>
-                <w:rFonts w:ascii="Arial" w:cs="Arial" w:eastAsia="Arial" w:hAnsi="Arial"/>
-                <w:sz w:val="21"/>
-                <w:szCs w:val="21"/>
-              </w:rPr>
-              <w:t xml:space="preserve"/>
-            </w:r>
-          </w:p>
-        </w:tc>
-        <w:tc>
-          <w:tcPr>
-            <w:tcW w:type="dxa" w:w="2410"/>
-            <w:tcBorders>
-              <w:top w:val="single" w:color="BFBFBF" w:sz="4"/>
-              <w:left w:val="single" w:color="BFBFBF" w:sz="4"/>
-              <w:bottom w:val="single" w:color="BFBFBF" w:sz="4"/>
-              <w:right w:val="single" w:color="BFBFBF" w:sz="4"/>
-            </w:tcBorders>
-            <w:tcMar>
-              <w:top w:type="dxa" w:w="80"/>
-              <w:left w:type="dxa" w:w="120"/>
-              <w:bottom w:type="dxa" w:w="80"/>
-              <w:right w:type="dxa" w:w="120"/>
-            </w:tcMar>
-          </w:tcPr>
-          <w:p>
-            <w:pPr>
-              <w:spacing w:after="0" w:before="0"/>
-            </w:pPr>
-            <w:r>
-              <w:rPr>
-                <w:rFonts w:ascii="Arial" w:cs="Arial" w:eastAsia="Arial" w:hAnsi="Arial"/>
-                <w:sz w:val="21"/>
-                <w:szCs w:val="21"/>
-              </w:rPr>
-              <w:t xml:space="preserve"/>
-            </w:r>
-          </w:p>
-        </w:tc>
-      </w:tr>
-      <w:tr>
-        <w:trPr>
-          <w:cantSplit/>
-          <w:trHeight w:val="460" w:hRule="atLeast"/>
-        </w:trPr>
-        <w:tc>
-          <w:tcPr>
-            <w:tcW w:type="dxa" w:w="4819"/>
-            <w:tcBorders>
-              <w:top w:val="single" w:color="BFBFBF" w:sz="4"/>
-              <w:left w:val="single" w:color="BFBFBF" w:sz="4"/>
-              <w:bottom w:val="single" w:color="BFBFBF" w:sz="4"/>
-              <w:right w:val="single" w:color="BFBFBF" w:sz="4"/>
-            </w:tcBorders>
-            <w:tcMar>
-              <w:top w:type="dxa" w:w="80"/>
-              <w:left w:type="dxa" w:w="120"/>
-              <w:bottom w:type="dxa" w:w="80"/>
-              <w:right w:type="dxa" w:w="120"/>
-            </w:tcMar>
-          </w:tcPr>
-          <w:p>
-            <w:pPr>
-              <w:spacing w:after="0" w:before="0"/>
-            </w:pPr>
-            <w:r>
-              <w:rPr>
-                <w:rFonts w:ascii="Arial" w:cs="Arial" w:eastAsia="Arial" w:hAnsi="Arial"/>
-                <w:sz w:val="21"/>
-                <w:szCs w:val="21"/>
-              </w:rPr>
-              <w:t xml:space="preserve"/>
-            </w:r>
-          </w:p>
-        </w:tc>
-        <w:tc>
-          <w:tcPr>
-            <w:tcW w:type="dxa" w:w="2409"/>
-            <w:tcBorders>
-              <w:top w:val="single" w:color="BFBFBF" w:sz="4"/>
-              <w:left w:val="single" w:color="BFBFBF" w:sz="4"/>
-              <w:bottom w:val="single" w:color="BFBFBF" w:sz="4"/>
-              <w:right w:val="single" w:color="BFBFBF" w:sz="4"/>
-            </w:tcBorders>
-            <w:tcMar>
-              <w:top w:type="dxa" w:w="80"/>
-              <w:left w:type="dxa" w:w="120"/>
-              <w:bottom w:type="dxa" w:w="80"/>
-              <w:right w:type="dxa" w:w="120"/>
-            </w:tcMar>
-          </w:tcPr>
-          <w:p>
-            <w:pPr>
-              <w:spacing w:after="0" w:before="0"/>
-            </w:pPr>
-            <w:r>
-              <w:rPr>
-                <w:rFonts w:ascii="Arial" w:cs="Arial" w:eastAsia="Arial" w:hAnsi="Arial"/>
-                <w:sz w:val="21"/>
-                <w:szCs w:val="21"/>
-              </w:rPr>
-              <w:t xml:space="preserve"/>
-            </w:r>
-          </w:p>
-        </w:tc>
-        <w:tc>
-          <w:tcPr>
-            <w:tcW w:type="dxa" w:w="2410"/>
-            <w:tcBorders>
-              <w:top w:val="single" w:color="BFBFBF" w:sz="4"/>
-              <w:left w:val="single" w:color="BFBFBF" w:sz="4"/>
-              <w:bottom w:val="single" w:color="BFBFBF" w:sz="4"/>
-              <w:right w:val="single" w:color="BFBFBF" w:sz="4"/>
-            </w:tcBorders>
-            <w:tcMar>
-              <w:top w:type="dxa" w:w="80"/>
-              <w:left w:type="dxa" w:w="120"/>
-              <w:bottom w:type="dxa" w:w="80"/>
-              <w:right w:type="dxa" w:w="120"/>
-            </w:tcMar>
-          </w:tcPr>
-          <w:p>
-            <w:pPr>
-              <w:spacing w:after="0" w:before="0"/>
-            </w:pPr>
-            <w:r>
-              <w:rPr>
-                <w:rFonts w:ascii="Arial" w:cs="Arial" w:eastAsia="Arial" w:hAnsi="Arial"/>
-                <w:sz w:val="21"/>
-                <w:szCs w:val="21"/>
-              </w:rPr>
-              <w:t xml:space="preserve"/>
-            </w:r>
-          </w:p>
-        </w:tc>
-      </w:tr>
-    </w:tbl>
-    <w:p>
-      <w:pPr>
-        <w:keepNext/>
-        <w:spacing w:after="80" w:before="160"/>
-      </w:pPr>
-      <w:r>
-        <w:rPr>
-          <w:rFonts w:ascii="Arial" w:cs="Arial" w:eastAsia="Arial" w:hAnsi="Arial"/>
-          <w:b/>
-          <w:bCs/>
-          <w:caps/>
-          <w:color w:val="6F6F6F"/>
-          <w:spacing w:val="20"/>
-          <w:sz w:val="16"/>
-          <w:szCs w:val="16"/>
-        </w:rPr>
-        <w:t xml:space="preserve">Got more to say? Optional</w:t>
-      </w:r>
-    </w:p>
-    <w:tbl>
-      <w:tblPr>
-        <w:tblW w:type="dxa" w:w="9638"/>
-        <w:tblBorders>
-          <w:top w:val="single" w:color="auto" w:sz="4"/>
-          <w:left w:val="single" w:color="auto" w:sz="4"/>
-          <w:bottom w:val="single" w:color="auto" w:sz="4"/>
-          <w:right w:val="single" w:color="auto" w:sz="4"/>
-          <w:insideH w:val="single" w:color="auto" w:sz="4"/>
-          <w:insideV w:val="single" w:color="auto" w:sz="4"/>
-        </w:tblBorders>
-      </w:tblPr>
-      <w:tblGrid>
-        <w:gridCol w:w="3470"/>
-        <w:gridCol w:w="6168"/>
-      </w:tblGrid>
-      <w:tr>
-        <w:trPr>
-          <w:cantSplit/>
-          <w:trHeight w:val="700" w:hRule="atLeast"/>
-        </w:trPr>
-        <w:tc>
-          <w:tcPr>
-            <w:tcW w:type="dxa" w:w="3470"/>
-            <w:tcBorders>
-              <w:top w:val="single" w:color="BFBFBF" w:sz="4"/>
-              <w:left w:val="single" w:color="BFBFBF" w:sz="4"/>
-              <w:bottom w:val="single" w:color="BFBFBF" w:sz="4"/>
-              <w:right w:val="single" w:color="BFBFBF" w:sz="4"/>
-            </w:tcBorders>
-            <w:shd w:fill="F2F2F2" w:color="auto" w:val="clear"/>
-            <w:tcMar>
-              <w:top w:type="dxa" w:w="80"/>
-              <w:left w:type="dxa" w:w="120"/>
-              <w:bottom w:type="dxa" w:w="80"/>
-              <w:right w:type="dxa" w:w="120"/>
-            </w:tcMar>
-          </w:tcPr>
-          <w:p>
-            <w:pPr>
-              <w:spacing w:after="0" w:before="0"/>
-            </w:pPr>
-            <w:r>
-              <w:rPr>
-                <w:rFonts w:ascii="Arial" w:cs="Arial" w:eastAsia="Arial" w:hAnsi="Arial"/>
-                <w:color w:val="6F6F6F"/>
-                <w:sz w:val="18"/>
-                <w:szCs w:val="18"/>
-              </w:rPr>
-              <w:t xml:space="preserve">Health fund rebates, packages, memberships or gift cards?</w:t>
-            </w:r>
-          </w:p>
-        </w:tc>
-        <w:tc>
-          <w:tcPr>
-            <w:tcW w:type="dxa" w:w="6168"/>
-            <w:tcBorders>
-              <w:top w:val="single" w:color="BFBFBF" w:sz="4"/>
-              <w:left w:val="single" w:color="BFBFBF" w:sz="4"/>
-              <w:bottom w:val="single" w:color="BFBFBF" w:sz="4"/>
-              <w:right w:val="single" w:color="BFBFBF" w:sz="4"/>
-            </w:tcBorders>
-            <w:tcMar>
-              <w:top w:type="dxa" w:w="80"/>
-              <w:left w:type="dxa" w:w="120"/>
-              <w:bottom w:type="dxa" w:w="80"/>
-              <w:right w:type="dxa" w:w="120"/>
-            </w:tcMar>
-          </w:tcPr>
-          <w:p>
-            <w:pPr>
-              <w:spacing w:after="0" w:before="0"/>
-            </w:pPr>
-            <w:r>
-              <w:rPr>
-                <w:rFonts w:ascii="Arial" w:cs="Arial" w:eastAsia="Arial" w:hAnsi="Arial"/>
-                <w:sz w:val="21"/>
-                <w:szCs w:val="21"/>
-              </w:rPr>
-              <w:t xml:space="preserve"/>
-            </w:r>
-          </w:p>
-        </w:tc>
-      </w:tr>
-      <w:tr>
-        <w:trPr>
-          <w:cantSplit/>
-          <w:trHeight w:val="700" w:hRule="atLeast"/>
-        </w:trPr>
-        <w:tc>
-          <w:tcPr>
-            <w:tcW w:type="dxa" w:w="3470"/>
-            <w:tcBorders>
-              <w:top w:val="single" w:color="BFBFBF" w:sz="4"/>
-              <w:left w:val="single" w:color="BFBFBF" w:sz="4"/>
-              <w:bottom w:val="single" w:color="BFBFBF" w:sz="4"/>
-              <w:right w:val="single" w:color="BFBFBF" w:sz="4"/>
-            </w:tcBorders>
-            <w:shd w:fill="F2F2F2" w:color="auto" w:val="clear"/>
-            <w:tcMar>
-              <w:top w:type="dxa" w:w="80"/>
-              <w:left w:type="dxa" w:w="120"/>
-              <w:bottom w:type="dxa" w:w="80"/>
-              <w:right w:type="dxa" w:w="120"/>
-            </w:tcMar>
-          </w:tcPr>
-          <w:p>
-            <w:pPr>
-              <w:spacing w:after="0" w:before="0"/>
-            </w:pPr>
-            <w:r>
-              <w:rPr>
-                <w:rFonts w:ascii="Arial" w:cs="Arial" w:eastAsia="Arial" w:hAnsi="Arial"/>
-                <w:color w:val="6F6F6F"/>
-                <w:sz w:val="18"/>
-                <w:szCs w:val="18"/>
-              </w:rPr>
-              <w:t xml:space="preserve">Roughly what does a customer spend, and how often do they come back?</w:t>
-            </w:r>
-          </w:p>
-        </w:tc>
-        <w:tc>
-          <w:tcPr>
-            <w:tcW w:type="dxa" w:w="6168"/>
-            <w:tcBorders>
-              <w:top w:val="single" w:color="BFBFBF" w:sz="4"/>
-              <w:left w:val="single" w:color="BFBFBF" w:sz="4"/>
-              <w:bottom w:val="single" w:color="BFBFBF" w:sz="4"/>
-              <w:right w:val="single" w:color="BFBFBF" w:sz="4"/>
-            </w:tcBorders>
-            <w:tcMar>
-              <w:top w:type="dxa" w:w="80"/>
-              <w:left w:type="dxa" w:w="120"/>
-              <w:bottom w:type="dxa" w:w="80"/>
-              <w:right w:type="dxa" w:w="120"/>
-            </w:tcMar>
-          </w:tcPr>
-          <w:p>
-            <w:pPr>
-              <w:spacing w:after="0" w:before="0"/>
-            </w:pPr>
-            <w:r>
-              <w:rPr>
-                <w:rFonts w:ascii="Arial" w:cs="Arial" w:eastAsia="Arial" w:hAnsi="Arial"/>
-                <w:sz w:val="21"/>
-                <w:szCs w:val="21"/>
-              </w:rPr>
-              <w:t xml:space="preserve"/>
-            </w:r>
-          </w:p>
-        </w:tc>
-      </w:tr>
-    </w:tbl>
-    <w:p>
-      <w:pPr>
-        <w:keepNext/>
-        <w:spacing w:after="60" w:before="280"/>
-      </w:pPr>
-      <w:r>
-        <w:rPr>
-          <w:rFonts w:ascii="Arial" w:cs="Arial" w:eastAsia="Arial" w:hAnsi="Arial"/>
-          <w:b/>
-          <w:bCs/>
-          <w:sz w:val="22"/>
-          <w:szCs w:val="22"/>
-        </w:rPr>
-        <w:t xml:space="preserve">10.  </w:t>
-      </w:r>
-      <w:r>
-        <w:rPr>
-          <w:rFonts w:ascii="Arial" w:cs="Arial" w:eastAsia="Arial" w:hAnsi="Arial"/>
-          <w:b/>
-          <w:bCs/>
-          <w:sz w:val="22"/>
-          <w:szCs w:val="22"/>
-        </w:rPr>
-        <w:t xml:space="preserve">Any deals or specials coming up?</w:t>
-      </w:r>
-    </w:p>
-    <w:p>
-      <w:pPr>
-        <w:keepNext/>
-        <w:spacing w:after="80" w:before="0"/>
-      </w:pPr>
-      <w:r>
-        <w:rPr>
-          <w:rFonts w:ascii="Arial" w:cs="Arial" w:eastAsia="Arial" w:hAnsi="Arial"/>
-          <w:color w:val="6F6F6F"/>
-          <w:sz w:val="19"/>
-          <w:szCs w:val="19"/>
-        </w:rPr>
-        <w:t xml:space="preserve">Include the price, start and end dates, and any fine print. None right now? Just skip.</w:t>
+        <w:t xml:space="preserve">Which service would you love more people to book, and why?</w:t>
       </w:r>
     </w:p>
     <w:p>
@@ -3312,7 +3533,7 @@
           <w:sz w:val="18"/>
           <w:szCs w:val="18"/>
         </w:rPr>
-        <w:t xml:space="preserve">e.g. $20 off your first visit, 1 to 30 November, new clients only</w:t>
+        <w:t xml:space="preserve">e.g. Pregnancy massage. It's what we're best at and hardly anyone knows we do it.</w:t>
       </w:r>
     </w:p>
     <w:tbl>
@@ -3370,101 +3591,6 @@
     <w:p>
       <w:pPr>
         <w:keepNext/>
-        <w:spacing w:after="60" w:before="280"/>
-      </w:pPr>
-      <w:r>
-        <w:rPr>
-          <w:rFonts w:ascii="Arial" w:cs="Arial" w:eastAsia="Arial" w:hAnsi="Arial"/>
-          <w:b/>
-          <w:bCs/>
-          <w:sz w:val="22"/>
-          <w:szCs w:val="22"/>
-        </w:rPr>
-        <w:t xml:space="preserve">11.  </w:t>
-      </w:r>
-      <w:r>
-        <w:rPr>
-          <w:rFonts w:ascii="Arial" w:cs="Arial" w:eastAsia="Arial" w:hAnsi="Arial"/>
-          <w:b/>
-          <w:bCs/>
-          <w:sz w:val="22"/>
-          <w:szCs w:val="22"/>
-        </w:rPr>
-        <w:t xml:space="preserve">Which service would you love more people to book, and why?</w:t>
-      </w:r>
-    </w:p>
-    <w:p>
-      <w:pPr>
-        <w:keepNext/>
-        <w:spacing w:after="80" w:before="0"/>
-      </w:pPr>
-      <w:r>
-        <w:rPr>
-          <w:rFonts w:ascii="Arial" w:cs="Arial" w:eastAsia="Arial" w:hAnsi="Arial"/>
-          <w:i/>
-          <w:iCs/>
-          <w:color w:val="9A9A9A"/>
-          <w:sz w:val="18"/>
-          <w:szCs w:val="18"/>
-        </w:rPr>
-        <w:t xml:space="preserve">e.g. Pregnancy massage. It's what we're best at and hardly anyone knows we do it.</w:t>
-      </w:r>
-    </w:p>
-    <w:tbl>
-      <w:tblPr>
-        <w:tblW w:type="dxa" w:w="9638"/>
-        <w:tblBorders>
-          <w:top w:val="single" w:color="auto" w:sz="4"/>
-          <w:left w:val="single" w:color="auto" w:sz="4"/>
-          <w:bottom w:val="single" w:color="auto" w:sz="4"/>
-          <w:right w:val="single" w:color="auto" w:sz="4"/>
-          <w:insideH w:val="single" w:color="auto" w:sz="4"/>
-          <w:insideV w:val="single" w:color="auto" w:sz="4"/>
-        </w:tblBorders>
-      </w:tblPr>
-      <w:tblGrid>
-        <w:gridCol w:w="9638"/>
-      </w:tblGrid>
-      <w:tr>
-        <w:trPr>
-          <w:cantSplit/>
-          <w:trHeight w:val="1300" w:hRule="atLeast"/>
-        </w:trPr>
-        <w:tc>
-          <w:tcPr>
-            <w:tcW w:type="dxa" w:w="9638"/>
-            <w:tcBorders>
-              <w:top w:val="single" w:color="BFBFBF" w:sz="4"/>
-              <w:left w:val="single" w:color="BFBFBF" w:sz="4"/>
-              <w:bottom w:val="single" w:color="BFBFBF" w:sz="4"/>
-              <w:right w:val="single" w:color="BFBFBF" w:sz="4"/>
-            </w:tcBorders>
-            <w:tcMar>
-              <w:top w:type="dxa" w:w="80"/>
-              <w:left w:type="dxa" w:w="120"/>
-              <w:bottom w:type="dxa" w:w="80"/>
-              <w:right w:type="dxa" w:w="120"/>
-            </w:tcMar>
-          </w:tcPr>
-          <w:p>
-            <w:pPr>
-              <w:spacing w:after="0" w:before="0"/>
-            </w:pPr>
-            <w:r>
-              <w:rPr>
-                <w:rFonts w:ascii="Arial" w:cs="Arial" w:eastAsia="Arial" w:hAnsi="Arial"/>
-                <w:sz w:val="21"/>
-                <w:szCs w:val="21"/>
-              </w:rPr>
-              <w:t xml:space="preserve"/>
-            </w:r>
-          </w:p>
-        </w:tc>
-      </w:tr>
-    </w:tbl>
-    <w:p>
-      <w:pPr>
-        <w:keepNext/>
         <w:pBdr>
           <w:bottom w:val="single" w:color="111111" w:sz="12" w:space="6"/>
         </w:pBdr>
@@ -3503,7 +3629,7 @@
           <w:sz w:val="22"/>
           <w:szCs w:val="22"/>
         </w:rPr>
-        <w:t xml:space="preserve">12.  </w:t>
+        <w:t xml:space="preserve">13.  </w:t>
       </w:r>
       <w:r>
         <w:rPr>
@@ -4484,7 +4610,7 @@
           <w:sz w:val="22"/>
           <w:szCs w:val="22"/>
         </w:rPr>
-        <w:t xml:space="preserve">13.  </w:t>
+        <w:t xml:space="preserve">14.  </w:t>
       </w:r>
       <w:r>
         <w:rPr>
@@ -4746,7 +4872,7 @@
           <w:sz w:val="22"/>
           <w:szCs w:val="22"/>
         </w:rPr>
-        <w:t xml:space="preserve">14.  </w:t>
+        <w:t xml:space="preserve">15.  </w:t>
       </w:r>
       <w:r>
         <w:rPr>
@@ -5028,7 +5154,7 @@
           <w:sz w:val="22"/>
           <w:szCs w:val="22"/>
         </w:rPr>
-        <w:t xml:space="preserve">15.  </w:t>
+        <w:t xml:space="preserve">16.  </w:t>
       </w:r>
       <w:r>
         <w:rPr>
@@ -5166,7 +5292,7 @@
           <w:sz w:val="22"/>
           <w:szCs w:val="22"/>
         </w:rPr>
-        <w:t xml:space="preserve">16.  </w:t>
+        <w:t xml:space="preserve">17.  </w:t>
       </w:r>
       <w:r>
         <w:rPr>
@@ -5516,7 +5642,7 @@
           <w:sz w:val="22"/>
           <w:szCs w:val="22"/>
         </w:rPr>
-        <w:t xml:space="preserve">17.  </w:t>
+        <w:t xml:space="preserve">18.  </w:t>
       </w:r>
       <w:r>
         <w:rPr>
@@ -5726,7 +5852,7 @@
           <w:sz w:val="22"/>
           <w:szCs w:val="22"/>
         </w:rPr>
-        <w:t xml:space="preserve">18.  </w:t>
+        <w:t xml:space="preserve">19.  </w:t>
       </w:r>
       <w:r>
         <w:rPr>
@@ -5836,7 +5962,7 @@
           <w:sz w:val="22"/>
           <w:szCs w:val="22"/>
         </w:rPr>
-        <w:t xml:space="preserve">19.  </w:t>
+        <w:t xml:space="preserve">20.  </w:t>
       </w:r>
       <w:r>
         <w:rPr>
@@ -5946,7 +6072,7 @@
           <w:sz w:val="22"/>
           <w:szCs w:val="22"/>
         </w:rPr>
-        <w:t xml:space="preserve">20.  </w:t>
+        <w:t xml:space="preserve">21.  </w:t>
       </w:r>
       <w:r>
         <w:rPr>
@@ -6084,7 +6210,7 @@
           <w:sz w:val="22"/>
           <w:szCs w:val="22"/>
         </w:rPr>
-        <w:t xml:space="preserve">21.  </w:t>
+        <w:t xml:space="preserve">22.  </w:t>
       </w:r>
       <w:r>
         <w:rPr>
@@ -6924,7 +7050,7 @@
           <w:sz w:val="22"/>
           <w:szCs w:val="22"/>
         </w:rPr>
-        <w:t xml:space="preserve">22.  </w:t>
+        <w:t xml:space="preserve">23.  </w:t>
       </w:r>
       <w:r>
         <w:rPr>
@@ -7138,7 +7264,7 @@
           <w:sz w:val="22"/>
           <w:szCs w:val="22"/>
         </w:rPr>
-        <w:t xml:space="preserve">23.  </w:t>
+        <w:t xml:space="preserve">24.  </w:t>
       </w:r>
       <w:r>
         <w:rPr>
@@ -7380,7 +7506,7 @@
           <w:sz w:val="22"/>
           <w:szCs w:val="22"/>
         </w:rPr>
-        <w:t xml:space="preserve">24.  </w:t>
+        <w:t xml:space="preserve">25.  </w:t>
       </w:r>
       <w:r>
         <w:rPr>
@@ -7490,7 +7616,7 @@
           <w:sz w:val="22"/>
           <w:szCs w:val="22"/>
         </w:rPr>
-        <w:t xml:space="preserve">25.  </w:t>
+        <w:t xml:space="preserve">26.  </w:t>
       </w:r>
       <w:r>
         <w:rPr>
@@ -7689,7 +7815,7 @@
           <w:sz w:val="22"/>
           <w:szCs w:val="22"/>
         </w:rPr>
-        <w:t xml:space="preserve">26.  </w:t>
+        <w:t xml:space="preserve">27.  </w:t>
       </w:r>
       <w:r>
         <w:rPr>
@@ -7903,7 +8029,7 @@
           <w:sz w:val="22"/>
           <w:szCs w:val="22"/>
         </w:rPr>
-        <w:t xml:space="preserve">27.  </w:t>
+        <w:t xml:space="preserve">28.  </w:t>
       </w:r>
       <w:r>
         <w:rPr>
@@ -8130,7 +8256,7 @@
           <w:sz w:val="22"/>
           <w:szCs w:val="22"/>
         </w:rPr>
-        <w:t xml:space="preserve">28.  </w:t>
+        <w:t xml:space="preserve">29.  </w:t>
       </w:r>
       <w:r>
         <w:rPr>
@@ -8508,7 +8634,7 @@
           <w:sz w:val="22"/>
           <w:szCs w:val="22"/>
         </w:rPr>
-        <w:t xml:space="preserve">29.  </w:t>
+        <w:t xml:space="preserve">30.  </w:t>
       </w:r>
       <w:r>
         <w:rPr>
@@ -8722,7 +8848,7 @@
           <w:sz w:val="22"/>
           <w:szCs w:val="22"/>
         </w:rPr>
-        <w:t xml:space="preserve">30.  </w:t>
+        <w:t xml:space="preserve">31.  </w:t>
       </w:r>
       <w:r>
         <w:rPr>
@@ -9106,7 +9232,7 @@
           <w:sz w:val="22"/>
           <w:szCs w:val="22"/>
         </w:rPr>
-        <w:t xml:space="preserve">31.  </w:t>
+        <w:t xml:space="preserve">32.  </w:t>
       </w:r>
       <w:r>
         <w:rPr>
@@ -9133,7 +9259,7 @@
           <w:sz w:val="18"/>
           <w:szCs w:val="18"/>
         </w:rPr>
-        <w:t xml:space="preserve">Only if you picked “Custom Retainer” in question 1.</w:t>
+        <w:t xml:space="preserve">Only if you picked “Custom Retainer” in question 7.</w:t>
       </w:r>
     </w:p>
     <w:p>
@@ -9403,7 +9529,7 @@
           <w:sz w:val="22"/>
           <w:szCs w:val="22"/>
         </w:rPr>
-        <w:t xml:space="preserve">32.  </w:t>
+        <w:t xml:space="preserve">33.  </w:t>
       </w:r>
       <w:r>
         <w:rPr>
@@ -9753,7 +9879,7 @@
           <w:sz w:val="22"/>
           <w:szCs w:val="22"/>
         </w:rPr>
-        <w:t xml:space="preserve">33.  </w:t>
+        <w:t xml:space="preserve">34.  </w:t>
       </w:r>
       <w:r>
         <w:rPr>
